--- a/iot/artifacts/meeting1/TestPlan.docx
+++ b/iot/artifacts/meeting1/TestPlan.docx
@@ -34,24 +34,22 @@
         <w:rPr>
           <w:sz w:val="22"/>
           <w:szCs w:val="22"/>
-          <w:lang w:val="en"/>
         </w:rPr>
       </w:pPr>
       <w:r>
         <w:rPr>
           <w:sz w:val="22"/>
           <w:szCs w:val="22"/>
-          <w:lang w:val="en"/>
         </w:rPr>
         <w:t xml:space="preserve">[GitHub]: </w:t>
       </w:r>
-      <w:hyperlink r:id="rId9" w:history="1">
+      <w:hyperlink r:id="rId7">
         <w:r>
           <w:rPr>
-            <w:rStyle w:val="Hyperlnk"/>
+            <w:color w:val="0000FF"/>
             <w:sz w:val="22"/>
             <w:szCs w:val="22"/>
-            <w:lang w:val="en"/>
+            <w:u w:val="single"/>
           </w:rPr>
           <w:t>https://github.com/tableba/SmartHouse/tree/ali-iot/iot</w:t>
         </w:r>
@@ -70,7 +68,6 @@
         <w:rPr>
           <w:sz w:val="22"/>
           <w:szCs w:val="22"/>
-          <w:lang w:val="en"/>
         </w:rPr>
       </w:pPr>
     </w:p>
@@ -116,12 +113,10 @@
         <w:pStyle w:val="Rubrik1"/>
       </w:pPr>
       <w:bookmarkStart w:id="1" w:name="_heading=h.axq4fv9fckil" w:colFirst="0" w:colLast="0"/>
-      <w:bookmarkStart w:id="2" w:name="_Toc236046518"/>
       <w:bookmarkEnd w:id="1"/>
       <w:r>
         <w:t>Revision History</w:t>
       </w:r>
-      <w:bookmarkEnd w:id="2"/>
     </w:p>
     <w:p/>
     <w:tbl>
@@ -386,16 +381,208 @@
           </w:p>
         </w:tc>
       </w:tr>
+      <w:tr>
+        <w:tc>
+          <w:tcPr>
+            <w:tcW w:w="2304" w:type="dxa"/>
+          </w:tcPr>
+          <w:p>
+            <w:pPr>
+              <w:keepLines/>
+              <w:pBdr>
+                <w:top w:val="nil"/>
+                <w:left w:val="nil"/>
+                <w:bottom w:val="nil"/>
+                <w:right w:val="nil"/>
+                <w:between w:val="nil"/>
+              </w:pBdr>
+              <w:spacing w:after="120"/>
+              <w:rPr>
+                <w:color w:val="000000"/>
+              </w:rPr>
+            </w:pPr>
+            <w:r>
+              <w:t>2026-0</w:t>
+            </w:r>
+            <w:r>
+              <w:t>8</w:t>
+            </w:r>
+            <w:r>
+              <w:t>-01</w:t>
+            </w:r>
+          </w:p>
+        </w:tc>
+        <w:tc>
+          <w:tcPr>
+            <w:tcW w:w="1152" w:type="dxa"/>
+          </w:tcPr>
+          <w:p>
+            <w:pPr>
+              <w:keepLines/>
+              <w:pBdr>
+                <w:top w:val="nil"/>
+                <w:left w:val="nil"/>
+                <w:bottom w:val="nil"/>
+                <w:right w:val="nil"/>
+                <w:between w:val="nil"/>
+              </w:pBdr>
+              <w:spacing w:after="120"/>
+            </w:pPr>
+            <w:r>
+              <w:t xml:space="preserve">1.1 </w:t>
+            </w:r>
+          </w:p>
+        </w:tc>
+        <w:tc>
+          <w:tcPr>
+            <w:tcW w:w="3744" w:type="dxa"/>
+          </w:tcPr>
+          <w:p>
+            <w:pPr>
+              <w:keepLines/>
+              <w:pBdr>
+                <w:top w:val="nil"/>
+                <w:left w:val="nil"/>
+                <w:bottom w:val="nil"/>
+                <w:right w:val="nil"/>
+                <w:between w:val="nil"/>
+              </w:pBdr>
+              <w:spacing w:after="120"/>
+              <w:rPr>
+                <w:color w:val="000000"/>
+              </w:rPr>
+            </w:pPr>
+            <w:r>
+              <w:t xml:space="preserve">Updated the test statuses after implementing and testing the </w:t>
+            </w:r>
+            <w:proofErr w:type="spellStart"/>
+            <w:r>
+              <w:t>Wokwi</w:t>
+            </w:r>
+            <w:proofErr w:type="spellEnd"/>
+            <w:r>
+              <w:t xml:space="preserve"> ESP32 simulation. </w:t>
+            </w:r>
+          </w:p>
+        </w:tc>
+        <w:tc>
+          <w:tcPr>
+            <w:tcW w:w="2304" w:type="dxa"/>
+          </w:tcPr>
+          <w:p>
+            <w:pPr>
+              <w:keepLines/>
+              <w:pBdr>
+                <w:top w:val="nil"/>
+                <w:left w:val="nil"/>
+                <w:bottom w:val="nil"/>
+                <w:right w:val="nil"/>
+                <w:between w:val="nil"/>
+              </w:pBdr>
+              <w:spacing w:after="120"/>
+            </w:pPr>
+            <w:r>
+              <w:t>Ali Daoud</w:t>
+            </w:r>
+          </w:p>
+        </w:tc>
+      </w:tr>
+      <w:tr>
+        <w:tc>
+          <w:tcPr>
+            <w:tcW w:w="2304" w:type="dxa"/>
+          </w:tcPr>
+          <w:p>
+            <w:pPr>
+              <w:keepLines/>
+              <w:pBdr>
+                <w:top w:val="nil"/>
+                <w:left w:val="nil"/>
+                <w:bottom w:val="nil"/>
+                <w:right w:val="nil"/>
+                <w:between w:val="nil"/>
+              </w:pBdr>
+              <w:spacing w:after="120"/>
+            </w:pPr>
+            <w:r>
+              <w:t>2026-08-14</w:t>
+            </w:r>
+          </w:p>
+        </w:tc>
+        <w:tc>
+          <w:tcPr>
+            <w:tcW w:w="1152" w:type="dxa"/>
+          </w:tcPr>
+          <w:p>
+            <w:pPr>
+              <w:keepLines/>
+              <w:pBdr>
+                <w:top w:val="nil"/>
+                <w:left w:val="nil"/>
+                <w:bottom w:val="nil"/>
+                <w:right w:val="nil"/>
+                <w:between w:val="nil"/>
+              </w:pBdr>
+              <w:spacing w:after="120"/>
+            </w:pPr>
+            <w:r>
+              <w:t>1.2</w:t>
+            </w:r>
+          </w:p>
+        </w:tc>
+        <w:tc>
+          <w:tcPr>
+            <w:tcW w:w="3744" w:type="dxa"/>
+          </w:tcPr>
+          <w:p>
+            <w:pPr>
+              <w:keepLines/>
+              <w:pBdr>
+                <w:top w:val="nil"/>
+                <w:left w:val="nil"/>
+                <w:bottom w:val="nil"/>
+                <w:right w:val="nil"/>
+                <w:between w:val="nil"/>
+              </w:pBdr>
+              <w:spacing w:after="120"/>
+            </w:pPr>
+            <w:r>
+              <w:t>Updated test results after mock backend simulation</w:t>
+            </w:r>
+          </w:p>
+        </w:tc>
+        <w:tc>
+          <w:tcPr>
+            <w:tcW w:w="2304" w:type="dxa"/>
+          </w:tcPr>
+          <w:p>
+            <w:pPr>
+              <w:keepLines/>
+              <w:pBdr>
+                <w:top w:val="nil"/>
+                <w:left w:val="nil"/>
+                <w:bottom w:val="nil"/>
+                <w:right w:val="nil"/>
+                <w:between w:val="nil"/>
+              </w:pBdr>
+              <w:spacing w:after="120"/>
+            </w:pPr>
+            <w:r>
+              <w:t>Ali Daoud</w:t>
+            </w:r>
+          </w:p>
+        </w:tc>
+      </w:tr>
     </w:tbl>
     <w:p>
       <w:pPr>
         <w:sectPr>
-          <w:headerReference w:type="even" r:id="rId10"/>
-          <w:headerReference w:type="default" r:id="rId11"/>
-          <w:footerReference w:type="even" r:id="rId12"/>
-          <w:footerReference w:type="default" r:id="rId13"/>
-          <w:headerReference w:type="first" r:id="rId14"/>
-          <w:footerReference w:type="first" r:id="rId15"/>
+          <w:headerReference w:type="even" r:id="rId8"/>
+          <w:headerReference w:type="default" r:id="rId9"/>
+          <w:footerReference w:type="even" r:id="rId10"/>
+          <w:footerReference w:type="default" r:id="rId11"/>
+          <w:headerReference w:type="first" r:id="rId12"/>
+          <w:footerReference w:type="first" r:id="rId13"/>
           <w:pgSz w:w="12240" w:h="15840"/>
           <w:pgMar w:top="1440" w:right="1440" w:bottom="1440" w:left="1440" w:header="720" w:footer="720" w:gutter="0"/>
           <w:pgNumType w:start="1"/>
@@ -403,186 +590,127 @@
         </w:sectPr>
       </w:pPr>
     </w:p>
-    <w:bookmarkStart w:id="3" w:name="_heading=h.3zgfr768ed10" w:colFirst="0" w:colLast="0" w:displacedByCustomXml="next"/>
-    <w:bookmarkEnd w:id="3" w:displacedByCustomXml="next"/>
+    <w:p>
+      <w:pPr>
+        <w:keepNext/>
+        <w:keepLines/>
+        <w:widowControl/>
+        <w:pBdr>
+          <w:top w:val="nil"/>
+          <w:left w:val="nil"/>
+          <w:bottom w:val="nil"/>
+          <w:right w:val="nil"/>
+          <w:between w:val="nil"/>
+        </w:pBdr>
+        <w:spacing w:before="240" w:line="259" w:lineRule="auto"/>
+        <w:rPr>
+          <w:rFonts w:ascii="Calibri" w:eastAsia="Calibri" w:hAnsi="Calibri" w:cs="Calibri"/>
+          <w:color w:val="366091"/>
+          <w:sz w:val="32"/>
+          <w:szCs w:val="32"/>
+        </w:rPr>
+      </w:pPr>
+      <w:bookmarkStart w:id="2" w:name="_heading=h.3zgfr768ed10" w:colFirst="0" w:colLast="0"/>
+      <w:bookmarkEnd w:id="2"/>
+    </w:p>
     <w:sdt>
       <w:sdtPr>
-        <w:rPr>
-          <w:rFonts w:ascii="Times New Roman" w:eastAsia="Times New Roman" w:hAnsi="Times New Roman" w:cs="Times New Roman"/>
-          <w:color w:val="auto"/>
-          <w:sz w:val="20"/>
-          <w:szCs w:val="20"/>
-          <w:lang w:val="en-GB"/>
-        </w:rPr>
-        <w:id w:val="-2052371503"/>
+        <w:id w:val="-1019379292"/>
         <w:docPartObj>
           <w:docPartGallery w:val="Table of Contents"/>
           <w:docPartUnique/>
         </w:docPartObj>
       </w:sdtPr>
-      <w:sdtEndPr>
-        <w:rPr>
-          <w:b/>
-          <w:bCs/>
-        </w:rPr>
-      </w:sdtEndPr>
       <w:sdtContent>
         <w:p>
           <w:pPr>
-            <w:pStyle w:val="Innehllsfrteckningsrubrik"/>
-          </w:pPr>
-        </w:p>
-        <w:p>
-          <w:pPr>
-            <w:pStyle w:val="Innehll1"/>
+            <w:pBdr>
+              <w:top w:val="nil"/>
+              <w:left w:val="nil"/>
+              <w:bottom w:val="nil"/>
+              <w:right w:val="nil"/>
+              <w:between w:val="nil"/>
+            </w:pBdr>
             <w:tabs>
-              <w:tab w:val="right" w:leader="dot" w:pos="9350"/>
+              <w:tab w:val="right" w:pos="9350"/>
             </w:tabs>
+            <w:spacing w:after="100"/>
             <w:rPr>
-              <w:noProof/>
+              <w:color w:val="000000"/>
             </w:rPr>
           </w:pPr>
           <w:r>
             <w:fldChar w:fldCharType="begin"/>
           </w:r>
           <w:r>
-            <w:instrText xml:space="preserve"> TOC \o "1-3" \h \z \u </w:instrText>
+            <w:instrText xml:space="preserve"> TOC \h \u \z \t "Heading 1,1,Heading 2,2,Heading 3,3,"</w:instrText>
           </w:r>
           <w:r>
             <w:fldChar w:fldCharType="separate"/>
           </w:r>
-          <w:hyperlink w:anchor="_Toc236046518" w:history="1">
-            <w:r>
-              <w:rPr>
-                <w:rStyle w:val="Hyperlnk"/>
-                <w:noProof/>
-              </w:rPr>
-              <w:t>Revision History</w:t>
-            </w:r>
-            <w:r>
-              <w:rPr>
-                <w:noProof/>
-                <w:webHidden/>
+          <w:hyperlink w:anchor="_heading=h.axq4fv9fckil">
+            <w:r>
+              <w:rPr>
+                <w:color w:val="000000"/>
+              </w:rPr>
+              <w:t>Revisio</w:t>
+            </w:r>
+            <w:r>
+              <w:rPr>
+                <w:color w:val="000000"/>
+              </w:rPr>
+              <w:t>n</w:t>
+            </w:r>
+            <w:r>
+              <w:rPr>
+                <w:color w:val="000000"/>
+              </w:rPr>
+              <w:t xml:space="preserve"> History</w:t>
+            </w:r>
+            <w:r>
+              <w:rPr>
+                <w:color w:val="000000"/>
               </w:rPr>
               <w:tab/>
-            </w:r>
-            <w:r>
-              <w:rPr>
-                <w:noProof/>
-                <w:webHidden/>
-              </w:rPr>
-              <w:fldChar w:fldCharType="begin"/>
-            </w:r>
-            <w:r>
-              <w:rPr>
-                <w:noProof/>
-                <w:webHidden/>
-              </w:rPr>
-              <w:instrText xml:space="preserve"> PAGEREF _Toc236046518 \h </w:instrText>
-            </w:r>
-            <w:r>
-              <w:rPr>
-                <w:noProof/>
-                <w:webHidden/>
-              </w:rPr>
-            </w:r>
-            <w:r>
-              <w:rPr>
-                <w:noProof/>
-                <w:webHidden/>
-              </w:rPr>
-              <w:fldChar w:fldCharType="separate"/>
-            </w:r>
-            <w:r>
-              <w:rPr>
-                <w:noProof/>
-                <w:webHidden/>
-              </w:rPr>
               <w:t>1</w:t>
-            </w:r>
-            <w:r>
-              <w:rPr>
-                <w:noProof/>
-                <w:webHidden/>
-              </w:rPr>
-              <w:fldChar w:fldCharType="end"/>
             </w:r>
           </w:hyperlink>
         </w:p>
         <w:p>
           <w:pPr>
-            <w:pStyle w:val="Innehll1"/>
+            <w:pBdr>
+              <w:top w:val="nil"/>
+              <w:left w:val="nil"/>
+              <w:bottom w:val="nil"/>
+              <w:right w:val="nil"/>
+              <w:between w:val="nil"/>
+            </w:pBdr>
             <w:tabs>
-              <w:tab w:val="right" w:leader="dot" w:pos="9350"/>
+              <w:tab w:val="right" w:pos="9350"/>
             </w:tabs>
+            <w:spacing w:after="100"/>
             <w:rPr>
-              <w:noProof/>
+              <w:color w:val="000000"/>
             </w:rPr>
           </w:pPr>
-          <w:hyperlink w:anchor="_Toc236046519" w:history="1">
-            <w:r>
-              <w:rPr>
-                <w:rStyle w:val="Hyperlnk"/>
-                <w:noProof/>
+          <w:hyperlink w:anchor="_heading=h.3yhpyjjsd91w">
+            <w:r>
+              <w:rPr>
+                <w:color w:val="000000"/>
               </w:rPr>
               <w:t>Test Plan</w:t>
             </w:r>
             <w:r>
               <w:rPr>
-                <w:noProof/>
-                <w:webHidden/>
+                <w:color w:val="000000"/>
               </w:rPr>
               <w:tab/>
-            </w:r>
-            <w:r>
-              <w:rPr>
-                <w:noProof/>
-                <w:webHidden/>
-              </w:rPr>
-              <w:fldChar w:fldCharType="begin"/>
-            </w:r>
-            <w:r>
-              <w:rPr>
-                <w:noProof/>
-                <w:webHidden/>
-              </w:rPr>
-              <w:instrText xml:space="preserve"> PAGEREF _Toc236046519 \h </w:instrText>
-            </w:r>
-            <w:r>
-              <w:rPr>
-                <w:noProof/>
-                <w:webHidden/>
-              </w:rPr>
-            </w:r>
-            <w:r>
-              <w:rPr>
-                <w:noProof/>
-                <w:webHidden/>
-              </w:rPr>
-              <w:fldChar w:fldCharType="separate"/>
-            </w:r>
-            <w:r>
-              <w:rPr>
-                <w:noProof/>
-                <w:webHidden/>
-              </w:rPr>
               <w:t>2</w:t>
-            </w:r>
-            <w:r>
-              <w:rPr>
-                <w:noProof/>
-                <w:webHidden/>
-              </w:rPr>
-              <w:fldChar w:fldCharType="end"/>
             </w:r>
           </w:hyperlink>
         </w:p>
         <w:p>
           <w:r>
-            <w:rPr>
-              <w:b/>
-              <w:bCs/>
-            </w:rPr>
             <w:fldChar w:fldCharType="end"/>
           </w:r>
         </w:p>
@@ -611,13 +739,11 @@
       <w:pPr>
         <w:pStyle w:val="Rubrik1"/>
       </w:pPr>
-      <w:bookmarkStart w:id="4" w:name="_heading=h.3yhpyjjsd91w" w:colFirst="0" w:colLast="0"/>
-      <w:bookmarkStart w:id="5" w:name="_Toc236046519"/>
-      <w:bookmarkEnd w:id="4"/>
+      <w:bookmarkStart w:id="3" w:name="_heading=h.3yhpyjjsd91w" w:colFirst="0" w:colLast="0"/>
+      <w:bookmarkEnd w:id="3"/>
       <w:r>
         <w:t>Test Plan</w:t>
       </w:r>
-      <w:bookmarkEnd w:id="5"/>
     </w:p>
     <w:p>
       <w:pPr>
@@ -641,15 +767,11 @@
     <w:p/>
     <w:tbl>
       <w:tblPr>
-        <w:tblW w:w="0" w:type="auto"/>
-        <w:tblCellSpacing w:w="15" w:type="dxa"/>
-        <w:tblCellMar>
-          <w:top w:w="15" w:type="dxa"/>
-          <w:left w:w="15" w:type="dxa"/>
-          <w:bottom w:w="15" w:type="dxa"/>
-          <w:right w:w="15" w:type="dxa"/>
-        </w:tblCellMar>
-        <w:tblLook w:val="04A0" w:firstRow="1" w:lastRow="0" w:firstColumn="1" w:lastColumn="0" w:noHBand="0" w:noVBand="1"/>
+        <w:tblStyle w:val="a0"/>
+        <w:tblW w:w="9360" w:type="dxa"/>
+        <w:tblInd w:w="0" w:type="dxa"/>
+        <w:tblLayout w:type="fixed"/>
+        <w:tblLook w:val="0400" w:firstRow="0" w:lastRow="0" w:firstColumn="0" w:lastColumn="0" w:noHBand="0" w:noVBand="1"/>
       </w:tblPr>
       <w:tblGrid>
         <w:gridCol w:w="2048"/>
@@ -659,1202 +781,648 @@
       <w:tr>
         <w:trPr>
           <w:tblHeader/>
-          <w:tblCellSpacing w:w="15" w:type="dxa"/>
         </w:trPr>
         <w:tc>
           <w:tcPr>
-            <w:tcW w:w="0" w:type="auto"/>
-            <w:vAlign w:val="center"/>
-            <w:hideMark/>
+            <w:tcW w:w="2048" w:type="dxa"/>
+            <w:vAlign w:val="center"/>
           </w:tcPr>
           <w:p>
             <w:pPr>
               <w:rPr>
                 <w:b/>
                 <w:bCs/>
+              </w:rPr>
+            </w:pPr>
+            <w:r>
+              <w:rPr>
+                <w:b/>
+                <w:bCs/>
+              </w:rPr>
+              <w:t>Requirement</w:t>
+            </w:r>
+          </w:p>
+        </w:tc>
+        <w:tc>
+          <w:tcPr>
+            <w:tcW w:w="5137" w:type="dxa"/>
+            <w:vAlign w:val="center"/>
+          </w:tcPr>
+          <w:p>
+            <w:pPr>
+              <w:rPr>
+                <w:b/>
+                <w:bCs/>
+              </w:rPr>
+            </w:pPr>
+            <w:r>
+              <w:rPr>
+                <w:b/>
+                <w:bCs/>
+              </w:rPr>
+              <w:t>Test</w:t>
+            </w:r>
+          </w:p>
+        </w:tc>
+        <w:tc>
+          <w:tcPr>
+            <w:tcW w:w="2175" w:type="dxa"/>
+            <w:vAlign w:val="center"/>
+          </w:tcPr>
+          <w:p>
+            <w:pPr>
+              <w:rPr>
+                <w:b/>
+                <w:bCs/>
+              </w:rPr>
+            </w:pPr>
+            <w:r>
+              <w:rPr>
+                <w:b/>
+                <w:bCs/>
+              </w:rPr>
+              <w:t>Status</w:t>
+            </w:r>
+          </w:p>
+        </w:tc>
+      </w:tr>
+      <w:tr>
+        <w:tc>
+          <w:tcPr>
+            <w:tcW w:w="2048" w:type="dxa"/>
+            <w:vAlign w:val="center"/>
+          </w:tcPr>
+          <w:p>
+            <w:r>
+              <w:t xml:space="preserve">R1. </w:t>
+            </w:r>
+            <w:proofErr w:type="spellStart"/>
+            <w:r>
+              <w:t>Wokwi</w:t>
+            </w:r>
+            <w:proofErr w:type="spellEnd"/>
+            <w:r>
+              <w:t xml:space="preserve"> Device Simulation</w:t>
+            </w:r>
+          </w:p>
+        </w:tc>
+        <w:tc>
+          <w:tcPr>
+            <w:tcW w:w="5137" w:type="dxa"/>
+            <w:vAlign w:val="center"/>
+          </w:tcPr>
+          <w:p>
+            <w:r>
+              <w:t>Start the ESP32 simulation and verify that all configured devices initialize correctly.</w:t>
+            </w:r>
+          </w:p>
+        </w:tc>
+        <w:tc>
+          <w:tcPr>
+            <w:tcW w:w="2175" w:type="dxa"/>
+            <w:vAlign w:val="center"/>
+          </w:tcPr>
+          <w:p>
+            <w:r>
+              <w:t xml:space="preserve">Success </w:t>
+            </w:r>
+          </w:p>
+        </w:tc>
+      </w:tr>
+      <w:tr>
+        <w:tc>
+          <w:tcPr>
+            <w:tcW w:w="2048" w:type="dxa"/>
+            <w:vAlign w:val="center"/>
+          </w:tcPr>
+          <w:p>
+            <w:r>
+              <w:t>R2. Wi-Fi and Backend Connection</w:t>
+            </w:r>
+          </w:p>
+        </w:tc>
+        <w:tc>
+          <w:tcPr>
+            <w:tcW w:w="5137" w:type="dxa"/>
+            <w:vAlign w:val="center"/>
+          </w:tcPr>
+          <w:p>
+            <w:r>
+              <w:t xml:space="preserve">Connect the ESP32 to </w:t>
+            </w:r>
+            <w:proofErr w:type="spellStart"/>
+            <w:r>
+              <w:t>Wokwi</w:t>
+            </w:r>
+            <w:proofErr w:type="spellEnd"/>
+            <w:r>
+              <w:t xml:space="preserve"> Wi-Fi and verify that it can communicate with the backend URL.</w:t>
+            </w:r>
+          </w:p>
+        </w:tc>
+        <w:tc>
+          <w:tcPr>
+            <w:tcW w:w="2175" w:type="dxa"/>
+            <w:vAlign w:val="center"/>
+          </w:tcPr>
+          <w:p>
+            <w:r>
+              <w:t xml:space="preserve">Partially successful – Wi-Fi works. Real backend connection could not be tested because </w:t>
+            </w:r>
+            <w:proofErr w:type="spellStart"/>
+            <w:r>
+              <w:t>Wokwi</w:t>
+            </w:r>
+            <w:proofErr w:type="spellEnd"/>
+            <w:r>
+              <w:t xml:space="preserve"> Free does not support the required Private IoT Gateway.</w:t>
+            </w:r>
+          </w:p>
+        </w:tc>
+      </w:tr>
+      <w:tr>
+        <w:tc>
+          <w:tcPr>
+            <w:tcW w:w="2048" w:type="dxa"/>
+            <w:vAlign w:val="center"/>
+          </w:tcPr>
+          <w:p>
+            <w:r>
+              <w:t>R3. Device Registration</w:t>
+            </w:r>
+          </w:p>
+        </w:tc>
+        <w:tc>
+          <w:tcPr>
+            <w:tcW w:w="5137" w:type="dxa"/>
+            <w:vAlign w:val="center"/>
+          </w:tcPr>
+          <w:p>
+            <w:r>
+              <w:t>Register a device using a unique ID, valid name, type, and initial state. Verify that the backend returns a secret.</w:t>
+            </w:r>
+          </w:p>
+        </w:tc>
+        <w:tc>
+          <w:tcPr>
+            <w:tcW w:w="2175" w:type="dxa"/>
+            <w:vAlign w:val="center"/>
+          </w:tcPr>
+          <w:p>
+            <w:r>
+              <w:t>Success using mock backend – all 10 devices received simulated status 200 and mock secrets were stored.</w:t>
+            </w:r>
+          </w:p>
+        </w:tc>
+      </w:tr>
+      <w:tr>
+        <w:tc>
+          <w:tcPr>
+            <w:tcW w:w="2048" w:type="dxa"/>
+            <w:vAlign w:val="center"/>
+          </w:tcPr>
+          <w:p>
+            <w:r>
+              <w:t>R3. Device Registration</w:t>
+            </w:r>
+          </w:p>
+        </w:tc>
+        <w:tc>
+          <w:tcPr>
+            <w:tcW w:w="5137" w:type="dxa"/>
+            <w:vAlign w:val="center"/>
+          </w:tcPr>
+          <w:p>
+            <w:r>
+              <w:t>Attempt registration using an invalid device type and verify that the request is rejected.</w:t>
+            </w:r>
+          </w:p>
+        </w:tc>
+        <w:tc>
+          <w:tcPr>
+            <w:tcW w:w="2175" w:type="dxa"/>
+            <w:vAlign w:val="center"/>
+          </w:tcPr>
+          <w:p>
+            <w:r>
+              <w:t>Not tested – mock backend does not validate invalid device types.</w:t>
+            </w:r>
+          </w:p>
+        </w:tc>
+      </w:tr>
+      <w:tr>
+        <w:tc>
+          <w:tcPr>
+            <w:tcW w:w="2048" w:type="dxa"/>
+            <w:vAlign w:val="center"/>
+          </w:tcPr>
+          <w:p>
+            <w:r>
+              <w:t>R4. Device Secret Authentication</w:t>
+            </w:r>
+          </w:p>
+        </w:tc>
+        <w:tc>
+          <w:tcPr>
+            <w:tcW w:w="5137" w:type="dxa"/>
+            <w:vAlign w:val="center"/>
+          </w:tcPr>
+          <w:p>
+            <w:r>
+              <w:t>Send an authenticated request using the correct device ID and secret.</w:t>
+            </w:r>
+          </w:p>
+        </w:tc>
+        <w:tc>
+          <w:tcPr>
+            <w:tcW w:w="2175" w:type="dxa"/>
+            <w:vAlign w:val="center"/>
+          </w:tcPr>
+          <w:p>
+            <w:r>
+              <w:t>Success using mock backend – stored device secrets are used for heartbeat requests.</w:t>
+            </w:r>
+          </w:p>
+        </w:tc>
+      </w:tr>
+      <w:tr>
+        <w:tc>
+          <w:tcPr>
+            <w:tcW w:w="2048" w:type="dxa"/>
+            <w:vAlign w:val="center"/>
+          </w:tcPr>
+          <w:p>
+            <w:r>
+              <w:t>R4. Device Secret Authentication</w:t>
+            </w:r>
+          </w:p>
+        </w:tc>
+        <w:tc>
+          <w:tcPr>
+            <w:tcW w:w="5137" w:type="dxa"/>
+            <w:vAlign w:val="center"/>
+          </w:tcPr>
+          <w:p>
+            <w:r>
+              <w:t>Send a request using an invalid secret and verify that it is rejected.</w:t>
+            </w:r>
+          </w:p>
+        </w:tc>
+        <w:tc>
+          <w:tcPr>
+            <w:tcW w:w="2175" w:type="dxa"/>
+            <w:vAlign w:val="center"/>
+          </w:tcPr>
+          <w:p>
+            <w:r>
+              <w:t>Not tested – mock backend does not perform server-side secret validation.</w:t>
+            </w:r>
+          </w:p>
+        </w:tc>
+      </w:tr>
+      <w:tr>
+        <w:tc>
+          <w:tcPr>
+            <w:tcW w:w="2048" w:type="dxa"/>
+            <w:vAlign w:val="center"/>
+          </w:tcPr>
+          <w:p>
+            <w:r>
+              <w:t>R5. Device Heartbeat</w:t>
+            </w:r>
+          </w:p>
+        </w:tc>
+        <w:tc>
+          <w:tcPr>
+            <w:tcW w:w="5137" w:type="dxa"/>
+            <w:vAlign w:val="center"/>
+          </w:tcPr>
+          <w:p>
+            <w:r>
+              <w:t>Verify that each registered device sends a heartbeat every 30 seconds.</w:t>
+            </w:r>
+          </w:p>
+        </w:tc>
+        <w:tc>
+          <w:tcPr>
+            <w:tcW w:w="2175" w:type="dxa"/>
+            <w:vAlign w:val="center"/>
+          </w:tcPr>
+          <w:p>
+            <w:r>
+              <w:t>Success – all 10 devices send simulated heartbeats every 30 seconds.</w:t>
+            </w:r>
+          </w:p>
+        </w:tc>
+      </w:tr>
+      <w:tr>
+        <w:tc>
+          <w:tcPr>
+            <w:tcW w:w="2048" w:type="dxa"/>
+            <w:vAlign w:val="center"/>
+          </w:tcPr>
+          <w:p>
+            <w:r>
+              <w:t>R6. Device State Management</w:t>
+            </w:r>
+          </w:p>
+        </w:tc>
+        <w:tc>
+          <w:tcPr>
+            <w:tcW w:w="5137" w:type="dxa"/>
+            <w:vAlign w:val="center"/>
+          </w:tcPr>
+          <w:p>
+            <w:r>
+              <w:t>Verify that every device stores only state fields relevant to its device type.</w:t>
+            </w:r>
+          </w:p>
+        </w:tc>
+        <w:tc>
+          <w:tcPr>
+            <w:tcW w:w="2175" w:type="dxa"/>
+            <w:vAlign w:val="center"/>
+          </w:tcPr>
+          <w:p>
+            <w:r>
+              <w:t xml:space="preserve">Success </w:t>
+            </w:r>
+          </w:p>
+        </w:tc>
+      </w:tr>
+      <w:tr>
+        <w:tc>
+          <w:tcPr>
+            <w:tcW w:w="2048" w:type="dxa"/>
+            <w:vAlign w:val="center"/>
+          </w:tcPr>
+          <w:p>
+            <w:r>
+              <w:t>R7. Backend Command Handling</w:t>
+            </w:r>
+          </w:p>
+        </w:tc>
+        <w:tc>
+          <w:tcPr>
+            <w:tcW w:w="5137" w:type="dxa"/>
+            <w:vAlign w:val="center"/>
+          </w:tcPr>
+          <w:p>
+            <w:pPr>
+              <w:rPr>
                 <w:lang w:val="sv-SE"/>
               </w:rPr>
             </w:pPr>
             <w:proofErr w:type="spellStart"/>
             <w:r>
               <w:rPr>
-                <w:b/>
-                <w:bCs/>
                 <w:lang w:val="sv-SE"/>
               </w:rPr>
-              <w:t>Requirement</w:t>
+              <w:t>Retrieve</w:t>
             </w:r>
             <w:proofErr w:type="spellEnd"/>
-          </w:p>
-        </w:tc>
-        <w:tc>
-          <w:tcPr>
-            <w:tcW w:w="0" w:type="auto"/>
-            <w:vAlign w:val="center"/>
-            <w:hideMark/>
-          </w:tcPr>
-          <w:p>
-            <w:pPr>
-              <w:rPr>
-                <w:b/>
-                <w:bCs/>
+            <w:r>
+              <w:rPr>
                 <w:lang w:val="sv-SE"/>
               </w:rPr>
-            </w:pPr>
-            <w:r>
-              <w:rPr>
-                <w:b/>
-                <w:bCs/>
+              <w:t xml:space="preserve"> </w:t>
+            </w:r>
+            <w:proofErr w:type="spellStart"/>
+            <w:r>
+              <w:rPr>
                 <w:lang w:val="sv-SE"/>
               </w:rPr>
-              <w:t>Test</w:t>
-            </w:r>
-          </w:p>
-        </w:tc>
-        <w:tc>
-          <w:tcPr>
-            <w:tcW w:w="0" w:type="auto"/>
-            <w:vAlign w:val="center"/>
-            <w:hideMark/>
-          </w:tcPr>
-          <w:p>
-            <w:pPr>
-              <w:rPr>
-                <w:b/>
-                <w:bCs/>
+              <w:t>simulated</w:t>
+            </w:r>
+            <w:proofErr w:type="spellEnd"/>
+            <w:r>
+              <w:rPr>
                 <w:lang w:val="sv-SE"/>
               </w:rPr>
-            </w:pPr>
-            <w:r>
-              <w:rPr>
-                <w:b/>
-                <w:bCs/>
+              <w:t xml:space="preserve"> </w:t>
+            </w:r>
+            <w:proofErr w:type="spellStart"/>
+            <w:r>
+              <w:rPr>
                 <w:lang w:val="sv-SE"/>
               </w:rPr>
-              <w:t>Status</w:t>
+              <w:t>desired</w:t>
+            </w:r>
+            <w:proofErr w:type="spellEnd"/>
+            <w:r>
+              <w:rPr>
+                <w:lang w:val="sv-SE"/>
+              </w:rPr>
+              <w:t xml:space="preserve"> </w:t>
+            </w:r>
+            <w:proofErr w:type="spellStart"/>
+            <w:r>
+              <w:rPr>
+                <w:lang w:val="sv-SE"/>
+              </w:rPr>
+              <w:t>states</w:t>
+            </w:r>
+            <w:proofErr w:type="spellEnd"/>
+            <w:r>
+              <w:rPr>
+                <w:lang w:val="sv-SE"/>
+              </w:rPr>
+              <w:t xml:space="preserve"> and </w:t>
+            </w:r>
+            <w:proofErr w:type="spellStart"/>
+            <w:r>
+              <w:rPr>
+                <w:lang w:val="sv-SE"/>
+              </w:rPr>
+              <w:t>verify</w:t>
+            </w:r>
+            <w:proofErr w:type="spellEnd"/>
+            <w:r>
+              <w:rPr>
+                <w:lang w:val="sv-SE"/>
+              </w:rPr>
+              <w:t xml:space="preserve"> </w:t>
+            </w:r>
+            <w:proofErr w:type="spellStart"/>
+            <w:r>
+              <w:rPr>
+                <w:lang w:val="sv-SE"/>
+              </w:rPr>
+              <w:t>that</w:t>
+            </w:r>
+            <w:proofErr w:type="spellEnd"/>
+            <w:r>
+              <w:rPr>
+                <w:lang w:val="sv-SE"/>
+              </w:rPr>
+              <w:t xml:space="preserve"> the </w:t>
+            </w:r>
+            <w:proofErr w:type="spellStart"/>
+            <w:r>
+              <w:rPr>
+                <w:lang w:val="sv-SE"/>
+              </w:rPr>
+              <w:t>correct</w:t>
+            </w:r>
+            <w:proofErr w:type="spellEnd"/>
+            <w:r>
+              <w:rPr>
+                <w:lang w:val="sv-SE"/>
+              </w:rPr>
+              <w:t xml:space="preserve"> </w:t>
+            </w:r>
+            <w:proofErr w:type="spellStart"/>
+            <w:r>
+              <w:rPr>
+                <w:lang w:val="sv-SE"/>
+              </w:rPr>
+              <w:t>simulated</w:t>
+            </w:r>
+            <w:proofErr w:type="spellEnd"/>
+            <w:r>
+              <w:rPr>
+                <w:lang w:val="sv-SE"/>
+              </w:rPr>
+              <w:t xml:space="preserve"> </w:t>
+            </w:r>
+            <w:proofErr w:type="spellStart"/>
+            <w:r>
+              <w:rPr>
+                <w:lang w:val="sv-SE"/>
+              </w:rPr>
+              <w:t>devices</w:t>
+            </w:r>
+            <w:proofErr w:type="spellEnd"/>
+            <w:r>
+              <w:rPr>
+                <w:lang w:val="sv-SE"/>
+              </w:rPr>
+              <w:t xml:space="preserve"> </w:t>
+            </w:r>
+            <w:proofErr w:type="spellStart"/>
+            <w:r>
+              <w:rPr>
+                <w:lang w:val="sv-SE"/>
+              </w:rPr>
+              <w:t>change</w:t>
+            </w:r>
+            <w:proofErr w:type="spellEnd"/>
+            <w:r>
+              <w:rPr>
+                <w:lang w:val="sv-SE"/>
+              </w:rPr>
+              <w:t xml:space="preserve"> </w:t>
+            </w:r>
+            <w:proofErr w:type="spellStart"/>
+            <w:r>
+              <w:rPr>
+                <w:lang w:val="sv-SE"/>
+              </w:rPr>
+              <w:t>state</w:t>
+            </w:r>
+            <w:proofErr w:type="spellEnd"/>
+            <w:r>
+              <w:rPr>
+                <w:lang w:val="sv-SE"/>
+              </w:rPr>
+              <w:t>.</w:t>
+            </w:r>
+          </w:p>
+          <w:p/>
+        </w:tc>
+        <w:tc>
+          <w:tcPr>
+            <w:tcW w:w="2175" w:type="dxa"/>
+            <w:vAlign w:val="center"/>
+          </w:tcPr>
+          <w:p>
+            <w:r>
+              <w:t xml:space="preserve">Success using mock backend – desired states are retrieved every 3 seconds and applied to the </w:t>
+            </w:r>
+            <w:proofErr w:type="spellStart"/>
+            <w:r>
+              <w:t>Wokwi</w:t>
+            </w:r>
+            <w:proofErr w:type="spellEnd"/>
+            <w:r>
+              <w:t xml:space="preserve"> hardware.</w:t>
             </w:r>
           </w:p>
         </w:tc>
       </w:tr>
       <w:tr>
-        <w:trPr>
-          <w:tblCellSpacing w:w="15" w:type="dxa"/>
-        </w:trPr>
-        <w:tc>
-          <w:tcPr>
-            <w:tcW w:w="0" w:type="auto"/>
-            <w:vAlign w:val="center"/>
-            <w:hideMark/>
-          </w:tcPr>
-          <w:p>
-            <w:pPr>
-              <w:rPr>
-                <w:lang w:val="sv-SE"/>
-              </w:rPr>
-            </w:pPr>
-            <w:r>
-              <w:rPr>
-                <w:lang w:val="sv-SE"/>
-              </w:rPr>
-              <w:t xml:space="preserve">R1. </w:t>
-            </w:r>
-            <w:proofErr w:type="spellStart"/>
-            <w:r>
-              <w:rPr>
-                <w:lang w:val="sv-SE"/>
-              </w:rPr>
-              <w:t>Wokwi</w:t>
-            </w:r>
-            <w:proofErr w:type="spellEnd"/>
-            <w:r>
-              <w:rPr>
-                <w:lang w:val="sv-SE"/>
-              </w:rPr>
-              <w:t xml:space="preserve"> </w:t>
-            </w:r>
-            <w:proofErr w:type="spellStart"/>
-            <w:r>
-              <w:rPr>
-                <w:lang w:val="sv-SE"/>
-              </w:rPr>
-              <w:t>Device</w:t>
-            </w:r>
-            <w:proofErr w:type="spellEnd"/>
-            <w:r>
-              <w:rPr>
-                <w:lang w:val="sv-SE"/>
-              </w:rPr>
-              <w:t xml:space="preserve"> Simulation</w:t>
-            </w:r>
-          </w:p>
-        </w:tc>
-        <w:tc>
-          <w:tcPr>
-            <w:tcW w:w="0" w:type="auto"/>
-            <w:vAlign w:val="center"/>
-            <w:hideMark/>
-          </w:tcPr>
-          <w:p>
-            <w:pPr>
-              <w:rPr>
-                <w:lang w:val="en-US"/>
-              </w:rPr>
-            </w:pPr>
-            <w:r>
-              <w:rPr>
-                <w:lang w:val="en-US"/>
-              </w:rPr>
-              <w:t>Start the ESP32 simulation and verify that all configured devices initialize correctly.</w:t>
-            </w:r>
-          </w:p>
-        </w:tc>
-        <w:tc>
-          <w:tcPr>
-            <w:tcW w:w="0" w:type="auto"/>
-            <w:vAlign w:val="center"/>
-            <w:hideMark/>
-          </w:tcPr>
-          <w:p>
-            <w:pPr>
-              <w:rPr>
-                <w:lang w:val="sv-SE"/>
-              </w:rPr>
-            </w:pPr>
-            <w:proofErr w:type="spellStart"/>
-            <w:r>
-              <w:rPr>
-                <w:lang w:val="sv-SE"/>
-              </w:rPr>
-              <w:t>Planned</w:t>
-            </w:r>
-            <w:proofErr w:type="spellEnd"/>
+        <w:tc>
+          <w:tcPr>
+            <w:tcW w:w="2048" w:type="dxa"/>
+            <w:vAlign w:val="center"/>
+          </w:tcPr>
+          <w:p>
+            <w:r>
+              <w:t>R8. Device State Reporting</w:t>
+            </w:r>
+          </w:p>
+        </w:tc>
+        <w:tc>
+          <w:tcPr>
+            <w:tcW w:w="5137" w:type="dxa"/>
+            <w:vAlign w:val="center"/>
+          </w:tcPr>
+          <w:p>
+            <w:r>
+              <w:t>Change a device state and verify that the updated state is reported to the backend.</w:t>
+            </w:r>
+          </w:p>
+        </w:tc>
+        <w:tc>
+          <w:tcPr>
+            <w:tcW w:w="2175" w:type="dxa"/>
+            <w:vAlign w:val="center"/>
+          </w:tcPr>
+          <w:p>
+            <w:r>
+              <w:t>Blocked – backend endpoint for device state reporting is not available.</w:t>
+            </w:r>
           </w:p>
         </w:tc>
       </w:tr>
       <w:tr>
-        <w:trPr>
-          <w:tblCellSpacing w:w="15" w:type="dxa"/>
-        </w:trPr>
-        <w:tc>
-          <w:tcPr>
-            <w:tcW w:w="0" w:type="auto"/>
-            <w:vAlign w:val="center"/>
-            <w:hideMark/>
-          </w:tcPr>
-          <w:p>
-            <w:pPr>
-              <w:rPr>
-                <w:lang w:val="en-US"/>
-              </w:rPr>
-            </w:pPr>
-            <w:r>
-              <w:rPr>
-                <w:lang w:val="en-US"/>
-              </w:rPr>
-              <w:t>R2. Wi-Fi and Backend Connection</w:t>
-            </w:r>
-          </w:p>
-        </w:tc>
-        <w:tc>
-          <w:tcPr>
-            <w:tcW w:w="0" w:type="auto"/>
-            <w:vAlign w:val="center"/>
-            <w:hideMark/>
-          </w:tcPr>
-          <w:p>
-            <w:pPr>
-              <w:rPr>
-                <w:lang w:val="en-US"/>
-              </w:rPr>
-            </w:pPr>
-            <w:r>
-              <w:rPr>
-                <w:lang w:val="en-US"/>
-              </w:rPr>
-              <w:t xml:space="preserve">Connect the ESP32 to </w:t>
-            </w:r>
-            <w:proofErr w:type="spellStart"/>
-            <w:r>
-              <w:rPr>
-                <w:lang w:val="en-US"/>
-              </w:rPr>
-              <w:t>Wokwi</w:t>
-            </w:r>
-            <w:proofErr w:type="spellEnd"/>
-            <w:r>
-              <w:rPr>
-                <w:lang w:val="en-US"/>
-              </w:rPr>
-              <w:t xml:space="preserve"> Wi-Fi and verify that it can communicate with the backend URL.</w:t>
-            </w:r>
-          </w:p>
-        </w:tc>
-        <w:tc>
-          <w:tcPr>
-            <w:tcW w:w="0" w:type="auto"/>
-            <w:vAlign w:val="center"/>
-            <w:hideMark/>
-          </w:tcPr>
-          <w:p>
-            <w:pPr>
-              <w:rPr>
-                <w:lang w:val="sv-SE"/>
-              </w:rPr>
-            </w:pPr>
-            <w:proofErr w:type="spellStart"/>
-            <w:r>
-              <w:rPr>
-                <w:lang w:val="sv-SE"/>
-              </w:rPr>
-              <w:t>Planned</w:t>
-            </w:r>
-            <w:proofErr w:type="spellEnd"/>
-          </w:p>
-        </w:tc>
-      </w:tr>
-      <w:tr>
-        <w:trPr>
-          <w:tblCellSpacing w:w="15" w:type="dxa"/>
-        </w:trPr>
-        <w:tc>
-          <w:tcPr>
-            <w:tcW w:w="0" w:type="auto"/>
-            <w:vAlign w:val="center"/>
-            <w:hideMark/>
-          </w:tcPr>
-          <w:p>
-            <w:pPr>
-              <w:rPr>
-                <w:lang w:val="sv-SE"/>
-              </w:rPr>
-            </w:pPr>
-            <w:r>
-              <w:rPr>
-                <w:lang w:val="sv-SE"/>
-              </w:rPr>
-              <w:t xml:space="preserve">R3. </w:t>
-            </w:r>
-            <w:proofErr w:type="spellStart"/>
-            <w:r>
-              <w:rPr>
-                <w:lang w:val="sv-SE"/>
-              </w:rPr>
-              <w:t>Device</w:t>
-            </w:r>
-            <w:proofErr w:type="spellEnd"/>
-            <w:r>
-              <w:rPr>
-                <w:lang w:val="sv-SE"/>
-              </w:rPr>
-              <w:t xml:space="preserve"> </w:t>
-            </w:r>
-            <w:proofErr w:type="spellStart"/>
-            <w:r>
-              <w:rPr>
-                <w:lang w:val="sv-SE"/>
-              </w:rPr>
-              <w:t>Registration</w:t>
-            </w:r>
-            <w:proofErr w:type="spellEnd"/>
-          </w:p>
-        </w:tc>
-        <w:tc>
-          <w:tcPr>
-            <w:tcW w:w="0" w:type="auto"/>
-            <w:vAlign w:val="center"/>
-            <w:hideMark/>
-          </w:tcPr>
-          <w:p>
-            <w:pPr>
-              <w:rPr>
-                <w:lang w:val="sv-SE"/>
-              </w:rPr>
-            </w:pPr>
-            <w:r>
-              <w:rPr>
-                <w:lang w:val="en-US"/>
-              </w:rPr>
-              <w:t xml:space="preserve">Register a device using a unique ID, valid name, type, and initial state. </w:t>
-            </w:r>
-            <w:proofErr w:type="spellStart"/>
-            <w:r>
-              <w:rPr>
-                <w:lang w:val="sv-SE"/>
-              </w:rPr>
-              <w:t>Verify</w:t>
-            </w:r>
-            <w:proofErr w:type="spellEnd"/>
-            <w:r>
-              <w:rPr>
-                <w:lang w:val="sv-SE"/>
-              </w:rPr>
-              <w:t xml:space="preserve"> </w:t>
-            </w:r>
-            <w:proofErr w:type="spellStart"/>
-            <w:r>
-              <w:rPr>
-                <w:lang w:val="sv-SE"/>
-              </w:rPr>
-              <w:t>that</w:t>
-            </w:r>
-            <w:proofErr w:type="spellEnd"/>
-            <w:r>
-              <w:rPr>
-                <w:lang w:val="sv-SE"/>
-              </w:rPr>
-              <w:t xml:space="preserve"> the </w:t>
-            </w:r>
-            <w:proofErr w:type="spellStart"/>
-            <w:r>
-              <w:rPr>
-                <w:lang w:val="sv-SE"/>
-              </w:rPr>
-              <w:t>backend</w:t>
-            </w:r>
-            <w:proofErr w:type="spellEnd"/>
-            <w:r>
-              <w:rPr>
-                <w:lang w:val="sv-SE"/>
-              </w:rPr>
-              <w:t xml:space="preserve"> </w:t>
-            </w:r>
-            <w:proofErr w:type="spellStart"/>
-            <w:r>
-              <w:rPr>
-                <w:lang w:val="sv-SE"/>
-              </w:rPr>
-              <w:t>returns</w:t>
-            </w:r>
-            <w:proofErr w:type="spellEnd"/>
-            <w:r>
-              <w:rPr>
-                <w:lang w:val="sv-SE"/>
-              </w:rPr>
-              <w:t xml:space="preserve"> a </w:t>
-            </w:r>
-            <w:proofErr w:type="spellStart"/>
-            <w:r>
-              <w:rPr>
-                <w:lang w:val="sv-SE"/>
-              </w:rPr>
-              <w:t>secret</w:t>
-            </w:r>
-            <w:proofErr w:type="spellEnd"/>
-            <w:r>
-              <w:rPr>
-                <w:lang w:val="sv-SE"/>
-              </w:rPr>
-              <w:t>.</w:t>
-            </w:r>
-          </w:p>
-        </w:tc>
-        <w:tc>
-          <w:tcPr>
-            <w:tcW w:w="0" w:type="auto"/>
-            <w:vAlign w:val="center"/>
-            <w:hideMark/>
-          </w:tcPr>
-          <w:p>
-            <w:pPr>
-              <w:rPr>
-                <w:lang w:val="sv-SE"/>
-              </w:rPr>
-            </w:pPr>
-            <w:proofErr w:type="spellStart"/>
-            <w:r>
-              <w:rPr>
-                <w:lang w:val="sv-SE"/>
-              </w:rPr>
-              <w:t>Planned</w:t>
-            </w:r>
-            <w:proofErr w:type="spellEnd"/>
-          </w:p>
-        </w:tc>
-      </w:tr>
-      <w:tr>
-        <w:trPr>
-          <w:tblCellSpacing w:w="15" w:type="dxa"/>
-        </w:trPr>
-        <w:tc>
-          <w:tcPr>
-            <w:tcW w:w="0" w:type="auto"/>
-            <w:vAlign w:val="center"/>
-            <w:hideMark/>
-          </w:tcPr>
-          <w:p>
-            <w:pPr>
-              <w:rPr>
-                <w:lang w:val="sv-SE"/>
-              </w:rPr>
-            </w:pPr>
-            <w:r>
-              <w:rPr>
-                <w:lang w:val="sv-SE"/>
-              </w:rPr>
-              <w:t xml:space="preserve">R3. </w:t>
-            </w:r>
-            <w:proofErr w:type="spellStart"/>
-            <w:r>
-              <w:rPr>
-                <w:lang w:val="sv-SE"/>
-              </w:rPr>
-              <w:t>Device</w:t>
-            </w:r>
-            <w:proofErr w:type="spellEnd"/>
-            <w:r>
-              <w:rPr>
-                <w:lang w:val="sv-SE"/>
-              </w:rPr>
-              <w:t xml:space="preserve"> </w:t>
-            </w:r>
-            <w:proofErr w:type="spellStart"/>
-            <w:r>
-              <w:rPr>
-                <w:lang w:val="sv-SE"/>
-              </w:rPr>
-              <w:t>Registration</w:t>
-            </w:r>
-            <w:proofErr w:type="spellEnd"/>
-          </w:p>
-        </w:tc>
-        <w:tc>
-          <w:tcPr>
-            <w:tcW w:w="0" w:type="auto"/>
-            <w:vAlign w:val="center"/>
-            <w:hideMark/>
-          </w:tcPr>
-          <w:p>
-            <w:pPr>
-              <w:rPr>
-                <w:lang w:val="en-US"/>
-              </w:rPr>
-            </w:pPr>
-            <w:r>
-              <w:rPr>
-                <w:lang w:val="en-US"/>
-              </w:rPr>
-              <w:t>Attempt registration using an invalid device type and verify that the request is rejected.</w:t>
-            </w:r>
-          </w:p>
-        </w:tc>
-        <w:tc>
-          <w:tcPr>
-            <w:tcW w:w="0" w:type="auto"/>
-            <w:vAlign w:val="center"/>
-            <w:hideMark/>
-          </w:tcPr>
-          <w:p>
-            <w:pPr>
-              <w:rPr>
-                <w:lang w:val="sv-SE"/>
-              </w:rPr>
-            </w:pPr>
-            <w:proofErr w:type="spellStart"/>
-            <w:r>
-              <w:rPr>
-                <w:lang w:val="sv-SE"/>
-              </w:rPr>
-              <w:t>Planned</w:t>
-            </w:r>
-            <w:proofErr w:type="spellEnd"/>
-          </w:p>
-        </w:tc>
-      </w:tr>
-      <w:tr>
-        <w:trPr>
-          <w:tblCellSpacing w:w="15" w:type="dxa"/>
-        </w:trPr>
-        <w:tc>
-          <w:tcPr>
-            <w:tcW w:w="0" w:type="auto"/>
-            <w:vAlign w:val="center"/>
-            <w:hideMark/>
-          </w:tcPr>
-          <w:p>
-            <w:pPr>
-              <w:rPr>
-                <w:lang w:val="sv-SE"/>
-              </w:rPr>
-            </w:pPr>
-            <w:r>
-              <w:rPr>
-                <w:lang w:val="sv-SE"/>
-              </w:rPr>
-              <w:t xml:space="preserve">R4. </w:t>
-            </w:r>
-            <w:proofErr w:type="spellStart"/>
-            <w:r>
-              <w:rPr>
-                <w:lang w:val="sv-SE"/>
-              </w:rPr>
-              <w:t>Device</w:t>
-            </w:r>
-            <w:proofErr w:type="spellEnd"/>
-            <w:r>
-              <w:rPr>
-                <w:lang w:val="sv-SE"/>
-              </w:rPr>
-              <w:t xml:space="preserve"> </w:t>
-            </w:r>
-            <w:proofErr w:type="spellStart"/>
-            <w:r>
-              <w:rPr>
-                <w:lang w:val="sv-SE"/>
-              </w:rPr>
-              <w:t>Secret</w:t>
-            </w:r>
-            <w:proofErr w:type="spellEnd"/>
-            <w:r>
-              <w:rPr>
-                <w:lang w:val="sv-SE"/>
-              </w:rPr>
-              <w:t xml:space="preserve"> </w:t>
-            </w:r>
-            <w:proofErr w:type="spellStart"/>
-            <w:r>
-              <w:rPr>
-                <w:lang w:val="sv-SE"/>
-              </w:rPr>
-              <w:t>Authentication</w:t>
-            </w:r>
-            <w:proofErr w:type="spellEnd"/>
-          </w:p>
-        </w:tc>
-        <w:tc>
-          <w:tcPr>
-            <w:tcW w:w="0" w:type="auto"/>
-            <w:vAlign w:val="center"/>
-            <w:hideMark/>
-          </w:tcPr>
-          <w:p>
-            <w:pPr>
-              <w:rPr>
-                <w:lang w:val="en-US"/>
-              </w:rPr>
-            </w:pPr>
-            <w:r>
-              <w:rPr>
-                <w:lang w:val="en-US"/>
-              </w:rPr>
-              <w:t>Send an authenticated request using the correct device ID and secret.</w:t>
-            </w:r>
-          </w:p>
-        </w:tc>
-        <w:tc>
-          <w:tcPr>
-            <w:tcW w:w="0" w:type="auto"/>
-            <w:vAlign w:val="center"/>
-            <w:hideMark/>
-          </w:tcPr>
-          <w:p>
-            <w:pPr>
-              <w:rPr>
-                <w:lang w:val="sv-SE"/>
-              </w:rPr>
-            </w:pPr>
-            <w:proofErr w:type="spellStart"/>
-            <w:r>
-              <w:rPr>
-                <w:lang w:val="sv-SE"/>
-              </w:rPr>
-              <w:t>Planned</w:t>
-            </w:r>
-            <w:proofErr w:type="spellEnd"/>
-          </w:p>
-        </w:tc>
-      </w:tr>
-      <w:tr>
-        <w:trPr>
-          <w:tblCellSpacing w:w="15" w:type="dxa"/>
-        </w:trPr>
-        <w:tc>
-          <w:tcPr>
-            <w:tcW w:w="0" w:type="auto"/>
-            <w:vAlign w:val="center"/>
-            <w:hideMark/>
-          </w:tcPr>
-          <w:p>
-            <w:pPr>
-              <w:rPr>
-                <w:lang w:val="sv-SE"/>
-              </w:rPr>
-            </w:pPr>
-            <w:r>
-              <w:rPr>
-                <w:lang w:val="sv-SE"/>
-              </w:rPr>
-              <w:t xml:space="preserve">R4. </w:t>
-            </w:r>
-            <w:proofErr w:type="spellStart"/>
-            <w:r>
-              <w:rPr>
-                <w:lang w:val="sv-SE"/>
-              </w:rPr>
-              <w:t>Device</w:t>
-            </w:r>
-            <w:proofErr w:type="spellEnd"/>
-            <w:r>
-              <w:rPr>
-                <w:lang w:val="sv-SE"/>
-              </w:rPr>
-              <w:t xml:space="preserve"> </w:t>
-            </w:r>
-            <w:proofErr w:type="spellStart"/>
-            <w:r>
-              <w:rPr>
-                <w:lang w:val="sv-SE"/>
-              </w:rPr>
-              <w:t>Secret</w:t>
-            </w:r>
-            <w:proofErr w:type="spellEnd"/>
-            <w:r>
-              <w:rPr>
-                <w:lang w:val="sv-SE"/>
-              </w:rPr>
-              <w:t xml:space="preserve"> </w:t>
-            </w:r>
-            <w:proofErr w:type="spellStart"/>
-            <w:r>
-              <w:rPr>
-                <w:lang w:val="sv-SE"/>
-              </w:rPr>
-              <w:t>Authentication</w:t>
-            </w:r>
-            <w:proofErr w:type="spellEnd"/>
-          </w:p>
-        </w:tc>
-        <w:tc>
-          <w:tcPr>
-            <w:tcW w:w="0" w:type="auto"/>
-            <w:vAlign w:val="center"/>
-            <w:hideMark/>
-          </w:tcPr>
-          <w:p>
-            <w:pPr>
-              <w:rPr>
-                <w:lang w:val="en-US"/>
-              </w:rPr>
-            </w:pPr>
-            <w:r>
-              <w:rPr>
-                <w:lang w:val="en-US"/>
-              </w:rPr>
-              <w:t>Send a request using an invalid secret and verify that it is rejected.</w:t>
-            </w:r>
-          </w:p>
-        </w:tc>
-        <w:tc>
-          <w:tcPr>
-            <w:tcW w:w="0" w:type="auto"/>
-            <w:vAlign w:val="center"/>
-            <w:hideMark/>
-          </w:tcPr>
-          <w:p>
-            <w:pPr>
-              <w:rPr>
-                <w:lang w:val="sv-SE"/>
-              </w:rPr>
-            </w:pPr>
-            <w:proofErr w:type="spellStart"/>
-            <w:r>
-              <w:rPr>
-                <w:lang w:val="sv-SE"/>
-              </w:rPr>
-              <w:t>Planned</w:t>
-            </w:r>
-            <w:proofErr w:type="spellEnd"/>
-          </w:p>
-        </w:tc>
-      </w:tr>
-      <w:tr>
-        <w:trPr>
-          <w:tblCellSpacing w:w="15" w:type="dxa"/>
-        </w:trPr>
-        <w:tc>
-          <w:tcPr>
-            <w:tcW w:w="0" w:type="auto"/>
-            <w:vAlign w:val="center"/>
-            <w:hideMark/>
-          </w:tcPr>
-          <w:p>
-            <w:pPr>
-              <w:rPr>
-                <w:lang w:val="sv-SE"/>
-              </w:rPr>
-            </w:pPr>
-            <w:r>
-              <w:rPr>
-                <w:lang w:val="sv-SE"/>
-              </w:rPr>
-              <w:t xml:space="preserve">R5. </w:t>
-            </w:r>
-            <w:proofErr w:type="spellStart"/>
-            <w:r>
-              <w:rPr>
-                <w:lang w:val="sv-SE"/>
-              </w:rPr>
-              <w:t>Device</w:t>
-            </w:r>
-            <w:proofErr w:type="spellEnd"/>
-            <w:r>
-              <w:rPr>
-                <w:lang w:val="sv-SE"/>
-              </w:rPr>
-              <w:t xml:space="preserve"> Heartbeat</w:t>
-            </w:r>
-          </w:p>
-        </w:tc>
-        <w:tc>
-          <w:tcPr>
-            <w:tcW w:w="0" w:type="auto"/>
-            <w:vAlign w:val="center"/>
-            <w:hideMark/>
-          </w:tcPr>
-          <w:p>
-            <w:pPr>
-              <w:rPr>
-                <w:lang w:val="en-US"/>
-              </w:rPr>
-            </w:pPr>
-            <w:r>
-              <w:rPr>
-                <w:lang w:val="en-US"/>
-              </w:rPr>
-              <w:t>Verify that each registered device sends a heartbeat every 30 seconds.</w:t>
-            </w:r>
-          </w:p>
-        </w:tc>
-        <w:tc>
-          <w:tcPr>
-            <w:tcW w:w="0" w:type="auto"/>
-            <w:vAlign w:val="center"/>
-            <w:hideMark/>
-          </w:tcPr>
-          <w:p>
-            <w:pPr>
-              <w:rPr>
-                <w:lang w:val="sv-SE"/>
-              </w:rPr>
-            </w:pPr>
-            <w:proofErr w:type="spellStart"/>
-            <w:r>
-              <w:rPr>
-                <w:lang w:val="sv-SE"/>
-              </w:rPr>
-              <w:t>Planned</w:t>
-            </w:r>
-            <w:proofErr w:type="spellEnd"/>
-          </w:p>
-        </w:tc>
-      </w:tr>
-      <w:tr>
-        <w:trPr>
-          <w:tblCellSpacing w:w="15" w:type="dxa"/>
-        </w:trPr>
-        <w:tc>
-          <w:tcPr>
-            <w:tcW w:w="0" w:type="auto"/>
-            <w:vAlign w:val="center"/>
-            <w:hideMark/>
-          </w:tcPr>
-          <w:p>
-            <w:pPr>
-              <w:rPr>
-                <w:lang w:val="sv-SE"/>
-              </w:rPr>
-            </w:pPr>
-            <w:r>
-              <w:rPr>
-                <w:lang w:val="sv-SE"/>
-              </w:rPr>
-              <w:t xml:space="preserve">R6. </w:t>
-            </w:r>
-            <w:proofErr w:type="spellStart"/>
-            <w:r>
-              <w:rPr>
-                <w:lang w:val="sv-SE"/>
-              </w:rPr>
-              <w:t>Device</w:t>
-            </w:r>
-            <w:proofErr w:type="spellEnd"/>
-            <w:r>
-              <w:rPr>
-                <w:lang w:val="sv-SE"/>
-              </w:rPr>
-              <w:t xml:space="preserve"> State Management</w:t>
-            </w:r>
-          </w:p>
-        </w:tc>
-        <w:tc>
-          <w:tcPr>
-            <w:tcW w:w="0" w:type="auto"/>
-            <w:vAlign w:val="center"/>
-            <w:hideMark/>
-          </w:tcPr>
-          <w:p>
-            <w:pPr>
-              <w:rPr>
-                <w:lang w:val="en-US"/>
-              </w:rPr>
-            </w:pPr>
-            <w:r>
-              <w:rPr>
-                <w:lang w:val="en-US"/>
-              </w:rPr>
-              <w:t>Verify that every device stores only state fields relevant to its device type.</w:t>
-            </w:r>
-          </w:p>
-        </w:tc>
-        <w:tc>
-          <w:tcPr>
-            <w:tcW w:w="0" w:type="auto"/>
-            <w:vAlign w:val="center"/>
-            <w:hideMark/>
-          </w:tcPr>
-          <w:p>
-            <w:pPr>
-              <w:rPr>
-                <w:lang w:val="sv-SE"/>
-              </w:rPr>
-            </w:pPr>
-            <w:proofErr w:type="spellStart"/>
-            <w:r>
-              <w:rPr>
-                <w:lang w:val="sv-SE"/>
-              </w:rPr>
-              <w:t>Planned</w:t>
-            </w:r>
-            <w:proofErr w:type="spellEnd"/>
-          </w:p>
-        </w:tc>
-      </w:tr>
-      <w:tr>
-        <w:trPr>
-          <w:tblCellSpacing w:w="15" w:type="dxa"/>
-        </w:trPr>
-        <w:tc>
-          <w:tcPr>
-            <w:tcW w:w="0" w:type="auto"/>
-            <w:vAlign w:val="center"/>
-            <w:hideMark/>
-          </w:tcPr>
-          <w:p>
-            <w:pPr>
-              <w:rPr>
-                <w:lang w:val="sv-SE"/>
-              </w:rPr>
-            </w:pPr>
-            <w:r>
-              <w:rPr>
-                <w:lang w:val="sv-SE"/>
-              </w:rPr>
-              <w:t xml:space="preserve">R7. </w:t>
-            </w:r>
-            <w:proofErr w:type="spellStart"/>
-            <w:r>
-              <w:rPr>
-                <w:lang w:val="sv-SE"/>
-              </w:rPr>
-              <w:t>Backend</w:t>
-            </w:r>
-            <w:proofErr w:type="spellEnd"/>
-            <w:r>
-              <w:rPr>
-                <w:lang w:val="sv-SE"/>
-              </w:rPr>
-              <w:t xml:space="preserve"> </w:t>
-            </w:r>
-            <w:proofErr w:type="spellStart"/>
-            <w:r>
-              <w:rPr>
-                <w:lang w:val="sv-SE"/>
-              </w:rPr>
-              <w:t>Command</w:t>
-            </w:r>
-            <w:proofErr w:type="spellEnd"/>
-            <w:r>
-              <w:rPr>
-                <w:lang w:val="sv-SE"/>
-              </w:rPr>
-              <w:t xml:space="preserve"> Handling</w:t>
-            </w:r>
-          </w:p>
-        </w:tc>
-        <w:tc>
-          <w:tcPr>
-            <w:tcW w:w="0" w:type="auto"/>
-            <w:vAlign w:val="center"/>
-            <w:hideMark/>
-          </w:tcPr>
-          <w:p>
-            <w:pPr>
-              <w:rPr>
-                <w:lang w:val="en-US"/>
-              </w:rPr>
-            </w:pPr>
-            <w:r>
-              <w:rPr>
-                <w:lang w:val="en-US"/>
-              </w:rPr>
-              <w:t>Send a command from the backend and verify that the correct simulated device changes state.</w:t>
-            </w:r>
-          </w:p>
-        </w:tc>
-        <w:tc>
-          <w:tcPr>
-            <w:tcW w:w="0" w:type="auto"/>
-            <w:vAlign w:val="center"/>
-            <w:hideMark/>
-          </w:tcPr>
-          <w:p>
-            <w:pPr>
-              <w:rPr>
-                <w:lang w:val="sv-SE"/>
-              </w:rPr>
-            </w:pPr>
-            <w:proofErr w:type="spellStart"/>
-            <w:r>
-              <w:rPr>
-                <w:lang w:val="sv-SE"/>
-              </w:rPr>
-              <w:t>Blocked</w:t>
-            </w:r>
-            <w:proofErr w:type="spellEnd"/>
-            <w:r>
-              <w:rPr>
-                <w:lang w:val="sv-SE"/>
-              </w:rPr>
-              <w:t xml:space="preserve"> – API </w:t>
-            </w:r>
-            <w:proofErr w:type="spellStart"/>
-            <w:r>
-              <w:rPr>
-                <w:lang w:val="sv-SE"/>
-              </w:rPr>
-              <w:t>documentation</w:t>
-            </w:r>
-            <w:proofErr w:type="spellEnd"/>
-            <w:r>
-              <w:rPr>
-                <w:lang w:val="sv-SE"/>
-              </w:rPr>
-              <w:t xml:space="preserve"> </w:t>
-            </w:r>
-            <w:proofErr w:type="spellStart"/>
-            <w:r>
-              <w:rPr>
-                <w:lang w:val="sv-SE"/>
-              </w:rPr>
-              <w:t>required</w:t>
-            </w:r>
-            <w:proofErr w:type="spellEnd"/>
-          </w:p>
-        </w:tc>
-      </w:tr>
-      <w:tr>
-        <w:trPr>
-          <w:tblCellSpacing w:w="15" w:type="dxa"/>
-        </w:trPr>
-        <w:tc>
-          <w:tcPr>
-            <w:tcW w:w="0" w:type="auto"/>
-            <w:vAlign w:val="center"/>
-            <w:hideMark/>
-          </w:tcPr>
-          <w:p>
-            <w:pPr>
-              <w:rPr>
-                <w:lang w:val="sv-SE"/>
-              </w:rPr>
-            </w:pPr>
-            <w:r>
-              <w:rPr>
-                <w:lang w:val="sv-SE"/>
-              </w:rPr>
-              <w:t xml:space="preserve">R8. </w:t>
-            </w:r>
-            <w:proofErr w:type="spellStart"/>
-            <w:r>
-              <w:rPr>
-                <w:lang w:val="sv-SE"/>
-              </w:rPr>
-              <w:t>Device</w:t>
-            </w:r>
-            <w:proofErr w:type="spellEnd"/>
-            <w:r>
-              <w:rPr>
-                <w:lang w:val="sv-SE"/>
-              </w:rPr>
-              <w:t xml:space="preserve"> State Reporting</w:t>
-            </w:r>
-          </w:p>
-        </w:tc>
-        <w:tc>
-          <w:tcPr>
-            <w:tcW w:w="0" w:type="auto"/>
-            <w:vAlign w:val="center"/>
-            <w:hideMark/>
-          </w:tcPr>
-          <w:p>
-            <w:pPr>
-              <w:rPr>
-                <w:lang w:val="en-US"/>
-              </w:rPr>
-            </w:pPr>
-            <w:r>
-              <w:rPr>
-                <w:lang w:val="en-US"/>
-              </w:rPr>
-              <w:t>Change a device state and verify that the updated state is reported to the backend.</w:t>
-            </w:r>
-          </w:p>
-        </w:tc>
-        <w:tc>
-          <w:tcPr>
-            <w:tcW w:w="0" w:type="auto"/>
-            <w:vAlign w:val="center"/>
-            <w:hideMark/>
-          </w:tcPr>
-          <w:p>
-            <w:pPr>
-              <w:rPr>
-                <w:lang w:val="sv-SE"/>
-              </w:rPr>
-            </w:pPr>
-            <w:proofErr w:type="spellStart"/>
-            <w:r>
-              <w:rPr>
-                <w:lang w:val="sv-SE"/>
-              </w:rPr>
-              <w:t>Blocked</w:t>
-            </w:r>
-            <w:proofErr w:type="spellEnd"/>
-            <w:r>
-              <w:rPr>
-                <w:lang w:val="sv-SE"/>
-              </w:rPr>
-              <w:t xml:space="preserve"> – API </w:t>
-            </w:r>
-            <w:proofErr w:type="spellStart"/>
-            <w:r>
-              <w:rPr>
-                <w:lang w:val="sv-SE"/>
-              </w:rPr>
-              <w:t>documentation</w:t>
-            </w:r>
-            <w:proofErr w:type="spellEnd"/>
-            <w:r>
-              <w:rPr>
-                <w:lang w:val="sv-SE"/>
-              </w:rPr>
-              <w:t xml:space="preserve"> </w:t>
-            </w:r>
-            <w:proofErr w:type="spellStart"/>
-            <w:r>
-              <w:rPr>
-                <w:lang w:val="sv-SE"/>
-              </w:rPr>
-              <w:t>required</w:t>
-            </w:r>
-            <w:proofErr w:type="spellEnd"/>
-          </w:p>
-        </w:tc>
-      </w:tr>
-      <w:tr>
-        <w:trPr>
-          <w:tblCellSpacing w:w="15" w:type="dxa"/>
-        </w:trPr>
-        <w:tc>
-          <w:tcPr>
-            <w:tcW w:w="0" w:type="auto"/>
-            <w:vAlign w:val="center"/>
-            <w:hideMark/>
-          </w:tcPr>
-          <w:p>
-            <w:pPr>
-              <w:rPr>
-                <w:lang w:val="sv-SE"/>
-              </w:rPr>
-            </w:pPr>
-            <w:r>
-              <w:rPr>
-                <w:lang w:val="sv-SE"/>
-              </w:rPr>
-              <w:t xml:space="preserve">R9. </w:t>
-            </w:r>
-            <w:proofErr w:type="spellStart"/>
-            <w:r>
-              <w:rPr>
-                <w:lang w:val="sv-SE"/>
-              </w:rPr>
-              <w:t>Multiple</w:t>
-            </w:r>
-            <w:proofErr w:type="spellEnd"/>
-            <w:r>
-              <w:rPr>
-                <w:lang w:val="sv-SE"/>
-              </w:rPr>
-              <w:t xml:space="preserve"> </w:t>
-            </w:r>
-            <w:proofErr w:type="spellStart"/>
-            <w:r>
-              <w:rPr>
-                <w:lang w:val="sv-SE"/>
-              </w:rPr>
-              <w:t>Device</w:t>
-            </w:r>
-            <w:proofErr w:type="spellEnd"/>
-            <w:r>
-              <w:rPr>
-                <w:lang w:val="sv-SE"/>
-              </w:rPr>
-              <w:t xml:space="preserve"> Support</w:t>
-            </w:r>
-          </w:p>
-        </w:tc>
-        <w:tc>
-          <w:tcPr>
-            <w:tcW w:w="0" w:type="auto"/>
-            <w:vAlign w:val="center"/>
-            <w:hideMark/>
-          </w:tcPr>
-          <w:p>
-            <w:pPr>
-              <w:rPr>
-                <w:lang w:val="en-US"/>
-              </w:rPr>
-            </w:pPr>
-            <w:r>
-              <w:rPr>
-                <w:lang w:val="en-US"/>
-              </w:rPr>
+        <w:tc>
+          <w:tcPr>
+            <w:tcW w:w="2048" w:type="dxa"/>
+            <w:vAlign w:val="center"/>
+          </w:tcPr>
+          <w:p>
+            <w:r>
+              <w:lastRenderedPageBreak/>
+              <w:t>R9. Multiple Device Support</w:t>
+            </w:r>
+          </w:p>
+        </w:tc>
+        <w:tc>
+          <w:tcPr>
+            <w:tcW w:w="5137" w:type="dxa"/>
+            <w:vAlign w:val="center"/>
+          </w:tcPr>
+          <w:p>
+            <w:r>
               <w:t>Run at least 10 devices with unique IDs and verify that registration and heartbeat communication work independently.</w:t>
             </w:r>
           </w:p>
         </w:tc>
         <w:tc>
           <w:tcPr>
-            <w:tcW w:w="0" w:type="auto"/>
-            <w:vAlign w:val="center"/>
-            <w:hideMark/>
-          </w:tcPr>
-          <w:p>
-            <w:pPr>
-              <w:rPr>
-                <w:lang w:val="en-US"/>
-              </w:rPr>
-            </w:pPr>
+            <w:tcW w:w="2175" w:type="dxa"/>
+            <w:vAlign w:val="center"/>
+          </w:tcPr>
+          <w:p>
+            <w:r>
+              <w:t>Success using mock backend – 10 logical devices register independently, store secrets, send heartbeats, and receive state updates.</w:t>
+            </w:r>
           </w:p>
         </w:tc>
       </w:tr>
     </w:tbl>
-    <w:p>
-      <w:pPr>
-        <w:rPr>
-          <w:lang w:val="en-US"/>
-        </w:rPr>
-      </w:pPr>
-    </w:p>
+    <w:p/>
     <w:p>
       <w:pPr>
         <w:rPr>
@@ -1862,14 +1430,14 @@
           <w:iCs/>
         </w:rPr>
       </w:pPr>
-      <w:bookmarkStart w:id="6" w:name="_heading=h.amvd2eibz6oj" w:colFirst="0" w:colLast="0"/>
-      <w:bookmarkEnd w:id="6"/>
+      <w:bookmarkStart w:id="4" w:name="_heading=h.amvd2eibz6oj" w:colFirst="0" w:colLast="0"/>
+      <w:bookmarkEnd w:id="4"/>
     </w:p>
     <w:sectPr>
-      <w:headerReference w:type="default" r:id="rId16"/>
-      <w:footerReference w:type="default" r:id="rId17"/>
-      <w:headerReference w:type="first" r:id="rId18"/>
-      <w:footerReference w:type="first" r:id="rId19"/>
+      <w:headerReference w:type="default" r:id="rId14"/>
+      <w:footerReference w:type="default" r:id="rId15"/>
+      <w:headerReference w:type="first" r:id="rId16"/>
+      <w:footerReference w:type="first" r:id="rId17"/>
       <w:pgSz w:w="12240" w:h="15840"/>
       <w:pgMar w:top="1440" w:right="1440" w:bottom="1440" w:left="1440" w:header="720" w:footer="720" w:gutter="0"/>
       <w:cols w:space="720"/>
@@ -2198,134 +1766,13 @@
 </w:hdr>
 </file>
 
-<file path=word/numbering.xml><?xml version="1.0" encoding="utf-8"?>
-<w:numbering xmlns:wpc="http://schemas.microsoft.com/office/word/2010/wordprocessingCanvas" xmlns:cx="http://schemas.microsoft.com/office/drawing/2014/chartex" xmlns:cx1="http://schemas.microsoft.com/office/drawing/2015/9/8/chartex" xmlns:cx2="http://schemas.microsoft.com/office/drawing/2015/10/21/chartex" xmlns:cx3="http://schemas.microsoft.com/office/drawing/2016/5/9/chartex" xmlns:cx4="http://schemas.microsoft.com/office/drawing/2016/5/10/chartex" xmlns:cx5="http://schemas.microsoft.com/office/drawing/2016/5/11/chartex" xmlns:cx6="http://schemas.microsoft.com/office/drawing/2016/5/12/chartex" xmlns:cx7="http://schemas.microsoft.com/office/drawing/2016/5/13/chartex" xmlns:cx8="http://schemas.microsoft.com/office/drawing/2016/5/14/chartex" xmlns:mc="http://schemas.openxmlformats.org/markup-compatibility/2006" xmlns:aink="http://schemas.microsoft.com/office/drawing/2016/ink" xmlns:am3d="http://schemas.microsoft.com/office/drawing/2017/model3d" xmlns:o="urn:schemas-microsoft-com:office:office" xmlns:oel="http://schemas.microsoft.com/office/2019/extlst" xmlns:r="http://schemas.openxmlformats.org/officeDocument/2006/relationships" xmlns:m="http://schemas.openxmlformats.org/officeDocument/2006/math" xmlns:v="urn:schemas-microsoft-com:vml" xmlns:wp14="http://schemas.microsoft.com/office/word/2010/wordprocessingDrawing" xmlns:wp="http://schemas.openxmlformats.org/drawingml/2006/wordprocessingDrawing" xmlns:w10="urn:schemas-microsoft-com:office:word" xmlns:w="http://schemas.openxmlformats.org/wordprocessingml/2006/main" xmlns:w14="http://schemas.microsoft.com/office/word/2010/wordml" xmlns:w15="http://schemas.microsoft.com/office/word/2012/wordml" xmlns:w16cei="http://schemas.microsoft.com/office/word/2026/wordml/cei" xmlns:w16cex="http://schemas.microsoft.com/office/word/2018/wordml/cex" xmlns:w16cid="http://schemas.microsoft.com/office/word/2016/wordml/cid" xmlns:w16="http://schemas.microsoft.com/office/word/2018/wordml" xmlns:w16du="http://schemas.microsoft.com/office/word/2023/wordml/word16du" xmlns:w16sdtdh="http://schemas.microsoft.com/office/word/2020/wordml/sdtdatahash" xmlns:w16sdtfl="http://schemas.microsoft.com/office/word/2024/wordml/sdtformatlock" xmlns:w16se="http://schemas.microsoft.com/office/word/2015/wordml/symex" xmlns:wpg="http://schemas.microsoft.com/office/word/2010/wordprocessingGroup" xmlns:wpi="http://schemas.microsoft.com/office/word/2010/wordprocessingInk" xmlns:wne="http://schemas.microsoft.com/office/word/2006/wordml" xmlns:wps="http://schemas.microsoft.com/office/word/2010/wordprocessingShape" mc:Ignorable="w14 w15 w16se w16cid w16 w16cex w16sdtdh w16sdtfl w16du wp14">
-  <w:abstractNum w:abstractNumId="0" w15:restartNumberingAfterBreak="0">
-    <w:nsid w:val="23884C46"/>
-    <w:multiLevelType w:val="multilevel"/>
-    <w:tmpl w:val="DC48574E"/>
-    <w:lvl w:ilvl="0">
-      <w:start w:val="1"/>
-      <w:numFmt w:val="bullet"/>
-      <w:lvlText w:val="●"/>
-      <w:lvlJc w:val="left"/>
-      <w:pPr>
-        <w:ind w:left="720" w:hanging="360"/>
-      </w:pPr>
-      <w:rPr>
-        <w:u w:val="none"/>
-      </w:rPr>
-    </w:lvl>
-    <w:lvl w:ilvl="1">
-      <w:start w:val="1"/>
-      <w:numFmt w:val="bullet"/>
-      <w:lvlText w:val="○"/>
-      <w:lvlJc w:val="left"/>
-      <w:pPr>
-        <w:ind w:left="1440" w:hanging="360"/>
-      </w:pPr>
-      <w:rPr>
-        <w:u w:val="none"/>
-      </w:rPr>
-    </w:lvl>
-    <w:lvl w:ilvl="2">
-      <w:start w:val="1"/>
-      <w:numFmt w:val="bullet"/>
-      <w:lvlText w:val="■"/>
-      <w:lvlJc w:val="left"/>
-      <w:pPr>
-        <w:ind w:left="2160" w:hanging="360"/>
-      </w:pPr>
-      <w:rPr>
-        <w:u w:val="none"/>
-      </w:rPr>
-    </w:lvl>
-    <w:lvl w:ilvl="3">
-      <w:start w:val="1"/>
-      <w:numFmt w:val="bullet"/>
-      <w:lvlText w:val="●"/>
-      <w:lvlJc w:val="left"/>
-      <w:pPr>
-        <w:ind w:left="2880" w:hanging="360"/>
-      </w:pPr>
-      <w:rPr>
-        <w:u w:val="none"/>
-      </w:rPr>
-    </w:lvl>
-    <w:lvl w:ilvl="4">
-      <w:start w:val="1"/>
-      <w:numFmt w:val="bullet"/>
-      <w:lvlText w:val="○"/>
-      <w:lvlJc w:val="left"/>
-      <w:pPr>
-        <w:ind w:left="3600" w:hanging="360"/>
-      </w:pPr>
-      <w:rPr>
-        <w:u w:val="none"/>
-      </w:rPr>
-    </w:lvl>
-    <w:lvl w:ilvl="5">
-      <w:start w:val="1"/>
-      <w:numFmt w:val="bullet"/>
-      <w:lvlText w:val="■"/>
-      <w:lvlJc w:val="left"/>
-      <w:pPr>
-        <w:ind w:left="4320" w:hanging="360"/>
-      </w:pPr>
-      <w:rPr>
-        <w:u w:val="none"/>
-      </w:rPr>
-    </w:lvl>
-    <w:lvl w:ilvl="6">
-      <w:start w:val="1"/>
-      <w:numFmt w:val="bullet"/>
-      <w:lvlText w:val="●"/>
-      <w:lvlJc w:val="left"/>
-      <w:pPr>
-        <w:ind w:left="5040" w:hanging="360"/>
-      </w:pPr>
-      <w:rPr>
-        <w:u w:val="none"/>
-      </w:rPr>
-    </w:lvl>
-    <w:lvl w:ilvl="7">
-      <w:start w:val="1"/>
-      <w:numFmt w:val="bullet"/>
-      <w:lvlText w:val="○"/>
-      <w:lvlJc w:val="left"/>
-      <w:pPr>
-        <w:ind w:left="5760" w:hanging="360"/>
-      </w:pPr>
-      <w:rPr>
-        <w:u w:val="none"/>
-      </w:rPr>
-    </w:lvl>
-    <w:lvl w:ilvl="8">
-      <w:start w:val="1"/>
-      <w:numFmt w:val="bullet"/>
-      <w:lvlText w:val="■"/>
-      <w:lvlJc w:val="left"/>
-      <w:pPr>
-        <w:ind w:left="6480" w:hanging="360"/>
-      </w:pPr>
-      <w:rPr>
-        <w:u w:val="none"/>
-      </w:rPr>
-    </w:lvl>
-  </w:abstractNum>
-  <w:num w:numId="1" w16cid:durableId="198712141">
-    <w:abstractNumId w:val="0"/>
-  </w:num>
-</w:numbering>
-</file>
-
 <file path=word/styles.xml><?xml version="1.0" encoding="utf-8"?>
 <w:styles xmlns:mc="http://schemas.openxmlformats.org/markup-compatibility/2006" xmlns:r="http://schemas.openxmlformats.org/officeDocument/2006/relationships" xmlns:w="http://schemas.openxmlformats.org/wordprocessingml/2006/main" xmlns:w14="http://schemas.microsoft.com/office/word/2010/wordml" xmlns:w15="http://schemas.microsoft.com/office/word/2012/wordml" xmlns:w16cex="http://schemas.microsoft.com/office/word/2018/wordml/cex" xmlns:w16cid="http://schemas.microsoft.com/office/word/2016/wordml/cid" xmlns:w16="http://schemas.microsoft.com/office/word/2018/wordml" xmlns:w16du="http://schemas.microsoft.com/office/word/2023/wordml/word16du" xmlns:w16sdtdh="http://schemas.microsoft.com/office/word/2020/wordml/sdtdatahash" xmlns:w16sdtfl="http://schemas.microsoft.com/office/word/2024/wordml/sdtformatlock" xmlns:w16se="http://schemas.microsoft.com/office/word/2015/wordml/symex" mc:Ignorable="w14 w15 w16se w16cid w16 w16cex w16sdtdh w16sdtfl w16du">
   <w:docDefaults>
     <w:rPrDefault>
       <w:rPr>
         <w:rFonts w:ascii="Times New Roman" w:eastAsia="Times New Roman" w:hAnsi="Times New Roman" w:cs="Times New Roman"/>
-        <w:lang w:val="en-GB" w:eastAsia="sv-SE" w:bidi="ar-SA"/>
+        <w:lang w:val="en" w:eastAsia="sv-SE" w:bidi="ar-SA"/>
       </w:rPr>
     </w:rPrDefault>
     <w:pPrDefault>
@@ -2740,6 +2187,7 @@
     <w:basedOn w:val="Normal"/>
     <w:next w:val="Normal"/>
     <w:uiPriority w:val="9"/>
+    <w:semiHidden/>
     <w:unhideWhenUsed/>
     <w:qFormat/>
     <w:pPr>
@@ -2925,63 +2373,18 @@
       </w:tblCellMar>
     </w:tblPr>
   </w:style>
-  <w:style w:type="character" w:styleId="Hyperlnk">
-    <w:name w:val="Hyperlink"/>
-    <w:basedOn w:val="Standardstycketeckensnitt"/>
-    <w:uiPriority w:val="99"/>
-    <w:unhideWhenUsed/>
-    <w:rsid w:val="007349B2"/>
-    <w:rPr>
-      <w:color w:val="0000FF" w:themeColor="hyperlink"/>
-      <w:u w:val="single"/>
-    </w:rPr>
-  </w:style>
-  <w:style w:type="character" w:styleId="Olstomnmnande">
-    <w:name w:val="Unresolved Mention"/>
-    <w:basedOn w:val="Standardstycketeckensnitt"/>
-    <w:uiPriority w:val="99"/>
-    <w:semiHidden/>
-    <w:unhideWhenUsed/>
-    <w:rsid w:val="00B34AF2"/>
-    <w:rPr>
-      <w:color w:val="605E5C"/>
-      <w:shd w:val="clear" w:color="auto" w:fill="E1DFDD"/>
-    </w:rPr>
-  </w:style>
-  <w:style w:type="paragraph" w:styleId="Innehllsfrteckningsrubrik">
-    <w:name w:val="TOC Heading"/>
-    <w:basedOn w:val="Rubrik1"/>
-    <w:next w:val="Normal"/>
-    <w:uiPriority w:val="39"/>
-    <w:unhideWhenUsed/>
-    <w:qFormat/>
-    <w:rsid w:val="00141776"/>
-    <w:pPr>
-      <w:widowControl/>
-      <w:spacing w:before="240" w:after="0" w:line="259" w:lineRule="auto"/>
-      <w:outlineLvl w:val="9"/>
-    </w:pPr>
-    <w:rPr>
-      <w:rFonts w:asciiTheme="majorHAnsi" w:eastAsiaTheme="majorEastAsia" w:hAnsiTheme="majorHAnsi" w:cstheme="majorBidi"/>
-      <w:b w:val="0"/>
-      <w:bCs w:val="0"/>
-      <w:color w:val="365F91" w:themeColor="accent1" w:themeShade="BF"/>
-      <w:sz w:val="32"/>
-      <w:szCs w:val="32"/>
-      <w:lang w:val="sv-SE"/>
-    </w:rPr>
-  </w:style>
-  <w:style w:type="paragraph" w:styleId="Innehll1">
-    <w:name w:val="toc 1"/>
-    <w:basedOn w:val="Normal"/>
-    <w:next w:val="Normal"/>
-    <w:autoRedefine/>
-    <w:uiPriority w:val="39"/>
-    <w:unhideWhenUsed/>
-    <w:rsid w:val="00141776"/>
-    <w:pPr>
-      <w:spacing w:after="100"/>
-    </w:pPr>
+  <w:style w:type="table" w:customStyle="1" w:styleId="a0">
+    <w:basedOn w:val="TableNormal"/>
+    <w:tblPr>
+      <w:tblStyleRowBandSize w:val="1"/>
+      <w:tblStyleColBandSize w:val="1"/>
+      <w:tblCellMar>
+        <w:top w:w="15" w:type="dxa"/>
+        <w:left w:w="15" w:type="dxa"/>
+        <w:bottom w:w="15" w:type="dxa"/>
+        <w:right w:w="15" w:type="dxa"/>
+      </w:tblCellMar>
+    </w:tblPr>
   </w:style>
 </w:styles>
 </file>
@@ -3308,12 +2711,8 @@
 
 <file path=customXml/item1.xml><?xml version="1.0" encoding="utf-8"?>
 <go:gDocsCustomXmlDataStorage xmlns:go="http://customooxmlschemas.google.com/" xmlns:r="http://schemas.openxmlformats.org/officeDocument/2006/relationships" uri="GoogleDocsCustomDataVersion2">
-  <go:docsCustomData xmlns:go="http://customooxmlschemas.google.com/" roundtripDataSignature="AMtx7micgIw/ZbfgYjW/wZykrsXAmN/dSQ==">CgMxLjAyDmgucXlxdmxwZXl2anV2Mg5oLmF4cTRmdjlmY2tpbDIOaC4zemdmcjc2OGVkMTAyDmguM3locHlqanNkOTF3Mg5oLjd2ajhidjQ4aG1ucDIOaC5hbXZkMmVpYno2b2o4AHIhMW1ZelJyVk1JS3FmWlZvRG5zN0lDYzlud0hFZUR2NE9M</go:docsCustomData>
+  <go:docsCustomData xmlns:go="http://customooxmlschemas.google.com/" roundtripDataSignature="AMtx7mhpXUZ6wGgH1BcQtFl7EOx9VBUeDg==">CgMxLjAyDmgucXlxdmxwZXl2anV2Mg5oLmF4cTRmdjlmY2tpbDIOaC4zemdmcjc2OGVkMTAyDmguM3locHlqanNkOTF3Mg5oLmFtdmQyZWliejZvajgAciExYWRuUFh5T2d2UWc5b2Qxd3c4RnVqcE93b1RTc2RUOWI=</go:docsCustomData>
 </go:gDocsCustomXmlDataStorage>
-</file>
-
-<file path=customXml/item2.xml><?xml version="1.0" encoding="utf-8"?>
-<b:Sources xmlns:b="http://schemas.openxmlformats.org/officeDocument/2006/bibliography" xmlns="http://schemas.openxmlformats.org/officeDocument/2006/bibliography" SelectedStyle="\APASixthEditionOfficeOnline.xsl" StyleName="APA" Version="6"/>
 </file>
 
 <file path=customXml/itemProps1.xml><?xml version="1.0" encoding="utf-8"?>
@@ -3323,12 +2722,4 @@
     <ds:schemaRef ds:uri="http://schemas.openxmlformats.org/officeDocument/2006/relationships"/>
   </ds:schemaRefs>
 </ds:datastoreItem>
-</file>
-
-<file path=customXml/itemProps2.xml><?xml version="1.0" encoding="utf-8"?>
-<ds:datastoreItem xmlns:ds="http://schemas.openxmlformats.org/officeDocument/2006/customXml" ds:itemID="{C1C7B7DC-B03B-48AF-821A-B573F6581EF1}">
-  <ds:schemaRefs>
-    <ds:schemaRef ds:uri="http://schemas.openxmlformats.org/officeDocument/2006/bibliography"/>
-  </ds:schemaRefs>
-</ds:datastoreItem>
 </file>
--- a/iot/artifacts/meeting1/TestPlan.docx
+++ b/iot/artifacts/meeting1/TestPlan.docx
@@ -1,6 +1,6 @@
 
 <file path=word/document.xml><?xml version="1.0" encoding="utf-8"?>
-<w:document xmlns:wpc="http://schemas.microsoft.com/office/word/2010/wordprocessingCanvas" xmlns:cx="http://schemas.microsoft.com/office/drawing/2014/chartex" xmlns:cx1="http://schemas.microsoft.com/office/drawing/2015/9/8/chartex" xmlns:cx2="http://schemas.microsoft.com/office/drawing/2015/10/21/chartex" xmlns:cx3="http://schemas.microsoft.com/office/drawing/2016/5/9/chartex" xmlns:cx4="http://schemas.microsoft.com/office/drawing/2016/5/10/chartex" xmlns:cx5="http://schemas.microsoft.com/office/drawing/2016/5/11/chartex" xmlns:cx6="http://schemas.microsoft.com/office/drawing/2016/5/12/chartex" xmlns:cx7="http://schemas.microsoft.com/office/drawing/2016/5/13/chartex" xmlns:cx8="http://schemas.microsoft.com/office/drawing/2016/5/14/chartex" xmlns:mc="http://schemas.openxmlformats.org/markup-compatibility/2006" xmlns:aink="http://schemas.microsoft.com/office/drawing/2016/ink" xmlns:am3d="http://schemas.microsoft.com/office/drawing/2017/model3d" xmlns:o="urn:schemas-microsoft-com:office:office" xmlns:oel="http://schemas.microsoft.com/office/2019/extlst" xmlns:r="http://schemas.openxmlformats.org/officeDocument/2006/relationships" xmlns:m="http://schemas.openxmlformats.org/officeDocument/2006/math" xmlns:v="urn:schemas-microsoft-com:vml" xmlns:wp14="http://schemas.microsoft.com/office/word/2010/wordprocessingDrawing" xmlns:wp="http://schemas.openxmlformats.org/drawingml/2006/wordprocessingDrawing" xmlns:w10="urn:schemas-microsoft-com:office:word" xmlns:w="http://schemas.openxmlformats.org/wordprocessingml/2006/main" xmlns:w14="http://schemas.microsoft.com/office/word/2010/wordml" xmlns:w15="http://schemas.microsoft.com/office/word/2012/wordml" xmlns:w16cei="http://schemas.microsoft.com/office/word/2026/wordml/cei" xmlns:w16cex="http://schemas.microsoft.com/office/word/2018/wordml/cex" xmlns:w16cid="http://schemas.microsoft.com/office/word/2016/wordml/cid" xmlns:w16="http://schemas.microsoft.com/office/word/2018/wordml" xmlns:w16du="http://schemas.microsoft.com/office/word/2023/wordml/word16du" xmlns:w16sdtdh="http://schemas.microsoft.com/office/word/2020/wordml/sdtdatahash" xmlns:w16sdtfl="http://schemas.microsoft.com/office/word/2024/wordml/sdtformatlock" xmlns:w16se="http://schemas.microsoft.com/office/word/2015/wordml/symex" xmlns:wpg="http://schemas.microsoft.com/office/word/2010/wordprocessingGroup" xmlns:wpi="http://schemas.microsoft.com/office/word/2010/wordprocessingInk" xmlns:wne="http://schemas.microsoft.com/office/word/2006/wordml" xmlns:wps="http://schemas.microsoft.com/office/word/2010/wordprocessingShape" mc:Ignorable="w14 w15 w16se w16cid w16 w16cex w16sdtdh w16sdtfl w16du wp14">
+<w:document xmlns:wpc="http://schemas.microsoft.com/office/word/2010/wordprocessingCanvas" xmlns:cx="http://schemas.microsoft.com/office/drawing/2014/chartex" xmlns:cx1="http://schemas.microsoft.com/office/drawing/2015/9/8/chartex" xmlns:cx2="http://schemas.microsoft.com/office/drawing/2015/10/21/chartex" xmlns:cx3="http://schemas.microsoft.com/office/drawing/2016/5/9/chartex" xmlns:cx4="http://schemas.microsoft.com/office/drawing/2016/5/10/chartex" xmlns:cx5="http://schemas.microsoft.com/office/drawing/2016/5/11/chartex" xmlns:cx6="http://schemas.microsoft.com/office/drawing/2016/5/12/chartex" xmlns:cx7="http://schemas.microsoft.com/office/drawing/2016/5/13/chartex" xmlns:cx8="http://schemas.microsoft.com/office/drawing/2016/5/14/chartex" xmlns:mc="http://schemas.openxmlformats.org/markup-compatibility/2006" xmlns:aink="http://schemas.microsoft.com/office/drawing/2016/ink" xmlns:am3d="http://schemas.microsoft.com/office/drawing/2017/model3d" xmlns:o="urn:schemas-microsoft-com:office:office" xmlns:oel="http://schemas.microsoft.com/office/2019/extlst" xmlns:r="http://schemas.openxmlformats.org/officeDocument/2006/relationships" xmlns:m="http://schemas.openxmlformats.org/officeDocument/2006/math" xmlns:v="urn:schemas-microsoft-com:vml" xmlns:wp14="http://schemas.microsoft.com/office/word/2010/wordprocessingDrawing" xmlns:wp="http://schemas.openxmlformats.org/drawingml/2006/wordprocessingDrawing" xmlns:w10="urn:schemas-microsoft-com:office:word" xmlns:w="http://schemas.openxmlformats.org/wordprocessingml/2006/main" xmlns:w14="http://schemas.microsoft.com/office/word/2010/wordml" xmlns:w15="http://schemas.microsoft.com/office/word/2012/wordml" xmlns:w16cex="http://schemas.microsoft.com/office/word/2018/wordml/cex" xmlns:w16cid="http://schemas.microsoft.com/office/word/2016/wordml/cid" xmlns:w16="http://schemas.microsoft.com/office/word/2018/wordml" xmlns:w16du="http://schemas.microsoft.com/office/word/2023/wordml/word16du" xmlns:w16sdtdh="http://schemas.microsoft.com/office/word/2020/wordml/sdtdatahash" xmlns:w16sdtfl="http://schemas.microsoft.com/office/word/2024/wordml/sdtformatlock" xmlns:w16se="http://schemas.microsoft.com/office/word/2015/wordml/symex" xmlns:wpg="http://schemas.microsoft.com/office/word/2010/wordprocessingGroup" xmlns:wpi="http://schemas.microsoft.com/office/word/2010/wordprocessingInk" xmlns:wne="http://schemas.microsoft.com/office/word/2006/wordml" xmlns:wps="http://schemas.microsoft.com/office/word/2010/wordprocessingShape" mc:Ignorable="w14 w15 w16se w16cid w16 w16cex w16sdtdh w16sdtfl w16du wp14">
   <w:body>
     <w:p>
       <w:pPr>
@@ -43,7 +43,7 @@
         </w:rPr>
         <w:t xml:space="preserve">[GitHub]: </w:t>
       </w:r>
-      <w:hyperlink r:id="rId7">
+      <w:hyperlink r:id="rId8">
         <w:r>
           <w:rPr>
             <w:color w:val="0000FF"/>
@@ -104,7 +104,28 @@
         <w:t xml:space="preserve"> – IoT</w:t>
       </w:r>
     </w:p>
-    <w:p/>
+    <w:p>
+      <w:pPr>
+        <w:rPr>
+          <w:rFonts w:ascii="Arial" w:eastAsia="Arial" w:hAnsi="Arial" w:cs="Arial"/>
+          <w:b/>
+          <w:bCs/>
+          <w:sz w:val="32"/>
+          <w:szCs w:val="32"/>
+        </w:rPr>
+      </w:pPr>
+    </w:p>
+    <w:p>
+      <w:pPr>
+        <w:rPr>
+          <w:rFonts w:ascii="Arial" w:eastAsia="Arial" w:hAnsi="Arial" w:cs="Arial"/>
+          <w:b/>
+          <w:bCs/>
+          <w:sz w:val="32"/>
+          <w:szCs w:val="32"/>
+        </w:rPr>
+      </w:pPr>
+    </w:p>
     <w:p/>
     <w:p/>
     <w:p/>
@@ -112,11 +133,11 @@
       <w:pPr>
         <w:pStyle w:val="Rubrik1"/>
       </w:pPr>
-      <w:bookmarkStart w:id="1" w:name="_heading=h.axq4fv9fckil" w:colFirst="0" w:colLast="0"/>
-      <w:bookmarkEnd w:id="1"/>
+      <w:bookmarkStart w:id="1" w:name="_Toc238302679"/>
       <w:r>
         <w:t>Revision History</w:t>
       </w:r>
+      <w:bookmarkEnd w:id="1"/>
     </w:p>
     <w:p/>
     <w:tbl>
@@ -573,16 +594,110 @@
           </w:p>
         </w:tc>
       </w:tr>
+      <w:tr>
+        <w:tc>
+          <w:tcPr>
+            <w:tcW w:w="2304" w:type="dxa"/>
+          </w:tcPr>
+          <w:p>
+            <w:pPr>
+              <w:keepLines/>
+              <w:pBdr>
+                <w:top w:val="nil"/>
+                <w:left w:val="nil"/>
+                <w:bottom w:val="nil"/>
+                <w:right w:val="nil"/>
+                <w:between w:val="nil"/>
+              </w:pBdr>
+              <w:spacing w:after="120"/>
+            </w:pPr>
+            <w:r>
+              <w:t>2026-08-22</w:t>
+            </w:r>
+          </w:p>
+        </w:tc>
+        <w:tc>
+          <w:tcPr>
+            <w:tcW w:w="1152" w:type="dxa"/>
+          </w:tcPr>
+          <w:p>
+            <w:pPr>
+              <w:keepLines/>
+              <w:pBdr>
+                <w:top w:val="nil"/>
+                <w:left w:val="nil"/>
+                <w:bottom w:val="nil"/>
+                <w:right w:val="nil"/>
+                <w:between w:val="nil"/>
+              </w:pBdr>
+              <w:spacing w:after="120"/>
+            </w:pPr>
+            <w:r>
+              <w:t>1.3</w:t>
+            </w:r>
+          </w:p>
+        </w:tc>
+        <w:tc>
+          <w:tcPr>
+            <w:tcW w:w="3744" w:type="dxa"/>
+          </w:tcPr>
+          <w:p>
+            <w:pPr>
+              <w:keepLines/>
+              <w:pBdr>
+                <w:top w:val="nil"/>
+                <w:left w:val="nil"/>
+                <w:bottom w:val="nil"/>
+                <w:right w:val="nil"/>
+                <w:between w:val="nil"/>
+              </w:pBdr>
+              <w:spacing w:after="120"/>
+            </w:pPr>
+            <w:r>
+              <w:t xml:space="preserve">Added </w:t>
+            </w:r>
+            <w:proofErr w:type="spellStart"/>
+            <w:r>
+              <w:t>Wokwi</w:t>
+            </w:r>
+            <w:proofErr w:type="spellEnd"/>
+            <w:r>
+              <w:t xml:space="preserve"> simulation and Serial Monitor screenshots as test evidence.</w:t>
+            </w:r>
+          </w:p>
+        </w:tc>
+        <w:tc>
+          <w:tcPr>
+            <w:tcW w:w="2304" w:type="dxa"/>
+          </w:tcPr>
+          <w:p>
+            <w:pPr>
+              <w:keepLines/>
+              <w:pBdr>
+                <w:top w:val="nil"/>
+                <w:left w:val="nil"/>
+                <w:bottom w:val="nil"/>
+                <w:right w:val="nil"/>
+                <w:between w:val="nil"/>
+              </w:pBdr>
+              <w:spacing w:after="120"/>
+            </w:pPr>
+            <w:r>
+              <w:t>Ali Daoud</w:t>
+            </w:r>
+          </w:p>
+        </w:tc>
+      </w:tr>
     </w:tbl>
     <w:p>
       <w:pPr>
         <w:sectPr>
-          <w:headerReference w:type="even" r:id="rId8"/>
-          <w:headerReference w:type="default" r:id="rId9"/>
-          <w:footerReference w:type="even" r:id="rId10"/>
-          <w:footerReference w:type="default" r:id="rId11"/>
-          <w:headerReference w:type="first" r:id="rId12"/>
-          <w:footerReference w:type="first" r:id="rId13"/>
+          <w:headerReference w:type="even" r:id="rId9"/>
+          <w:headerReference w:type="default" r:id="rId10"/>
+          <w:footerReference w:type="even" r:id="rId11"/>
+          <w:footerReference w:type="default" r:id="rId12"/>
+          <w:headerReference w:type="first" r:id="rId13"/>
+          <w:footerReference w:type="first" r:id="rId14"/>
           <w:pgSz w:w="12240" w:h="15840"/>
           <w:pgMar w:top="1440" w:right="1440" w:bottom="1440" w:left="1440" w:header="720" w:footer="720" w:gutter="0"/>
           <w:pgNumType w:start="1"/>
@@ -615,102 +730,192 @@
     </w:p>
     <w:sdt>
       <w:sdtPr>
-        <w:id w:val="-1019379292"/>
+        <w:id w:val="2137903510"/>
         <w:docPartObj>
           <w:docPartGallery w:val="Table of Contents"/>
           <w:docPartUnique/>
         </w:docPartObj>
       </w:sdtPr>
+      <w:sdtEndPr>
+        <w:rPr>
+          <w:rFonts w:ascii="Times New Roman" w:eastAsia="Times New Roman" w:hAnsi="Times New Roman" w:cs="Times New Roman"/>
+          <w:b/>
+          <w:bCs/>
+          <w:color w:val="auto"/>
+          <w:sz w:val="20"/>
+          <w:szCs w:val="20"/>
+          <w:lang w:val="en"/>
+        </w:rPr>
+      </w:sdtEndPr>
       <w:sdtContent>
         <w:p>
           <w:pPr>
-            <w:pBdr>
-              <w:top w:val="nil"/>
-              <w:left w:val="nil"/>
-              <w:bottom w:val="nil"/>
-              <w:right w:val="nil"/>
-              <w:between w:val="nil"/>
-            </w:pBdr>
+            <w:pStyle w:val="Innehllsfrteckningsrubrik"/>
+          </w:pPr>
+        </w:p>
+        <w:p>
+          <w:pPr>
+            <w:pStyle w:val="Innehll1"/>
             <w:tabs>
-              <w:tab w:val="right" w:pos="9350"/>
+              <w:tab w:val="right" w:leader="dot" w:pos="9350"/>
             </w:tabs>
-            <w:spacing w:after="100"/>
             <w:rPr>
-              <w:color w:val="000000"/>
+              <w:rFonts w:asciiTheme="minorHAnsi" w:eastAsiaTheme="minorEastAsia" w:hAnsiTheme="minorHAnsi" w:cstheme="minorBidi"/>
+              <w:noProof/>
+              <w:kern w:val="2"/>
+              <w:sz w:val="24"/>
+              <w:szCs w:val="24"/>
+              <w:lang w:val="sv-SE"/>
+              <w14:ligatures w14:val="standardContextual"/>
             </w:rPr>
           </w:pPr>
           <w:r>
             <w:fldChar w:fldCharType="begin"/>
           </w:r>
           <w:r>
-            <w:instrText xml:space="preserve"> TOC \h \u \z \t "Heading 1,1,Heading 2,2,Heading 3,3,"</w:instrText>
+            <w:instrText xml:space="preserve"> TOC \o "1-3" \h \z \u </w:instrText>
           </w:r>
           <w:r>
             <w:fldChar w:fldCharType="separate"/>
           </w:r>
-          <w:hyperlink w:anchor="_heading=h.axq4fv9fckil">
-            <w:r>
-              <w:rPr>
-                <w:color w:val="000000"/>
-              </w:rPr>
-              <w:t>Revisio</w:t>
-            </w:r>
-            <w:r>
-              <w:rPr>
-                <w:color w:val="000000"/>
-              </w:rPr>
-              <w:t>n</w:t>
-            </w:r>
-            <w:r>
-              <w:rPr>
-                <w:color w:val="000000"/>
-              </w:rPr>
-              <w:t xml:space="preserve"> History</w:t>
-            </w:r>
-            <w:r>
-              <w:rPr>
-                <w:color w:val="000000"/>
+          <w:hyperlink w:anchor="_Toc238302679" w:history="1">
+            <w:r>
+              <w:rPr>
+                <w:rStyle w:val="Hyperlnk"/>
+                <w:noProof/>
+              </w:rPr>
+              <w:t>Revision History</w:t>
+            </w:r>
+            <w:r>
+              <w:rPr>
+                <w:noProof/>
+                <w:webHidden/>
               </w:rPr>
               <w:tab/>
+            </w:r>
+            <w:r>
+              <w:rPr>
+                <w:noProof/>
+                <w:webHidden/>
+              </w:rPr>
+              <w:fldChar w:fldCharType="begin"/>
+            </w:r>
+            <w:r>
+              <w:rPr>
+                <w:noProof/>
+                <w:webHidden/>
+              </w:rPr>
+              <w:instrText xml:space="preserve"> PAGEREF _Toc238302679 \h </w:instrText>
+            </w:r>
+            <w:r>
+              <w:rPr>
+                <w:noProof/>
+                <w:webHidden/>
+              </w:rPr>
+            </w:r>
+            <w:r>
+              <w:rPr>
+                <w:noProof/>
+                <w:webHidden/>
+              </w:rPr>
+              <w:fldChar w:fldCharType="separate"/>
+            </w:r>
+            <w:r>
+              <w:rPr>
+                <w:noProof/>
+                <w:webHidden/>
+              </w:rPr>
               <w:t>1</w:t>
+            </w:r>
+            <w:r>
+              <w:rPr>
+                <w:noProof/>
+                <w:webHidden/>
+              </w:rPr>
+              <w:fldChar w:fldCharType="end"/>
             </w:r>
           </w:hyperlink>
         </w:p>
         <w:p>
           <w:pPr>
-            <w:pBdr>
-              <w:top w:val="nil"/>
-              <w:left w:val="nil"/>
-              <w:bottom w:val="nil"/>
-              <w:right w:val="nil"/>
-              <w:between w:val="nil"/>
-            </w:pBdr>
+            <w:pStyle w:val="Innehll1"/>
             <w:tabs>
-              <w:tab w:val="right" w:pos="9350"/>
+              <w:tab w:val="right" w:leader="dot" w:pos="9350"/>
             </w:tabs>
-            <w:spacing w:after="100"/>
             <w:rPr>
-              <w:color w:val="000000"/>
+              <w:rFonts w:asciiTheme="minorHAnsi" w:eastAsiaTheme="minorEastAsia" w:hAnsiTheme="minorHAnsi" w:cstheme="minorBidi"/>
+              <w:noProof/>
+              <w:kern w:val="2"/>
+              <w:sz w:val="24"/>
+              <w:szCs w:val="24"/>
+              <w:lang w:val="sv-SE"/>
+              <w14:ligatures w14:val="standardContextual"/>
             </w:rPr>
           </w:pPr>
-          <w:hyperlink w:anchor="_heading=h.3yhpyjjsd91w">
-            <w:r>
-              <w:rPr>
-                <w:color w:val="000000"/>
+          <w:hyperlink w:anchor="_Toc238302680" w:history="1">
+            <w:r>
+              <w:rPr>
+                <w:rStyle w:val="Hyperlnk"/>
+                <w:noProof/>
               </w:rPr>
               <w:t>Test Plan</w:t>
             </w:r>
             <w:r>
               <w:rPr>
-                <w:color w:val="000000"/>
+                <w:noProof/>
+                <w:webHidden/>
               </w:rPr>
               <w:tab/>
+            </w:r>
+            <w:r>
+              <w:rPr>
+                <w:noProof/>
+                <w:webHidden/>
+              </w:rPr>
+              <w:fldChar w:fldCharType="begin"/>
+            </w:r>
+            <w:r>
+              <w:rPr>
+                <w:noProof/>
+                <w:webHidden/>
+              </w:rPr>
+              <w:instrText xml:space="preserve"> PAGEREF _Toc238302680 \h </w:instrText>
+            </w:r>
+            <w:r>
+              <w:rPr>
+                <w:noProof/>
+                <w:webHidden/>
+              </w:rPr>
+            </w:r>
+            <w:r>
+              <w:rPr>
+                <w:noProof/>
+                <w:webHidden/>
+              </w:rPr>
+              <w:fldChar w:fldCharType="separate"/>
+            </w:r>
+            <w:r>
+              <w:rPr>
+                <w:noProof/>
+                <w:webHidden/>
+              </w:rPr>
               <w:t>2</w:t>
+            </w:r>
+            <w:r>
+              <w:rPr>
+                <w:noProof/>
+                <w:webHidden/>
+              </w:rPr>
+              <w:fldChar w:fldCharType="end"/>
             </w:r>
           </w:hyperlink>
         </w:p>
         <w:p>
           <w:r>
+            <w:rPr>
+              <w:b/>
+              <w:bCs/>
+            </w:rPr>
             <w:fldChar w:fldCharType="end"/>
           </w:r>
         </w:p>
@@ -739,11 +944,11 @@
       <w:pPr>
         <w:pStyle w:val="Rubrik1"/>
       </w:pPr>
-      <w:bookmarkStart w:id="3" w:name="_heading=h.3yhpyjjsd91w" w:colFirst="0" w:colLast="0"/>
-      <w:bookmarkEnd w:id="3"/>
+      <w:bookmarkStart w:id="3" w:name="_Toc238302680"/>
       <w:r>
         <w:t>Test Plan</w:t>
       </w:r>
+      <w:bookmarkEnd w:id="3"/>
     </w:p>
     <w:p>
       <w:pPr>
@@ -1170,162 +1375,14 @@
           <w:p>
             <w:pPr>
               <w:rPr>
-                <w:lang w:val="sv-SE"/>
+                <w:lang w:val="en-US"/>
               </w:rPr>
             </w:pPr>
-            <w:proofErr w:type="spellStart"/>
-            <w:r>
-              <w:rPr>
-                <w:lang w:val="sv-SE"/>
-              </w:rPr>
-              <w:t>Retrieve</w:t>
-            </w:r>
-            <w:proofErr w:type="spellEnd"/>
-            <w:r>
-              <w:rPr>
-                <w:lang w:val="sv-SE"/>
-              </w:rPr>
-              <w:t xml:space="preserve"> </w:t>
-            </w:r>
-            <w:proofErr w:type="spellStart"/>
-            <w:r>
-              <w:rPr>
-                <w:lang w:val="sv-SE"/>
-              </w:rPr>
-              <w:t>simulated</w:t>
-            </w:r>
-            <w:proofErr w:type="spellEnd"/>
-            <w:r>
-              <w:rPr>
-                <w:lang w:val="sv-SE"/>
-              </w:rPr>
-              <w:t xml:space="preserve"> </w:t>
-            </w:r>
-            <w:proofErr w:type="spellStart"/>
-            <w:r>
-              <w:rPr>
-                <w:lang w:val="sv-SE"/>
-              </w:rPr>
-              <w:t>desired</w:t>
-            </w:r>
-            <w:proofErr w:type="spellEnd"/>
-            <w:r>
-              <w:rPr>
-                <w:lang w:val="sv-SE"/>
-              </w:rPr>
-              <w:t xml:space="preserve"> </w:t>
-            </w:r>
-            <w:proofErr w:type="spellStart"/>
-            <w:r>
-              <w:rPr>
-                <w:lang w:val="sv-SE"/>
-              </w:rPr>
-              <w:t>states</w:t>
-            </w:r>
-            <w:proofErr w:type="spellEnd"/>
-            <w:r>
-              <w:rPr>
-                <w:lang w:val="sv-SE"/>
-              </w:rPr>
-              <w:t xml:space="preserve"> and </w:t>
-            </w:r>
-            <w:proofErr w:type="spellStart"/>
-            <w:r>
-              <w:rPr>
-                <w:lang w:val="sv-SE"/>
-              </w:rPr>
-              <w:t>verify</w:t>
-            </w:r>
-            <w:proofErr w:type="spellEnd"/>
-            <w:r>
-              <w:rPr>
-                <w:lang w:val="sv-SE"/>
-              </w:rPr>
-              <w:t xml:space="preserve"> </w:t>
-            </w:r>
-            <w:proofErr w:type="spellStart"/>
-            <w:r>
-              <w:rPr>
-                <w:lang w:val="sv-SE"/>
-              </w:rPr>
-              <w:t>that</w:t>
-            </w:r>
-            <w:proofErr w:type="spellEnd"/>
-            <w:r>
-              <w:rPr>
-                <w:lang w:val="sv-SE"/>
-              </w:rPr>
-              <w:t xml:space="preserve"> the </w:t>
-            </w:r>
-            <w:proofErr w:type="spellStart"/>
-            <w:r>
-              <w:rPr>
-                <w:lang w:val="sv-SE"/>
-              </w:rPr>
-              <w:t>correct</w:t>
-            </w:r>
-            <w:proofErr w:type="spellEnd"/>
-            <w:r>
-              <w:rPr>
-                <w:lang w:val="sv-SE"/>
-              </w:rPr>
-              <w:t xml:space="preserve"> </w:t>
-            </w:r>
-            <w:proofErr w:type="spellStart"/>
-            <w:r>
-              <w:rPr>
-                <w:lang w:val="sv-SE"/>
-              </w:rPr>
-              <w:t>simulated</w:t>
-            </w:r>
-            <w:proofErr w:type="spellEnd"/>
-            <w:r>
-              <w:rPr>
-                <w:lang w:val="sv-SE"/>
-              </w:rPr>
-              <w:t xml:space="preserve"> </w:t>
-            </w:r>
-            <w:proofErr w:type="spellStart"/>
-            <w:r>
-              <w:rPr>
-                <w:lang w:val="sv-SE"/>
-              </w:rPr>
-              <w:t>devices</w:t>
-            </w:r>
-            <w:proofErr w:type="spellEnd"/>
-            <w:r>
-              <w:rPr>
-                <w:lang w:val="sv-SE"/>
-              </w:rPr>
-              <w:t xml:space="preserve"> </w:t>
-            </w:r>
-            <w:proofErr w:type="spellStart"/>
-            <w:r>
-              <w:rPr>
-                <w:lang w:val="sv-SE"/>
-              </w:rPr>
-              <w:t>change</w:t>
-            </w:r>
-            <w:proofErr w:type="spellEnd"/>
-            <w:r>
-              <w:rPr>
-                <w:lang w:val="sv-SE"/>
-              </w:rPr>
-              <w:t xml:space="preserve"> </w:t>
-            </w:r>
-            <w:proofErr w:type="spellStart"/>
-            <w:r>
-              <w:rPr>
-                <w:lang w:val="sv-SE"/>
-              </w:rPr>
-              <w:t>state</w:t>
-            </w:r>
-            <w:proofErr w:type="spellEnd"/>
-            <w:r>
-              <w:rPr>
-                <w:lang w:val="sv-SE"/>
-              </w:rPr>
-              <w:t>.</w:t>
+            <w:r>
+              <w:rPr>
+                <w:lang w:val="en-US"/>
+              </w:rPr>
+              <w:t>Retrieve simulated desired states and verify that the correct simulated devices change state.</w:t>
             </w:r>
           </w:p>
           <w:p/>
@@ -1358,6 +1415,7 @@
           </w:tcPr>
           <w:p>
             <w:r>
+              <w:lastRenderedPageBreak/>
               <w:t>R8. Device State Reporting</w:t>
             </w:r>
           </w:p>
@@ -1393,7 +1451,6 @@
           </w:tcPr>
           <w:p>
             <w:r>
-              <w:lastRenderedPageBreak/>
               <w:t>R9. Multiple Device Support</w:t>
             </w:r>
           </w:p>
@@ -1432,12 +1489,202 @@
       </w:pPr>
       <w:bookmarkStart w:id="4" w:name="_heading=h.amvd2eibz6oj" w:colFirst="0" w:colLast="0"/>
       <w:bookmarkEnd w:id="4"/>
+      <w:r>
+        <w:rPr>
+          <w:i/>
+          <w:iCs/>
+          <w:noProof/>
+        </w:rPr>
+        <w:drawing>
+          <wp:inline distT="0" distB="0" distL="0" distR="0" wp14:anchorId="1ABED9B6" wp14:editId="015C7E1A">
+            <wp:extent cx="5943600" cy="3031490"/>
+            <wp:effectExtent l="0" t="0" r="0" b="0"/>
+            <wp:docPr id="1915872036" name="Bildobjekt 1"/>
+            <wp:cNvGraphicFramePr>
+              <a:graphicFrameLocks xmlns:a="http://schemas.openxmlformats.org/drawingml/2006/main" noChangeAspect="1"/>
+            </wp:cNvGraphicFramePr>
+            <a:graphic xmlns:a="http://schemas.openxmlformats.org/drawingml/2006/main">
+              <a:graphicData uri="http://schemas.openxmlformats.org/drawingml/2006/picture">
+                <pic:pic xmlns:pic="http://schemas.openxmlformats.org/drawingml/2006/picture">
+                  <pic:nvPicPr>
+                    <pic:cNvPr id="1915872036" name=""/>
+                    <pic:cNvPicPr/>
+                  </pic:nvPicPr>
+                  <pic:blipFill>
+                    <a:blip r:embed="rId15"/>
+                    <a:stretch>
+                      <a:fillRect/>
+                    </a:stretch>
+                  </pic:blipFill>
+                  <pic:spPr>
+                    <a:xfrm>
+                      <a:off x="0" y="0"/>
+                      <a:ext cx="5943600" cy="3031490"/>
+                    </a:xfrm>
+                    <a:prstGeom prst="rect">
+                      <a:avLst/>
+                    </a:prstGeom>
+                  </pic:spPr>
+                </pic:pic>
+              </a:graphicData>
+            </a:graphic>
+          </wp:inline>
+        </w:drawing>
+      </w:r>
+    </w:p>
+    <w:p>
+      <w:pPr>
+        <w:rPr>
+          <w:i/>
+          <w:iCs/>
+        </w:rPr>
+      </w:pPr>
+      <w:r>
+        <w:rPr>
+          <w:i/>
+          <w:iCs/>
+        </w:rPr>
+        <w:t xml:space="preserve">Figure 1. </w:t>
+      </w:r>
+      <w:proofErr w:type="spellStart"/>
+      <w:r>
+        <w:rPr>
+          <w:i/>
+          <w:iCs/>
+        </w:rPr>
+        <w:t>Wokwi</w:t>
+      </w:r>
+      <w:proofErr w:type="spellEnd"/>
+      <w:r>
+        <w:rPr>
+          <w:i/>
+          <w:iCs/>
+        </w:rPr>
+        <w:t xml:space="preserve"> simulation </w:t>
+      </w:r>
+      <w:proofErr w:type="gramStart"/>
+      <w:r>
+        <w:rPr>
+          <w:i/>
+          <w:iCs/>
+        </w:rPr>
+        <w:t>showing</w:t>
+      </w:r>
+      <w:proofErr w:type="gramEnd"/>
+      <w:r>
+        <w:rPr>
+          <w:i/>
+          <w:iCs/>
+        </w:rPr>
+        <w:t xml:space="preserve"> the ESP32 and connected </w:t>
+      </w:r>
+      <w:proofErr w:type="spellStart"/>
+      <w:r>
+        <w:rPr>
+          <w:i/>
+          <w:iCs/>
+        </w:rPr>
+        <w:t>SmartHouse</w:t>
+      </w:r>
+      <w:proofErr w:type="spellEnd"/>
+      <w:r>
+        <w:rPr>
+          <w:i/>
+          <w:iCs/>
+        </w:rPr>
+        <w:t xml:space="preserve"> devices.</w:t>
+      </w:r>
+    </w:p>
+    <w:p>
+      <w:pPr>
+        <w:rPr>
+          <w:i/>
+          <w:iCs/>
+        </w:rPr>
+      </w:pPr>
+    </w:p>
+    <w:p>
+      <w:pPr>
+        <w:rPr>
+          <w:i/>
+          <w:iCs/>
+        </w:rPr>
+      </w:pPr>
+      <w:r>
+        <w:rPr>
+          <w:i/>
+          <w:iCs/>
+          <w:noProof/>
+        </w:rPr>
+        <w:lastRenderedPageBreak/>
+        <w:drawing>
+          <wp:inline distT="0" distB="0" distL="0" distR="0" wp14:anchorId="44DAB370" wp14:editId="258F5811">
+            <wp:extent cx="5943600" cy="3388360"/>
+            <wp:effectExtent l="0" t="0" r="0" b="2540"/>
+            <wp:docPr id="746805041" name="Bildobjekt 1"/>
+            <wp:cNvGraphicFramePr>
+              <a:graphicFrameLocks xmlns:a="http://schemas.openxmlformats.org/drawingml/2006/main" noChangeAspect="1"/>
+            </wp:cNvGraphicFramePr>
+            <a:graphic xmlns:a="http://schemas.openxmlformats.org/drawingml/2006/main">
+              <a:graphicData uri="http://schemas.openxmlformats.org/drawingml/2006/picture">
+                <pic:pic xmlns:pic="http://schemas.openxmlformats.org/drawingml/2006/picture">
+                  <pic:nvPicPr>
+                    <pic:cNvPr id="746805041" name=""/>
+                    <pic:cNvPicPr/>
+                  </pic:nvPicPr>
+                  <pic:blipFill>
+                    <a:blip r:embed="rId16"/>
+                    <a:stretch>
+                      <a:fillRect/>
+                    </a:stretch>
+                  </pic:blipFill>
+                  <pic:spPr>
+                    <a:xfrm>
+                      <a:off x="0" y="0"/>
+                      <a:ext cx="5943600" cy="3388360"/>
+                    </a:xfrm>
+                    <a:prstGeom prst="rect">
+                      <a:avLst/>
+                    </a:prstGeom>
+                  </pic:spPr>
+                </pic:pic>
+              </a:graphicData>
+            </a:graphic>
+          </wp:inline>
+        </w:drawing>
+      </w:r>
+    </w:p>
+    <w:p>
+      <w:pPr>
+        <w:rPr>
+          <w:i/>
+          <w:iCs/>
+          <w:lang w:val="en-US"/>
+        </w:rPr>
+      </w:pPr>
+      <w:r>
+        <w:rPr>
+          <w:i/>
+          <w:iCs/>
+          <w:lang w:val="en-US"/>
+        </w:rPr>
+        <w:t>Figure 2. Serial Monitor showing successful mock device registration and stored device secrets.</w:t>
+      </w:r>
+    </w:p>
+    <w:p>
+      <w:pPr>
+        <w:rPr>
+          <w:i/>
+          <w:iCs/>
+          <w:lang w:val="en-US"/>
+        </w:rPr>
+      </w:pPr>
     </w:p>
     <w:sectPr>
-      <w:headerReference w:type="default" r:id="rId14"/>
-      <w:footerReference w:type="default" r:id="rId15"/>
-      <w:headerReference w:type="first" r:id="rId16"/>
-      <w:footerReference w:type="first" r:id="rId17"/>
+      <w:headerReference w:type="default" r:id="rId17"/>
+      <w:footerReference w:type="default" r:id="rId18"/>
+      <w:headerReference w:type="first" r:id="rId19"/>
+      <w:footerReference w:type="first" r:id="rId20"/>
       <w:pgSz w:w="12240" w:h="15840"/>
       <w:pgMar w:top="1440" w:right="1440" w:bottom="1440" w:left="1440" w:header="720" w:footer="720" w:gutter="0"/>
       <w:cols w:space="720"/>
@@ -1447,7 +1694,7 @@
 </file>
 
 <file path=word/endnotes.xml><?xml version="1.0" encoding="utf-8"?>
-<w:endnotes xmlns:wpc="http://schemas.microsoft.com/office/word/2010/wordprocessingCanvas" xmlns:cx="http://schemas.microsoft.com/office/drawing/2014/chartex" xmlns:cx1="http://schemas.microsoft.com/office/drawing/2015/9/8/chartex" xmlns:cx2="http://schemas.microsoft.com/office/drawing/2015/10/21/chartex" xmlns:cx3="http://schemas.microsoft.com/office/drawing/2016/5/9/chartex" xmlns:cx4="http://schemas.microsoft.com/office/drawing/2016/5/10/chartex" xmlns:cx5="http://schemas.microsoft.com/office/drawing/2016/5/11/chartex" xmlns:cx6="http://schemas.microsoft.com/office/drawing/2016/5/12/chartex" xmlns:cx7="http://schemas.microsoft.com/office/drawing/2016/5/13/chartex" xmlns:cx8="http://schemas.microsoft.com/office/drawing/2016/5/14/chartex" xmlns:mc="http://schemas.openxmlformats.org/markup-compatibility/2006" xmlns:aink="http://schemas.microsoft.com/office/drawing/2016/ink" xmlns:am3d="http://schemas.microsoft.com/office/drawing/2017/model3d" xmlns:o="urn:schemas-microsoft-com:office:office" xmlns:oel="http://schemas.microsoft.com/office/2019/extlst" xmlns:r="http://schemas.openxmlformats.org/officeDocument/2006/relationships" xmlns:m="http://schemas.openxmlformats.org/officeDocument/2006/math" xmlns:v="urn:schemas-microsoft-com:vml" xmlns:wp14="http://schemas.microsoft.com/office/word/2010/wordprocessingDrawing" xmlns:wp="http://schemas.openxmlformats.org/drawingml/2006/wordprocessingDrawing" xmlns:w10="urn:schemas-microsoft-com:office:word" xmlns:w="http://schemas.openxmlformats.org/wordprocessingml/2006/main" xmlns:w14="http://schemas.microsoft.com/office/word/2010/wordml" xmlns:w15="http://schemas.microsoft.com/office/word/2012/wordml" xmlns:w16cei="http://schemas.microsoft.com/office/word/2026/wordml/cei" xmlns:w16cex="http://schemas.microsoft.com/office/word/2018/wordml/cex" xmlns:w16cid="http://schemas.microsoft.com/office/word/2016/wordml/cid" xmlns:w16="http://schemas.microsoft.com/office/word/2018/wordml" xmlns:w16du="http://schemas.microsoft.com/office/word/2023/wordml/word16du" xmlns:w16sdtdh="http://schemas.microsoft.com/office/word/2020/wordml/sdtdatahash" xmlns:w16sdtfl="http://schemas.microsoft.com/office/word/2024/wordml/sdtformatlock" xmlns:w16se="http://schemas.microsoft.com/office/word/2015/wordml/symex" xmlns:wpg="http://schemas.microsoft.com/office/word/2010/wordprocessingGroup" xmlns:wpi="http://schemas.microsoft.com/office/word/2010/wordprocessingInk" xmlns:wne="http://schemas.microsoft.com/office/word/2006/wordml" xmlns:wps="http://schemas.microsoft.com/office/word/2010/wordprocessingShape" mc:Ignorable="w14 w15 w16se w16cid w16 w16cex w16sdtdh w16sdtfl w16du wp14">
+<w:endnotes xmlns:wpc="http://schemas.microsoft.com/office/word/2010/wordprocessingCanvas" xmlns:cx="http://schemas.microsoft.com/office/drawing/2014/chartex" xmlns:cx1="http://schemas.microsoft.com/office/drawing/2015/9/8/chartex" xmlns:cx2="http://schemas.microsoft.com/office/drawing/2015/10/21/chartex" xmlns:cx3="http://schemas.microsoft.com/office/drawing/2016/5/9/chartex" xmlns:cx4="http://schemas.microsoft.com/office/drawing/2016/5/10/chartex" xmlns:cx5="http://schemas.microsoft.com/office/drawing/2016/5/11/chartex" xmlns:cx6="http://schemas.microsoft.com/office/drawing/2016/5/12/chartex" xmlns:cx7="http://schemas.microsoft.com/office/drawing/2016/5/13/chartex" xmlns:cx8="http://schemas.microsoft.com/office/drawing/2016/5/14/chartex" xmlns:mc="http://schemas.openxmlformats.org/markup-compatibility/2006" xmlns:aink="http://schemas.microsoft.com/office/drawing/2016/ink" xmlns:am3d="http://schemas.microsoft.com/office/drawing/2017/model3d" xmlns:o="urn:schemas-microsoft-com:office:office" xmlns:oel="http://schemas.microsoft.com/office/2019/extlst" xmlns:r="http://schemas.openxmlformats.org/officeDocument/2006/relationships" xmlns:m="http://schemas.openxmlformats.org/officeDocument/2006/math" xmlns:v="urn:schemas-microsoft-com:vml" xmlns:wp14="http://schemas.microsoft.com/office/word/2010/wordprocessingDrawing" xmlns:wp="http://schemas.openxmlformats.org/drawingml/2006/wordprocessingDrawing" xmlns:w10="urn:schemas-microsoft-com:office:word" xmlns:w="http://schemas.openxmlformats.org/wordprocessingml/2006/main" xmlns:w14="http://schemas.microsoft.com/office/word/2010/wordml" xmlns:w15="http://schemas.microsoft.com/office/word/2012/wordml" xmlns:w16cex="http://schemas.microsoft.com/office/word/2018/wordml/cex" xmlns:w16cid="http://schemas.microsoft.com/office/word/2016/wordml/cid" xmlns:w16="http://schemas.microsoft.com/office/word/2018/wordml" xmlns:w16du="http://schemas.microsoft.com/office/word/2023/wordml/word16du" xmlns:w16sdtdh="http://schemas.microsoft.com/office/word/2020/wordml/sdtdatahash" xmlns:w16sdtfl="http://schemas.microsoft.com/office/word/2024/wordml/sdtformatlock" xmlns:w16se="http://schemas.microsoft.com/office/word/2015/wordml/symex" xmlns:wpg="http://schemas.microsoft.com/office/word/2010/wordprocessingGroup" xmlns:wpi="http://schemas.microsoft.com/office/word/2010/wordprocessingInk" xmlns:wne="http://schemas.microsoft.com/office/word/2006/wordml" xmlns:wps="http://schemas.microsoft.com/office/word/2010/wordprocessingShape" mc:Ignorable="w14 w15 w16se w16cid w16 w16cex w16sdtdh w16sdtfl w16du wp14">
   <w:endnote w:type="separator" w:id="-1">
     <w:p>
       <w:r>
@@ -1466,7 +1713,7 @@
 </file>
 
 <file path=word/footer1.xml><?xml version="1.0" encoding="utf-8"?>
-<w:ftr xmlns:wpc="http://schemas.microsoft.com/office/word/2010/wordprocessingCanvas" xmlns:cx="http://schemas.microsoft.com/office/drawing/2014/chartex" xmlns:cx1="http://schemas.microsoft.com/office/drawing/2015/9/8/chartex" xmlns:cx2="http://schemas.microsoft.com/office/drawing/2015/10/21/chartex" xmlns:cx3="http://schemas.microsoft.com/office/drawing/2016/5/9/chartex" xmlns:cx4="http://schemas.microsoft.com/office/drawing/2016/5/10/chartex" xmlns:cx5="http://schemas.microsoft.com/office/drawing/2016/5/11/chartex" xmlns:cx6="http://schemas.microsoft.com/office/drawing/2016/5/12/chartex" xmlns:cx7="http://schemas.microsoft.com/office/drawing/2016/5/13/chartex" xmlns:cx8="http://schemas.microsoft.com/office/drawing/2016/5/14/chartex" xmlns:mc="http://schemas.openxmlformats.org/markup-compatibility/2006" xmlns:aink="http://schemas.microsoft.com/office/drawing/2016/ink" xmlns:am3d="http://schemas.microsoft.com/office/drawing/2017/model3d" xmlns:o="urn:schemas-microsoft-com:office:office" xmlns:oel="http://schemas.microsoft.com/office/2019/extlst" xmlns:r="http://schemas.openxmlformats.org/officeDocument/2006/relationships" xmlns:m="http://schemas.openxmlformats.org/officeDocument/2006/math" xmlns:v="urn:schemas-microsoft-com:vml" xmlns:wp14="http://schemas.microsoft.com/office/word/2010/wordprocessingDrawing" xmlns:wp="http://schemas.openxmlformats.org/drawingml/2006/wordprocessingDrawing" xmlns:w10="urn:schemas-microsoft-com:office:word" xmlns:w="http://schemas.openxmlformats.org/wordprocessingml/2006/main" xmlns:w14="http://schemas.microsoft.com/office/word/2010/wordml" xmlns:w15="http://schemas.microsoft.com/office/word/2012/wordml" xmlns:w16cei="http://schemas.microsoft.com/office/word/2026/wordml/cei" xmlns:w16cex="http://schemas.microsoft.com/office/word/2018/wordml/cex" xmlns:w16cid="http://schemas.microsoft.com/office/word/2016/wordml/cid" xmlns:w16="http://schemas.microsoft.com/office/word/2018/wordml" xmlns:w16du="http://schemas.microsoft.com/office/word/2023/wordml/word16du" xmlns:w16sdtdh="http://schemas.microsoft.com/office/word/2020/wordml/sdtdatahash" xmlns:w16sdtfl="http://schemas.microsoft.com/office/word/2024/wordml/sdtformatlock" xmlns:w16se="http://schemas.microsoft.com/office/word/2015/wordml/symex" xmlns:wpg="http://schemas.microsoft.com/office/word/2010/wordprocessingGroup" xmlns:wpi="http://schemas.microsoft.com/office/word/2010/wordprocessingInk" xmlns:wne="http://schemas.microsoft.com/office/word/2006/wordml" xmlns:wps="http://schemas.microsoft.com/office/word/2010/wordprocessingShape" mc:Ignorable="w14 w15 w16se w16cid w16 w16cex w16sdtdh w16sdtfl w16du wp14">
+<w:ftr xmlns:wpc="http://schemas.microsoft.com/office/word/2010/wordprocessingCanvas" xmlns:cx="http://schemas.microsoft.com/office/drawing/2014/chartex" xmlns:cx1="http://schemas.microsoft.com/office/drawing/2015/9/8/chartex" xmlns:cx2="http://schemas.microsoft.com/office/drawing/2015/10/21/chartex" xmlns:cx3="http://schemas.microsoft.com/office/drawing/2016/5/9/chartex" xmlns:cx4="http://schemas.microsoft.com/office/drawing/2016/5/10/chartex" xmlns:cx5="http://schemas.microsoft.com/office/drawing/2016/5/11/chartex" xmlns:cx6="http://schemas.microsoft.com/office/drawing/2016/5/12/chartex" xmlns:cx7="http://schemas.microsoft.com/office/drawing/2016/5/13/chartex" xmlns:cx8="http://schemas.microsoft.com/office/drawing/2016/5/14/chartex" xmlns:mc="http://schemas.openxmlformats.org/markup-compatibility/2006" xmlns:aink="http://schemas.microsoft.com/office/drawing/2016/ink" xmlns:am3d="http://schemas.microsoft.com/office/drawing/2017/model3d" xmlns:o="urn:schemas-microsoft-com:office:office" xmlns:oel="http://schemas.microsoft.com/office/2019/extlst" xmlns:r="http://schemas.openxmlformats.org/officeDocument/2006/relationships" xmlns:m="http://schemas.openxmlformats.org/officeDocument/2006/math" xmlns:v="urn:schemas-microsoft-com:vml" xmlns:wp14="http://schemas.microsoft.com/office/word/2010/wordprocessingDrawing" xmlns:wp="http://schemas.openxmlformats.org/drawingml/2006/wordprocessingDrawing" xmlns:w10="urn:schemas-microsoft-com:office:word" xmlns:w="http://schemas.openxmlformats.org/wordprocessingml/2006/main" xmlns:w14="http://schemas.microsoft.com/office/word/2010/wordml" xmlns:w15="http://schemas.microsoft.com/office/word/2012/wordml" xmlns:w16cex="http://schemas.microsoft.com/office/word/2018/wordml/cex" xmlns:w16cid="http://schemas.microsoft.com/office/word/2016/wordml/cid" xmlns:w16="http://schemas.microsoft.com/office/word/2018/wordml" xmlns:w16du="http://schemas.microsoft.com/office/word/2023/wordml/word16du" xmlns:w16sdtdh="http://schemas.microsoft.com/office/word/2020/wordml/sdtdatahash" xmlns:w16sdtfl="http://schemas.microsoft.com/office/word/2024/wordml/sdtformatlock" xmlns:w16se="http://schemas.microsoft.com/office/word/2015/wordml/symex" xmlns:wpg="http://schemas.microsoft.com/office/word/2010/wordprocessingGroup" xmlns:wpi="http://schemas.microsoft.com/office/word/2010/wordprocessingInk" xmlns:wne="http://schemas.microsoft.com/office/word/2006/wordml" xmlns:wps="http://schemas.microsoft.com/office/word/2010/wordprocessingShape" mc:Ignorable="w14 w15 w16se w16cid w16 w16cex w16sdtdh w16sdtfl w16du wp14">
   <w:p>
     <w:pPr>
       <w:pBdr>
@@ -1533,7 +1780,7 @@
 </file>
 
 <file path=word/footer2.xml><?xml version="1.0" encoding="utf-8"?>
-<w:ftr xmlns:wpc="http://schemas.microsoft.com/office/word/2010/wordprocessingCanvas" xmlns:cx="http://schemas.microsoft.com/office/drawing/2014/chartex" xmlns:cx1="http://schemas.microsoft.com/office/drawing/2015/9/8/chartex" xmlns:cx2="http://schemas.microsoft.com/office/drawing/2015/10/21/chartex" xmlns:cx3="http://schemas.microsoft.com/office/drawing/2016/5/9/chartex" xmlns:cx4="http://schemas.microsoft.com/office/drawing/2016/5/10/chartex" xmlns:cx5="http://schemas.microsoft.com/office/drawing/2016/5/11/chartex" xmlns:cx6="http://schemas.microsoft.com/office/drawing/2016/5/12/chartex" xmlns:cx7="http://schemas.microsoft.com/office/drawing/2016/5/13/chartex" xmlns:cx8="http://schemas.microsoft.com/office/drawing/2016/5/14/chartex" xmlns:mc="http://schemas.openxmlformats.org/markup-compatibility/2006" xmlns:aink="http://schemas.microsoft.com/office/drawing/2016/ink" xmlns:am3d="http://schemas.microsoft.com/office/drawing/2017/model3d" xmlns:o="urn:schemas-microsoft-com:office:office" xmlns:oel="http://schemas.microsoft.com/office/2019/extlst" xmlns:r="http://schemas.openxmlformats.org/officeDocument/2006/relationships" xmlns:m="http://schemas.openxmlformats.org/officeDocument/2006/math" xmlns:v="urn:schemas-microsoft-com:vml" xmlns:wp14="http://schemas.microsoft.com/office/word/2010/wordprocessingDrawing" xmlns:wp="http://schemas.openxmlformats.org/drawingml/2006/wordprocessingDrawing" xmlns:w10="urn:schemas-microsoft-com:office:word" xmlns:w="http://schemas.openxmlformats.org/wordprocessingml/2006/main" xmlns:w14="http://schemas.microsoft.com/office/word/2010/wordml" xmlns:w15="http://schemas.microsoft.com/office/word/2012/wordml" xmlns:w16cei="http://schemas.microsoft.com/office/word/2026/wordml/cei" xmlns:w16cex="http://schemas.microsoft.com/office/word/2018/wordml/cex" xmlns:w16cid="http://schemas.microsoft.com/office/word/2016/wordml/cid" xmlns:w16="http://schemas.microsoft.com/office/word/2018/wordml" xmlns:w16du="http://schemas.microsoft.com/office/word/2023/wordml/word16du" xmlns:w16sdtdh="http://schemas.microsoft.com/office/word/2020/wordml/sdtdatahash" xmlns:w16sdtfl="http://schemas.microsoft.com/office/word/2024/wordml/sdtformatlock" xmlns:w16se="http://schemas.microsoft.com/office/word/2015/wordml/symex" xmlns:wpg="http://schemas.microsoft.com/office/word/2010/wordprocessingGroup" xmlns:wpi="http://schemas.microsoft.com/office/word/2010/wordprocessingInk" xmlns:wne="http://schemas.microsoft.com/office/word/2006/wordml" xmlns:wps="http://schemas.microsoft.com/office/word/2010/wordprocessingShape" mc:Ignorable="w14 w15 w16se w16cid w16 w16cex w16sdtdh w16sdtfl w16du wp14">
+<w:ftr xmlns:wpc="http://schemas.microsoft.com/office/word/2010/wordprocessingCanvas" xmlns:cx="http://schemas.microsoft.com/office/drawing/2014/chartex" xmlns:cx1="http://schemas.microsoft.com/office/drawing/2015/9/8/chartex" xmlns:cx2="http://schemas.microsoft.com/office/drawing/2015/10/21/chartex" xmlns:cx3="http://schemas.microsoft.com/office/drawing/2016/5/9/chartex" xmlns:cx4="http://schemas.microsoft.com/office/drawing/2016/5/10/chartex" xmlns:cx5="http://schemas.microsoft.com/office/drawing/2016/5/11/chartex" xmlns:cx6="http://schemas.microsoft.com/office/drawing/2016/5/12/chartex" xmlns:cx7="http://schemas.microsoft.com/office/drawing/2016/5/13/chartex" xmlns:cx8="http://schemas.microsoft.com/office/drawing/2016/5/14/chartex" xmlns:mc="http://schemas.openxmlformats.org/markup-compatibility/2006" xmlns:aink="http://schemas.microsoft.com/office/drawing/2016/ink" xmlns:am3d="http://schemas.microsoft.com/office/drawing/2017/model3d" xmlns:o="urn:schemas-microsoft-com:office:office" xmlns:oel="http://schemas.microsoft.com/office/2019/extlst" xmlns:r="http://schemas.openxmlformats.org/officeDocument/2006/relationships" xmlns:m="http://schemas.openxmlformats.org/officeDocument/2006/math" xmlns:v="urn:schemas-microsoft-com:vml" xmlns:wp14="http://schemas.microsoft.com/office/word/2010/wordprocessingDrawing" xmlns:wp="http://schemas.openxmlformats.org/drawingml/2006/wordprocessingDrawing" xmlns:w10="urn:schemas-microsoft-com:office:word" xmlns:w="http://schemas.openxmlformats.org/wordprocessingml/2006/main" xmlns:w14="http://schemas.microsoft.com/office/word/2010/wordml" xmlns:w15="http://schemas.microsoft.com/office/word/2012/wordml" xmlns:w16cex="http://schemas.microsoft.com/office/word/2018/wordml/cex" xmlns:w16cid="http://schemas.microsoft.com/office/word/2016/wordml/cid" xmlns:w16="http://schemas.microsoft.com/office/word/2018/wordml" xmlns:w16du="http://schemas.microsoft.com/office/word/2023/wordml/word16du" xmlns:w16sdtdh="http://schemas.microsoft.com/office/word/2020/wordml/sdtdatahash" xmlns:w16sdtfl="http://schemas.microsoft.com/office/word/2024/wordml/sdtformatlock" xmlns:w16se="http://schemas.microsoft.com/office/word/2015/wordml/symex" xmlns:wpg="http://schemas.microsoft.com/office/word/2010/wordprocessingGroup" xmlns:wpi="http://schemas.microsoft.com/office/word/2010/wordprocessingInk" xmlns:wne="http://schemas.microsoft.com/office/word/2006/wordml" xmlns:wps="http://schemas.microsoft.com/office/word/2010/wordprocessingShape" mc:Ignorable="w14 w15 w16se w16cid w16 w16cex w16sdtdh w16sdtfl w16du wp14">
   <w:p>
     <w:pPr>
       <w:pBdr>
@@ -1556,7 +1803,7 @@
 </file>
 
 <file path=word/footer3.xml><?xml version="1.0" encoding="utf-8"?>
-<w:ftr xmlns:wpc="http://schemas.microsoft.com/office/word/2010/wordprocessingCanvas" xmlns:cx="http://schemas.microsoft.com/office/drawing/2014/chartex" xmlns:cx1="http://schemas.microsoft.com/office/drawing/2015/9/8/chartex" xmlns:cx2="http://schemas.microsoft.com/office/drawing/2015/10/21/chartex" xmlns:cx3="http://schemas.microsoft.com/office/drawing/2016/5/9/chartex" xmlns:cx4="http://schemas.microsoft.com/office/drawing/2016/5/10/chartex" xmlns:cx5="http://schemas.microsoft.com/office/drawing/2016/5/11/chartex" xmlns:cx6="http://schemas.microsoft.com/office/drawing/2016/5/12/chartex" xmlns:cx7="http://schemas.microsoft.com/office/drawing/2016/5/13/chartex" xmlns:cx8="http://schemas.microsoft.com/office/drawing/2016/5/14/chartex" xmlns:mc="http://schemas.openxmlformats.org/markup-compatibility/2006" xmlns:aink="http://schemas.microsoft.com/office/drawing/2016/ink" xmlns:am3d="http://schemas.microsoft.com/office/drawing/2017/model3d" xmlns:o="urn:schemas-microsoft-com:office:office" xmlns:oel="http://schemas.microsoft.com/office/2019/extlst" xmlns:r="http://schemas.openxmlformats.org/officeDocument/2006/relationships" xmlns:m="http://schemas.openxmlformats.org/officeDocument/2006/math" xmlns:v="urn:schemas-microsoft-com:vml" xmlns:wp14="http://schemas.microsoft.com/office/word/2010/wordprocessingDrawing" xmlns:wp="http://schemas.openxmlformats.org/drawingml/2006/wordprocessingDrawing" xmlns:w10="urn:schemas-microsoft-com:office:word" xmlns:w="http://schemas.openxmlformats.org/wordprocessingml/2006/main" xmlns:w14="http://schemas.microsoft.com/office/word/2010/wordml" xmlns:w15="http://schemas.microsoft.com/office/word/2012/wordml" xmlns:w16cei="http://schemas.microsoft.com/office/word/2026/wordml/cei" xmlns:w16cex="http://schemas.microsoft.com/office/word/2018/wordml/cex" xmlns:w16cid="http://schemas.microsoft.com/office/word/2016/wordml/cid" xmlns:w16="http://schemas.microsoft.com/office/word/2018/wordml" xmlns:w16du="http://schemas.microsoft.com/office/word/2023/wordml/word16du" xmlns:w16sdtdh="http://schemas.microsoft.com/office/word/2020/wordml/sdtdatahash" xmlns:w16sdtfl="http://schemas.microsoft.com/office/word/2024/wordml/sdtformatlock" xmlns:w16se="http://schemas.microsoft.com/office/word/2015/wordml/symex" xmlns:wpg="http://schemas.microsoft.com/office/word/2010/wordprocessingGroup" xmlns:wpi="http://schemas.microsoft.com/office/word/2010/wordprocessingInk" xmlns:wne="http://schemas.microsoft.com/office/word/2006/wordml" xmlns:wps="http://schemas.microsoft.com/office/word/2010/wordprocessingShape" mc:Ignorable="w14 w15 w16se w16cid w16 w16cex w16sdtdh w16sdtfl w16du wp14">
+<w:ftr xmlns:wpc="http://schemas.microsoft.com/office/word/2010/wordprocessingCanvas" xmlns:cx="http://schemas.microsoft.com/office/drawing/2014/chartex" xmlns:cx1="http://schemas.microsoft.com/office/drawing/2015/9/8/chartex" xmlns:cx2="http://schemas.microsoft.com/office/drawing/2015/10/21/chartex" xmlns:cx3="http://schemas.microsoft.com/office/drawing/2016/5/9/chartex" xmlns:cx4="http://schemas.microsoft.com/office/drawing/2016/5/10/chartex" xmlns:cx5="http://schemas.microsoft.com/office/drawing/2016/5/11/chartex" xmlns:cx6="http://schemas.microsoft.com/office/drawing/2016/5/12/chartex" xmlns:cx7="http://schemas.microsoft.com/office/drawing/2016/5/13/chartex" xmlns:cx8="http://schemas.microsoft.com/office/drawing/2016/5/14/chartex" xmlns:mc="http://schemas.openxmlformats.org/markup-compatibility/2006" xmlns:aink="http://schemas.microsoft.com/office/drawing/2016/ink" xmlns:am3d="http://schemas.microsoft.com/office/drawing/2017/model3d" xmlns:o="urn:schemas-microsoft-com:office:office" xmlns:oel="http://schemas.microsoft.com/office/2019/extlst" xmlns:r="http://schemas.openxmlformats.org/officeDocument/2006/relationships" xmlns:m="http://schemas.openxmlformats.org/officeDocument/2006/math" xmlns:v="urn:schemas-microsoft-com:vml" xmlns:wp14="http://schemas.microsoft.com/office/word/2010/wordprocessingDrawing" xmlns:wp="http://schemas.openxmlformats.org/drawingml/2006/wordprocessingDrawing" xmlns:w10="urn:schemas-microsoft-com:office:word" xmlns:w="http://schemas.openxmlformats.org/wordprocessingml/2006/main" xmlns:w14="http://schemas.microsoft.com/office/word/2010/wordml" xmlns:w15="http://schemas.microsoft.com/office/word/2012/wordml" xmlns:w16cex="http://schemas.microsoft.com/office/word/2018/wordml/cex" xmlns:w16cid="http://schemas.microsoft.com/office/word/2016/wordml/cid" xmlns:w16="http://schemas.microsoft.com/office/word/2018/wordml" xmlns:w16du="http://schemas.microsoft.com/office/word/2023/wordml/word16du" xmlns:w16sdtdh="http://schemas.microsoft.com/office/word/2020/wordml/sdtdatahash" xmlns:w16sdtfl="http://schemas.microsoft.com/office/word/2024/wordml/sdtformatlock" xmlns:w16se="http://schemas.microsoft.com/office/word/2015/wordml/symex" xmlns:wpg="http://schemas.microsoft.com/office/word/2010/wordprocessingGroup" xmlns:wpi="http://schemas.microsoft.com/office/word/2010/wordprocessingInk" xmlns:wne="http://schemas.microsoft.com/office/word/2006/wordml" xmlns:wps="http://schemas.microsoft.com/office/word/2010/wordprocessingShape" mc:Ignorable="w14 w15 w16se w16cid w16 w16cex w16sdtdh w16sdtfl w16du wp14">
   <w:p>
     <w:pPr>
       <w:pBdr>
@@ -1579,7 +1826,7 @@
 </file>
 
 <file path=word/footer4.xml><?xml version="1.0" encoding="utf-8"?>
-<w:ftr xmlns:wpc="http://schemas.microsoft.com/office/word/2010/wordprocessingCanvas" xmlns:cx="http://schemas.microsoft.com/office/drawing/2014/chartex" xmlns:cx1="http://schemas.microsoft.com/office/drawing/2015/9/8/chartex" xmlns:cx2="http://schemas.microsoft.com/office/drawing/2015/10/21/chartex" xmlns:cx3="http://schemas.microsoft.com/office/drawing/2016/5/9/chartex" xmlns:cx4="http://schemas.microsoft.com/office/drawing/2016/5/10/chartex" xmlns:cx5="http://schemas.microsoft.com/office/drawing/2016/5/11/chartex" xmlns:cx6="http://schemas.microsoft.com/office/drawing/2016/5/12/chartex" xmlns:cx7="http://schemas.microsoft.com/office/drawing/2016/5/13/chartex" xmlns:cx8="http://schemas.microsoft.com/office/drawing/2016/5/14/chartex" xmlns:mc="http://schemas.openxmlformats.org/markup-compatibility/2006" xmlns:aink="http://schemas.microsoft.com/office/drawing/2016/ink" xmlns:am3d="http://schemas.microsoft.com/office/drawing/2017/model3d" xmlns:o="urn:schemas-microsoft-com:office:office" xmlns:oel="http://schemas.microsoft.com/office/2019/extlst" xmlns:r="http://schemas.openxmlformats.org/officeDocument/2006/relationships" xmlns:m="http://schemas.openxmlformats.org/officeDocument/2006/math" xmlns:v="urn:schemas-microsoft-com:vml" xmlns:wp14="http://schemas.microsoft.com/office/word/2010/wordprocessingDrawing" xmlns:wp="http://schemas.openxmlformats.org/drawingml/2006/wordprocessingDrawing" xmlns:w10="urn:schemas-microsoft-com:office:word" xmlns:w="http://schemas.openxmlformats.org/wordprocessingml/2006/main" xmlns:w14="http://schemas.microsoft.com/office/word/2010/wordml" xmlns:w15="http://schemas.microsoft.com/office/word/2012/wordml" xmlns:w16cei="http://schemas.microsoft.com/office/word/2026/wordml/cei" xmlns:w16cex="http://schemas.microsoft.com/office/word/2018/wordml/cex" xmlns:w16cid="http://schemas.microsoft.com/office/word/2016/wordml/cid" xmlns:w16="http://schemas.microsoft.com/office/word/2018/wordml" xmlns:w16du="http://schemas.microsoft.com/office/word/2023/wordml/word16du" xmlns:w16sdtdh="http://schemas.microsoft.com/office/word/2020/wordml/sdtdatahash" xmlns:w16sdtfl="http://schemas.microsoft.com/office/word/2024/wordml/sdtformatlock" xmlns:w16se="http://schemas.microsoft.com/office/word/2015/wordml/symex" xmlns:wpg="http://schemas.microsoft.com/office/word/2010/wordprocessingGroup" xmlns:wpi="http://schemas.microsoft.com/office/word/2010/wordprocessingInk" xmlns:wne="http://schemas.microsoft.com/office/word/2006/wordml" xmlns:wps="http://schemas.microsoft.com/office/word/2010/wordprocessingShape" mc:Ignorable="w14 w15 w16se w16cid w16 w16cex w16sdtdh w16sdtfl w16du wp14">
+<w:ftr xmlns:wpc="http://schemas.microsoft.com/office/word/2010/wordprocessingCanvas" xmlns:cx="http://schemas.microsoft.com/office/drawing/2014/chartex" xmlns:cx1="http://schemas.microsoft.com/office/drawing/2015/9/8/chartex" xmlns:cx2="http://schemas.microsoft.com/office/drawing/2015/10/21/chartex" xmlns:cx3="http://schemas.microsoft.com/office/drawing/2016/5/9/chartex" xmlns:cx4="http://schemas.microsoft.com/office/drawing/2016/5/10/chartex" xmlns:cx5="http://schemas.microsoft.com/office/drawing/2016/5/11/chartex" xmlns:cx6="http://schemas.microsoft.com/office/drawing/2016/5/12/chartex" xmlns:cx7="http://schemas.microsoft.com/office/drawing/2016/5/13/chartex" xmlns:cx8="http://schemas.microsoft.com/office/drawing/2016/5/14/chartex" xmlns:mc="http://schemas.openxmlformats.org/markup-compatibility/2006" xmlns:aink="http://schemas.microsoft.com/office/drawing/2016/ink" xmlns:am3d="http://schemas.microsoft.com/office/drawing/2017/model3d" xmlns:o="urn:schemas-microsoft-com:office:office" xmlns:oel="http://schemas.microsoft.com/office/2019/extlst" xmlns:r="http://schemas.openxmlformats.org/officeDocument/2006/relationships" xmlns:m="http://schemas.openxmlformats.org/officeDocument/2006/math" xmlns:v="urn:schemas-microsoft-com:vml" xmlns:wp14="http://schemas.microsoft.com/office/word/2010/wordprocessingDrawing" xmlns:wp="http://schemas.openxmlformats.org/drawingml/2006/wordprocessingDrawing" xmlns:w10="urn:schemas-microsoft-com:office:word" xmlns:w="http://schemas.openxmlformats.org/wordprocessingml/2006/main" xmlns:w14="http://schemas.microsoft.com/office/word/2010/wordml" xmlns:w15="http://schemas.microsoft.com/office/word/2012/wordml" xmlns:w16cex="http://schemas.microsoft.com/office/word/2018/wordml/cex" xmlns:w16cid="http://schemas.microsoft.com/office/word/2016/wordml/cid" xmlns:w16="http://schemas.microsoft.com/office/word/2018/wordml" xmlns:w16du="http://schemas.microsoft.com/office/word/2023/wordml/word16du" xmlns:w16sdtdh="http://schemas.microsoft.com/office/word/2020/wordml/sdtdatahash" xmlns:w16sdtfl="http://schemas.microsoft.com/office/word/2024/wordml/sdtformatlock" xmlns:w16se="http://schemas.microsoft.com/office/word/2015/wordml/symex" xmlns:wpg="http://schemas.microsoft.com/office/word/2010/wordprocessingGroup" xmlns:wpi="http://schemas.microsoft.com/office/word/2010/wordprocessingInk" xmlns:wne="http://schemas.microsoft.com/office/word/2006/wordml" xmlns:wps="http://schemas.microsoft.com/office/word/2010/wordprocessingShape" mc:Ignorable="w14 w15 w16se w16cid w16 w16cex w16sdtdh w16sdtfl w16du wp14">
   <w:p>
     <w:pPr>
       <w:pBdr>
@@ -1602,7 +1849,7 @@
 </file>
 
 <file path=word/footer5.xml><?xml version="1.0" encoding="utf-8"?>
-<w:ftr xmlns:wpc="http://schemas.microsoft.com/office/word/2010/wordprocessingCanvas" xmlns:cx="http://schemas.microsoft.com/office/drawing/2014/chartex" xmlns:cx1="http://schemas.microsoft.com/office/drawing/2015/9/8/chartex" xmlns:cx2="http://schemas.microsoft.com/office/drawing/2015/10/21/chartex" xmlns:cx3="http://schemas.microsoft.com/office/drawing/2016/5/9/chartex" xmlns:cx4="http://schemas.microsoft.com/office/drawing/2016/5/10/chartex" xmlns:cx5="http://schemas.microsoft.com/office/drawing/2016/5/11/chartex" xmlns:cx6="http://schemas.microsoft.com/office/drawing/2016/5/12/chartex" xmlns:cx7="http://schemas.microsoft.com/office/drawing/2016/5/13/chartex" xmlns:cx8="http://schemas.microsoft.com/office/drawing/2016/5/14/chartex" xmlns:mc="http://schemas.openxmlformats.org/markup-compatibility/2006" xmlns:aink="http://schemas.microsoft.com/office/drawing/2016/ink" xmlns:am3d="http://schemas.microsoft.com/office/drawing/2017/model3d" xmlns:o="urn:schemas-microsoft-com:office:office" xmlns:oel="http://schemas.microsoft.com/office/2019/extlst" xmlns:r="http://schemas.openxmlformats.org/officeDocument/2006/relationships" xmlns:m="http://schemas.openxmlformats.org/officeDocument/2006/math" xmlns:v="urn:schemas-microsoft-com:vml" xmlns:wp14="http://schemas.microsoft.com/office/word/2010/wordprocessingDrawing" xmlns:wp="http://schemas.openxmlformats.org/drawingml/2006/wordprocessingDrawing" xmlns:w10="urn:schemas-microsoft-com:office:word" xmlns:w="http://schemas.openxmlformats.org/wordprocessingml/2006/main" xmlns:w14="http://schemas.microsoft.com/office/word/2010/wordml" xmlns:w15="http://schemas.microsoft.com/office/word/2012/wordml" xmlns:w16cei="http://schemas.microsoft.com/office/word/2026/wordml/cei" xmlns:w16cex="http://schemas.microsoft.com/office/word/2018/wordml/cex" xmlns:w16cid="http://schemas.microsoft.com/office/word/2016/wordml/cid" xmlns:w16="http://schemas.microsoft.com/office/word/2018/wordml" xmlns:w16du="http://schemas.microsoft.com/office/word/2023/wordml/word16du" xmlns:w16sdtdh="http://schemas.microsoft.com/office/word/2020/wordml/sdtdatahash" xmlns:w16sdtfl="http://schemas.microsoft.com/office/word/2024/wordml/sdtformatlock" xmlns:w16se="http://schemas.microsoft.com/office/word/2015/wordml/symex" xmlns:wpg="http://schemas.microsoft.com/office/word/2010/wordprocessingGroup" xmlns:wpi="http://schemas.microsoft.com/office/word/2010/wordprocessingInk" xmlns:wne="http://schemas.microsoft.com/office/word/2006/wordml" xmlns:wps="http://schemas.microsoft.com/office/word/2010/wordprocessingShape" mc:Ignorable="w14 w15 w16se w16cid w16 w16cex w16sdtdh w16sdtfl w16du wp14">
+<w:ftr xmlns:wpc="http://schemas.microsoft.com/office/word/2010/wordprocessingCanvas" xmlns:cx="http://schemas.microsoft.com/office/drawing/2014/chartex" xmlns:cx1="http://schemas.microsoft.com/office/drawing/2015/9/8/chartex" xmlns:cx2="http://schemas.microsoft.com/office/drawing/2015/10/21/chartex" xmlns:cx3="http://schemas.microsoft.com/office/drawing/2016/5/9/chartex" xmlns:cx4="http://schemas.microsoft.com/office/drawing/2016/5/10/chartex" xmlns:cx5="http://schemas.microsoft.com/office/drawing/2016/5/11/chartex" xmlns:cx6="http://schemas.microsoft.com/office/drawing/2016/5/12/chartex" xmlns:cx7="http://schemas.microsoft.com/office/drawing/2016/5/13/chartex" xmlns:cx8="http://schemas.microsoft.com/office/drawing/2016/5/14/chartex" xmlns:mc="http://schemas.openxmlformats.org/markup-compatibility/2006" xmlns:aink="http://schemas.microsoft.com/office/drawing/2016/ink" xmlns:am3d="http://schemas.microsoft.com/office/drawing/2017/model3d" xmlns:o="urn:schemas-microsoft-com:office:office" xmlns:oel="http://schemas.microsoft.com/office/2019/extlst" xmlns:r="http://schemas.openxmlformats.org/officeDocument/2006/relationships" xmlns:m="http://schemas.openxmlformats.org/officeDocument/2006/math" xmlns:v="urn:schemas-microsoft-com:vml" xmlns:wp14="http://schemas.microsoft.com/office/word/2010/wordprocessingDrawing" xmlns:wp="http://schemas.openxmlformats.org/drawingml/2006/wordprocessingDrawing" xmlns:w10="urn:schemas-microsoft-com:office:word" xmlns:w="http://schemas.openxmlformats.org/wordprocessingml/2006/main" xmlns:w14="http://schemas.microsoft.com/office/word/2010/wordml" xmlns:w15="http://schemas.microsoft.com/office/word/2012/wordml" xmlns:w16cex="http://schemas.microsoft.com/office/word/2018/wordml/cex" xmlns:w16cid="http://schemas.microsoft.com/office/word/2016/wordml/cid" xmlns:w16="http://schemas.microsoft.com/office/word/2018/wordml" xmlns:w16du="http://schemas.microsoft.com/office/word/2023/wordml/word16du" xmlns:w16sdtdh="http://schemas.microsoft.com/office/word/2020/wordml/sdtdatahash" xmlns:w16sdtfl="http://schemas.microsoft.com/office/word/2024/wordml/sdtformatlock" xmlns:w16se="http://schemas.microsoft.com/office/word/2015/wordml/symex" xmlns:wpg="http://schemas.microsoft.com/office/word/2010/wordprocessingGroup" xmlns:wpi="http://schemas.microsoft.com/office/word/2010/wordprocessingInk" xmlns:wne="http://schemas.microsoft.com/office/word/2006/wordml" xmlns:wps="http://schemas.microsoft.com/office/word/2010/wordprocessingShape" mc:Ignorable="w14 w15 w16se w16cid w16 w16cex w16sdtdh w16sdtfl w16du wp14">
   <w:p>
     <w:pPr>
       <w:pBdr>
@@ -1625,7 +1872,7 @@
 </file>
 
 <file path=word/footnotes.xml><?xml version="1.0" encoding="utf-8"?>
-<w:footnotes xmlns:wpc="http://schemas.microsoft.com/office/word/2010/wordprocessingCanvas" xmlns:cx="http://schemas.microsoft.com/office/drawing/2014/chartex" xmlns:cx1="http://schemas.microsoft.com/office/drawing/2015/9/8/chartex" xmlns:cx2="http://schemas.microsoft.com/office/drawing/2015/10/21/chartex" xmlns:cx3="http://schemas.microsoft.com/office/drawing/2016/5/9/chartex" xmlns:cx4="http://schemas.microsoft.com/office/drawing/2016/5/10/chartex" xmlns:cx5="http://schemas.microsoft.com/office/drawing/2016/5/11/chartex" xmlns:cx6="http://schemas.microsoft.com/office/drawing/2016/5/12/chartex" xmlns:cx7="http://schemas.microsoft.com/office/drawing/2016/5/13/chartex" xmlns:cx8="http://schemas.microsoft.com/office/drawing/2016/5/14/chartex" xmlns:mc="http://schemas.openxmlformats.org/markup-compatibility/2006" xmlns:aink="http://schemas.microsoft.com/office/drawing/2016/ink" xmlns:am3d="http://schemas.microsoft.com/office/drawing/2017/model3d" xmlns:o="urn:schemas-microsoft-com:office:office" xmlns:oel="http://schemas.microsoft.com/office/2019/extlst" xmlns:r="http://schemas.openxmlformats.org/officeDocument/2006/relationships" xmlns:m="http://schemas.openxmlformats.org/officeDocument/2006/math" xmlns:v="urn:schemas-microsoft-com:vml" xmlns:wp14="http://schemas.microsoft.com/office/word/2010/wordprocessingDrawing" xmlns:wp="http://schemas.openxmlformats.org/drawingml/2006/wordprocessingDrawing" xmlns:w10="urn:schemas-microsoft-com:office:word" xmlns:w="http://schemas.openxmlformats.org/wordprocessingml/2006/main" xmlns:w14="http://schemas.microsoft.com/office/word/2010/wordml" xmlns:w15="http://schemas.microsoft.com/office/word/2012/wordml" xmlns:w16cei="http://schemas.microsoft.com/office/word/2026/wordml/cei" xmlns:w16cex="http://schemas.microsoft.com/office/word/2018/wordml/cex" xmlns:w16cid="http://schemas.microsoft.com/office/word/2016/wordml/cid" xmlns:w16="http://schemas.microsoft.com/office/word/2018/wordml" xmlns:w16du="http://schemas.microsoft.com/office/word/2023/wordml/word16du" xmlns:w16sdtdh="http://schemas.microsoft.com/office/word/2020/wordml/sdtdatahash" xmlns:w16sdtfl="http://schemas.microsoft.com/office/word/2024/wordml/sdtformatlock" xmlns:w16se="http://schemas.microsoft.com/office/word/2015/wordml/symex" xmlns:wpg="http://schemas.microsoft.com/office/word/2010/wordprocessingGroup" xmlns:wpi="http://schemas.microsoft.com/office/word/2010/wordprocessingInk" xmlns:wne="http://schemas.microsoft.com/office/word/2006/wordml" xmlns:wps="http://schemas.microsoft.com/office/word/2010/wordprocessingShape" mc:Ignorable="w14 w15 w16se w16cid w16 w16cex w16sdtdh w16sdtfl w16du wp14">
+<w:footnotes xmlns:wpc="http://schemas.microsoft.com/office/word/2010/wordprocessingCanvas" xmlns:cx="http://schemas.microsoft.com/office/drawing/2014/chartex" xmlns:cx1="http://schemas.microsoft.com/office/drawing/2015/9/8/chartex" xmlns:cx2="http://schemas.microsoft.com/office/drawing/2015/10/21/chartex" xmlns:cx3="http://schemas.microsoft.com/office/drawing/2016/5/9/chartex" xmlns:cx4="http://schemas.microsoft.com/office/drawing/2016/5/10/chartex" xmlns:cx5="http://schemas.microsoft.com/office/drawing/2016/5/11/chartex" xmlns:cx6="http://schemas.microsoft.com/office/drawing/2016/5/12/chartex" xmlns:cx7="http://schemas.microsoft.com/office/drawing/2016/5/13/chartex" xmlns:cx8="http://schemas.microsoft.com/office/drawing/2016/5/14/chartex" xmlns:mc="http://schemas.openxmlformats.org/markup-compatibility/2006" xmlns:aink="http://schemas.microsoft.com/office/drawing/2016/ink" xmlns:am3d="http://schemas.microsoft.com/office/drawing/2017/model3d" xmlns:o="urn:schemas-microsoft-com:office:office" xmlns:oel="http://schemas.microsoft.com/office/2019/extlst" xmlns:r="http://schemas.openxmlformats.org/officeDocument/2006/relationships" xmlns:m="http://schemas.openxmlformats.org/officeDocument/2006/math" xmlns:v="urn:schemas-microsoft-com:vml" xmlns:wp14="http://schemas.microsoft.com/office/word/2010/wordprocessingDrawing" xmlns:wp="http://schemas.openxmlformats.org/drawingml/2006/wordprocessingDrawing" xmlns:w10="urn:schemas-microsoft-com:office:word" xmlns:w="http://schemas.openxmlformats.org/wordprocessingml/2006/main" xmlns:w14="http://schemas.microsoft.com/office/word/2010/wordml" xmlns:w15="http://schemas.microsoft.com/office/word/2012/wordml" xmlns:w16cex="http://schemas.microsoft.com/office/word/2018/wordml/cex" xmlns:w16cid="http://schemas.microsoft.com/office/word/2016/wordml/cid" xmlns:w16="http://schemas.microsoft.com/office/word/2018/wordml" xmlns:w16du="http://schemas.microsoft.com/office/word/2023/wordml/word16du" xmlns:w16sdtdh="http://schemas.microsoft.com/office/word/2020/wordml/sdtdatahash" xmlns:w16sdtfl="http://schemas.microsoft.com/office/word/2024/wordml/sdtformatlock" xmlns:w16se="http://schemas.microsoft.com/office/word/2015/wordml/symex" xmlns:wpg="http://schemas.microsoft.com/office/word/2010/wordprocessingGroup" xmlns:wpi="http://schemas.microsoft.com/office/word/2010/wordprocessingInk" xmlns:wne="http://schemas.microsoft.com/office/word/2006/wordml" xmlns:wps="http://schemas.microsoft.com/office/word/2010/wordprocessingShape" mc:Ignorable="w14 w15 w16se w16cid w16 w16cex w16sdtdh w16sdtfl w16du wp14">
   <w:footnote w:type="separator" w:id="-1">
     <w:p>
       <w:r>
@@ -1644,7 +1891,7 @@
 </file>
 
 <file path=word/header1.xml><?xml version="1.0" encoding="utf-8"?>
-<w:hdr xmlns:wpc="http://schemas.microsoft.com/office/word/2010/wordprocessingCanvas" xmlns:cx="http://schemas.microsoft.com/office/drawing/2014/chartex" xmlns:cx1="http://schemas.microsoft.com/office/drawing/2015/9/8/chartex" xmlns:cx2="http://schemas.microsoft.com/office/drawing/2015/10/21/chartex" xmlns:cx3="http://schemas.microsoft.com/office/drawing/2016/5/9/chartex" xmlns:cx4="http://schemas.microsoft.com/office/drawing/2016/5/10/chartex" xmlns:cx5="http://schemas.microsoft.com/office/drawing/2016/5/11/chartex" xmlns:cx6="http://schemas.microsoft.com/office/drawing/2016/5/12/chartex" xmlns:cx7="http://schemas.microsoft.com/office/drawing/2016/5/13/chartex" xmlns:cx8="http://schemas.microsoft.com/office/drawing/2016/5/14/chartex" xmlns:mc="http://schemas.openxmlformats.org/markup-compatibility/2006" xmlns:aink="http://schemas.microsoft.com/office/drawing/2016/ink" xmlns:am3d="http://schemas.microsoft.com/office/drawing/2017/model3d" xmlns:o="urn:schemas-microsoft-com:office:office" xmlns:oel="http://schemas.microsoft.com/office/2019/extlst" xmlns:r="http://schemas.openxmlformats.org/officeDocument/2006/relationships" xmlns:m="http://schemas.openxmlformats.org/officeDocument/2006/math" xmlns:v="urn:schemas-microsoft-com:vml" xmlns:wp14="http://schemas.microsoft.com/office/word/2010/wordprocessingDrawing" xmlns:wp="http://schemas.openxmlformats.org/drawingml/2006/wordprocessingDrawing" xmlns:w10="urn:schemas-microsoft-com:office:word" xmlns:w="http://schemas.openxmlformats.org/wordprocessingml/2006/main" xmlns:w14="http://schemas.microsoft.com/office/word/2010/wordml" xmlns:w15="http://schemas.microsoft.com/office/word/2012/wordml" xmlns:w16cei="http://schemas.microsoft.com/office/word/2026/wordml/cei" xmlns:w16cex="http://schemas.microsoft.com/office/word/2018/wordml/cex" xmlns:w16cid="http://schemas.microsoft.com/office/word/2016/wordml/cid" xmlns:w16="http://schemas.microsoft.com/office/word/2018/wordml" xmlns:w16du="http://schemas.microsoft.com/office/word/2023/wordml/word16du" xmlns:w16sdtdh="http://schemas.microsoft.com/office/word/2020/wordml/sdtdatahash" xmlns:w16sdtfl="http://schemas.microsoft.com/office/word/2024/wordml/sdtformatlock" xmlns:w16se="http://schemas.microsoft.com/office/word/2015/wordml/symex" xmlns:wpg="http://schemas.microsoft.com/office/word/2010/wordprocessingGroup" xmlns:wpi="http://schemas.microsoft.com/office/word/2010/wordprocessingInk" xmlns:wne="http://schemas.microsoft.com/office/word/2006/wordml" xmlns:wps="http://schemas.microsoft.com/office/word/2010/wordprocessingShape" mc:Ignorable="w14 w15 w16se w16cid w16 w16cex w16sdtdh w16sdtfl w16du wp14">
+<w:hdr xmlns:wpc="http://schemas.microsoft.com/office/word/2010/wordprocessingCanvas" xmlns:cx="http://schemas.microsoft.com/office/drawing/2014/chartex" xmlns:cx1="http://schemas.microsoft.com/office/drawing/2015/9/8/chartex" xmlns:cx2="http://schemas.microsoft.com/office/drawing/2015/10/21/chartex" xmlns:cx3="http://schemas.microsoft.com/office/drawing/2016/5/9/chartex" xmlns:cx4="http://schemas.microsoft.com/office/drawing/2016/5/10/chartex" xmlns:cx5="http://schemas.microsoft.com/office/drawing/2016/5/11/chartex" xmlns:cx6="http://schemas.microsoft.com/office/drawing/2016/5/12/chartex" xmlns:cx7="http://schemas.microsoft.com/office/drawing/2016/5/13/chartex" xmlns:cx8="http://schemas.microsoft.com/office/drawing/2016/5/14/chartex" xmlns:mc="http://schemas.openxmlformats.org/markup-compatibility/2006" xmlns:aink="http://schemas.microsoft.com/office/drawing/2016/ink" xmlns:am3d="http://schemas.microsoft.com/office/drawing/2017/model3d" xmlns:o="urn:schemas-microsoft-com:office:office" xmlns:oel="http://schemas.microsoft.com/office/2019/extlst" xmlns:r="http://schemas.openxmlformats.org/officeDocument/2006/relationships" xmlns:m="http://schemas.openxmlformats.org/officeDocument/2006/math" xmlns:v="urn:schemas-microsoft-com:vml" xmlns:wp14="http://schemas.microsoft.com/office/word/2010/wordprocessingDrawing" xmlns:wp="http://schemas.openxmlformats.org/drawingml/2006/wordprocessingDrawing" xmlns:w10="urn:schemas-microsoft-com:office:word" xmlns:w="http://schemas.openxmlformats.org/wordprocessingml/2006/main" xmlns:w14="http://schemas.microsoft.com/office/word/2010/wordml" xmlns:w15="http://schemas.microsoft.com/office/word/2012/wordml" xmlns:w16cex="http://schemas.microsoft.com/office/word/2018/wordml/cex" xmlns:w16cid="http://schemas.microsoft.com/office/word/2016/wordml/cid" xmlns:w16="http://schemas.microsoft.com/office/word/2018/wordml" xmlns:w16du="http://schemas.microsoft.com/office/word/2023/wordml/word16du" xmlns:w16sdtdh="http://schemas.microsoft.com/office/word/2020/wordml/sdtdatahash" xmlns:w16sdtfl="http://schemas.microsoft.com/office/word/2024/wordml/sdtformatlock" xmlns:w16se="http://schemas.microsoft.com/office/word/2015/wordml/symex" xmlns:wpg="http://schemas.microsoft.com/office/word/2010/wordprocessingGroup" xmlns:wpi="http://schemas.microsoft.com/office/word/2010/wordprocessingInk" xmlns:wne="http://schemas.microsoft.com/office/word/2006/wordml" xmlns:wps="http://schemas.microsoft.com/office/word/2010/wordprocessingShape" mc:Ignorable="w14 w15 w16se w16cid w16 w16cex w16sdtdh w16sdtfl w16du wp14">
   <w:p>
     <w:pPr>
       <w:pBdr>
@@ -1667,7 +1914,7 @@
 </file>
 
 <file path=word/header2.xml><?xml version="1.0" encoding="utf-8"?>
-<w:hdr xmlns:wpc="http://schemas.microsoft.com/office/word/2010/wordprocessingCanvas" xmlns:cx="http://schemas.microsoft.com/office/drawing/2014/chartex" xmlns:cx1="http://schemas.microsoft.com/office/drawing/2015/9/8/chartex" xmlns:cx2="http://schemas.microsoft.com/office/drawing/2015/10/21/chartex" xmlns:cx3="http://schemas.microsoft.com/office/drawing/2016/5/9/chartex" xmlns:cx4="http://schemas.microsoft.com/office/drawing/2016/5/10/chartex" xmlns:cx5="http://schemas.microsoft.com/office/drawing/2016/5/11/chartex" xmlns:cx6="http://schemas.microsoft.com/office/drawing/2016/5/12/chartex" xmlns:cx7="http://schemas.microsoft.com/office/drawing/2016/5/13/chartex" xmlns:cx8="http://schemas.microsoft.com/office/drawing/2016/5/14/chartex" xmlns:mc="http://schemas.openxmlformats.org/markup-compatibility/2006" xmlns:aink="http://schemas.microsoft.com/office/drawing/2016/ink" xmlns:am3d="http://schemas.microsoft.com/office/drawing/2017/model3d" xmlns:o="urn:schemas-microsoft-com:office:office" xmlns:oel="http://schemas.microsoft.com/office/2019/extlst" xmlns:r="http://schemas.openxmlformats.org/officeDocument/2006/relationships" xmlns:m="http://schemas.openxmlformats.org/officeDocument/2006/math" xmlns:v="urn:schemas-microsoft-com:vml" xmlns:wp14="http://schemas.microsoft.com/office/word/2010/wordprocessingDrawing" xmlns:wp="http://schemas.openxmlformats.org/drawingml/2006/wordprocessingDrawing" xmlns:w10="urn:schemas-microsoft-com:office:word" xmlns:w="http://schemas.openxmlformats.org/wordprocessingml/2006/main" xmlns:w14="http://schemas.microsoft.com/office/word/2010/wordml" xmlns:w15="http://schemas.microsoft.com/office/word/2012/wordml" xmlns:w16cei="http://schemas.microsoft.com/office/word/2026/wordml/cei" xmlns:w16cex="http://schemas.microsoft.com/office/word/2018/wordml/cex" xmlns:w16cid="http://schemas.microsoft.com/office/word/2016/wordml/cid" xmlns:w16="http://schemas.microsoft.com/office/word/2018/wordml" xmlns:w16du="http://schemas.microsoft.com/office/word/2023/wordml/word16du" xmlns:w16sdtdh="http://schemas.microsoft.com/office/word/2020/wordml/sdtdatahash" xmlns:w16sdtfl="http://schemas.microsoft.com/office/word/2024/wordml/sdtformatlock" xmlns:w16se="http://schemas.microsoft.com/office/word/2015/wordml/symex" xmlns:wpg="http://schemas.microsoft.com/office/word/2010/wordprocessingGroup" xmlns:wpi="http://schemas.microsoft.com/office/word/2010/wordprocessingInk" xmlns:wne="http://schemas.microsoft.com/office/word/2006/wordml" xmlns:wps="http://schemas.microsoft.com/office/word/2010/wordprocessingShape" mc:Ignorable="w14 w15 w16se w16cid w16 w16cex w16sdtdh w16sdtfl w16du wp14">
+<w:hdr xmlns:wpc="http://schemas.microsoft.com/office/word/2010/wordprocessingCanvas" xmlns:cx="http://schemas.microsoft.com/office/drawing/2014/chartex" xmlns:cx1="http://schemas.microsoft.com/office/drawing/2015/9/8/chartex" xmlns:cx2="http://schemas.microsoft.com/office/drawing/2015/10/21/chartex" xmlns:cx3="http://schemas.microsoft.com/office/drawing/2016/5/9/chartex" xmlns:cx4="http://schemas.microsoft.com/office/drawing/2016/5/10/chartex" xmlns:cx5="http://schemas.microsoft.com/office/drawing/2016/5/11/chartex" xmlns:cx6="http://schemas.microsoft.com/office/drawing/2016/5/12/chartex" xmlns:cx7="http://schemas.microsoft.com/office/drawing/2016/5/13/chartex" xmlns:cx8="http://schemas.microsoft.com/office/drawing/2016/5/14/chartex" xmlns:mc="http://schemas.openxmlformats.org/markup-compatibility/2006" xmlns:aink="http://schemas.microsoft.com/office/drawing/2016/ink" xmlns:am3d="http://schemas.microsoft.com/office/drawing/2017/model3d" xmlns:o="urn:schemas-microsoft-com:office:office" xmlns:oel="http://schemas.microsoft.com/office/2019/extlst" xmlns:r="http://schemas.openxmlformats.org/officeDocument/2006/relationships" xmlns:m="http://schemas.openxmlformats.org/officeDocument/2006/math" xmlns:v="urn:schemas-microsoft-com:vml" xmlns:wp14="http://schemas.microsoft.com/office/word/2010/wordprocessingDrawing" xmlns:wp="http://schemas.openxmlformats.org/drawingml/2006/wordprocessingDrawing" xmlns:w10="urn:schemas-microsoft-com:office:word" xmlns:w="http://schemas.openxmlformats.org/wordprocessingml/2006/main" xmlns:w14="http://schemas.microsoft.com/office/word/2010/wordml" xmlns:w15="http://schemas.microsoft.com/office/word/2012/wordml" xmlns:w16cex="http://schemas.microsoft.com/office/word/2018/wordml/cex" xmlns:w16cid="http://schemas.microsoft.com/office/word/2016/wordml/cid" xmlns:w16="http://schemas.microsoft.com/office/word/2018/wordml" xmlns:w16du="http://schemas.microsoft.com/office/word/2023/wordml/word16du" xmlns:w16sdtdh="http://schemas.microsoft.com/office/word/2020/wordml/sdtdatahash" xmlns:w16sdtfl="http://schemas.microsoft.com/office/word/2024/wordml/sdtformatlock" xmlns:w16se="http://schemas.microsoft.com/office/word/2015/wordml/symex" xmlns:wpg="http://schemas.microsoft.com/office/word/2010/wordprocessingGroup" xmlns:wpi="http://schemas.microsoft.com/office/word/2010/wordprocessingInk" xmlns:wne="http://schemas.microsoft.com/office/word/2006/wordml" xmlns:wps="http://schemas.microsoft.com/office/word/2010/wordprocessingShape" mc:Ignorable="w14 w15 w16se w16cid w16 w16cex w16sdtdh w16sdtfl w16du wp14">
   <w:p>
     <w:pPr>
       <w:rPr>
@@ -1698,7 +1945,7 @@
 </file>
 
 <file path=word/header3.xml><?xml version="1.0" encoding="utf-8"?>
-<w:hdr xmlns:wpc="http://schemas.microsoft.com/office/word/2010/wordprocessingCanvas" xmlns:cx="http://schemas.microsoft.com/office/drawing/2014/chartex" xmlns:cx1="http://schemas.microsoft.com/office/drawing/2015/9/8/chartex" xmlns:cx2="http://schemas.microsoft.com/office/drawing/2015/10/21/chartex" xmlns:cx3="http://schemas.microsoft.com/office/drawing/2016/5/9/chartex" xmlns:cx4="http://schemas.microsoft.com/office/drawing/2016/5/10/chartex" xmlns:cx5="http://schemas.microsoft.com/office/drawing/2016/5/11/chartex" xmlns:cx6="http://schemas.microsoft.com/office/drawing/2016/5/12/chartex" xmlns:cx7="http://schemas.microsoft.com/office/drawing/2016/5/13/chartex" xmlns:cx8="http://schemas.microsoft.com/office/drawing/2016/5/14/chartex" xmlns:mc="http://schemas.openxmlformats.org/markup-compatibility/2006" xmlns:aink="http://schemas.microsoft.com/office/drawing/2016/ink" xmlns:am3d="http://schemas.microsoft.com/office/drawing/2017/model3d" xmlns:o="urn:schemas-microsoft-com:office:office" xmlns:oel="http://schemas.microsoft.com/office/2019/extlst" xmlns:r="http://schemas.openxmlformats.org/officeDocument/2006/relationships" xmlns:m="http://schemas.openxmlformats.org/officeDocument/2006/math" xmlns:v="urn:schemas-microsoft-com:vml" xmlns:wp14="http://schemas.microsoft.com/office/word/2010/wordprocessingDrawing" xmlns:wp="http://schemas.openxmlformats.org/drawingml/2006/wordprocessingDrawing" xmlns:w10="urn:schemas-microsoft-com:office:word" xmlns:w="http://schemas.openxmlformats.org/wordprocessingml/2006/main" xmlns:w14="http://schemas.microsoft.com/office/word/2010/wordml" xmlns:w15="http://schemas.microsoft.com/office/word/2012/wordml" xmlns:w16cei="http://schemas.microsoft.com/office/word/2026/wordml/cei" xmlns:w16cex="http://schemas.microsoft.com/office/word/2018/wordml/cex" xmlns:w16cid="http://schemas.microsoft.com/office/word/2016/wordml/cid" xmlns:w16="http://schemas.microsoft.com/office/word/2018/wordml" xmlns:w16du="http://schemas.microsoft.com/office/word/2023/wordml/word16du" xmlns:w16sdtdh="http://schemas.microsoft.com/office/word/2020/wordml/sdtdatahash" xmlns:w16sdtfl="http://schemas.microsoft.com/office/word/2024/wordml/sdtformatlock" xmlns:w16se="http://schemas.microsoft.com/office/word/2015/wordml/symex" xmlns:wpg="http://schemas.microsoft.com/office/word/2010/wordprocessingGroup" xmlns:wpi="http://schemas.microsoft.com/office/word/2010/wordprocessingInk" xmlns:wne="http://schemas.microsoft.com/office/word/2006/wordml" xmlns:wps="http://schemas.microsoft.com/office/word/2010/wordprocessingShape" mc:Ignorable="w14 w15 w16se w16cid w16 w16cex w16sdtdh w16sdtfl w16du wp14">
+<w:hdr xmlns:wpc="http://schemas.microsoft.com/office/word/2010/wordprocessingCanvas" xmlns:cx="http://schemas.microsoft.com/office/drawing/2014/chartex" xmlns:cx1="http://schemas.microsoft.com/office/drawing/2015/9/8/chartex" xmlns:cx2="http://schemas.microsoft.com/office/drawing/2015/10/21/chartex" xmlns:cx3="http://schemas.microsoft.com/office/drawing/2016/5/9/chartex" xmlns:cx4="http://schemas.microsoft.com/office/drawing/2016/5/10/chartex" xmlns:cx5="http://schemas.microsoft.com/office/drawing/2016/5/11/chartex" xmlns:cx6="http://schemas.microsoft.com/office/drawing/2016/5/12/chartex" xmlns:cx7="http://schemas.microsoft.com/office/drawing/2016/5/13/chartex" xmlns:cx8="http://schemas.microsoft.com/office/drawing/2016/5/14/chartex" xmlns:mc="http://schemas.openxmlformats.org/markup-compatibility/2006" xmlns:aink="http://schemas.microsoft.com/office/drawing/2016/ink" xmlns:am3d="http://schemas.microsoft.com/office/drawing/2017/model3d" xmlns:o="urn:schemas-microsoft-com:office:office" xmlns:oel="http://schemas.microsoft.com/office/2019/extlst" xmlns:r="http://schemas.openxmlformats.org/officeDocument/2006/relationships" xmlns:m="http://schemas.openxmlformats.org/officeDocument/2006/math" xmlns:v="urn:schemas-microsoft-com:vml" xmlns:wp14="http://schemas.microsoft.com/office/word/2010/wordprocessingDrawing" xmlns:wp="http://schemas.openxmlformats.org/drawingml/2006/wordprocessingDrawing" xmlns:w10="urn:schemas-microsoft-com:office:word" xmlns:w="http://schemas.openxmlformats.org/wordprocessingml/2006/main" xmlns:w14="http://schemas.microsoft.com/office/word/2010/wordml" xmlns:w15="http://schemas.microsoft.com/office/word/2012/wordml" xmlns:w16cex="http://schemas.microsoft.com/office/word/2018/wordml/cex" xmlns:w16cid="http://schemas.microsoft.com/office/word/2016/wordml/cid" xmlns:w16="http://schemas.microsoft.com/office/word/2018/wordml" xmlns:w16du="http://schemas.microsoft.com/office/word/2023/wordml/word16du" xmlns:w16sdtdh="http://schemas.microsoft.com/office/word/2020/wordml/sdtdatahash" xmlns:w16sdtfl="http://schemas.microsoft.com/office/word/2024/wordml/sdtformatlock" xmlns:w16se="http://schemas.microsoft.com/office/word/2015/wordml/symex" xmlns:wpg="http://schemas.microsoft.com/office/word/2010/wordprocessingGroup" xmlns:wpi="http://schemas.microsoft.com/office/word/2010/wordprocessingInk" xmlns:wne="http://schemas.microsoft.com/office/word/2006/wordml" xmlns:wps="http://schemas.microsoft.com/office/word/2010/wordprocessingShape" mc:Ignorable="w14 w15 w16se w16cid w16 w16cex w16sdtdh w16sdtfl w16du wp14">
   <w:p>
     <w:pPr>
       <w:pBdr>
@@ -1721,7 +1968,7 @@
 </file>
 
 <file path=word/header4.xml><?xml version="1.0" encoding="utf-8"?>
-<w:hdr xmlns:wpc="http://schemas.microsoft.com/office/word/2010/wordprocessingCanvas" xmlns:cx="http://schemas.microsoft.com/office/drawing/2014/chartex" xmlns:cx1="http://schemas.microsoft.com/office/drawing/2015/9/8/chartex" xmlns:cx2="http://schemas.microsoft.com/office/drawing/2015/10/21/chartex" xmlns:cx3="http://schemas.microsoft.com/office/drawing/2016/5/9/chartex" xmlns:cx4="http://schemas.microsoft.com/office/drawing/2016/5/10/chartex" xmlns:cx5="http://schemas.microsoft.com/office/drawing/2016/5/11/chartex" xmlns:cx6="http://schemas.microsoft.com/office/drawing/2016/5/12/chartex" xmlns:cx7="http://schemas.microsoft.com/office/drawing/2016/5/13/chartex" xmlns:cx8="http://schemas.microsoft.com/office/drawing/2016/5/14/chartex" xmlns:mc="http://schemas.openxmlformats.org/markup-compatibility/2006" xmlns:aink="http://schemas.microsoft.com/office/drawing/2016/ink" xmlns:am3d="http://schemas.microsoft.com/office/drawing/2017/model3d" xmlns:o="urn:schemas-microsoft-com:office:office" xmlns:oel="http://schemas.microsoft.com/office/2019/extlst" xmlns:r="http://schemas.openxmlformats.org/officeDocument/2006/relationships" xmlns:m="http://schemas.openxmlformats.org/officeDocument/2006/math" xmlns:v="urn:schemas-microsoft-com:vml" xmlns:wp14="http://schemas.microsoft.com/office/word/2010/wordprocessingDrawing" xmlns:wp="http://schemas.openxmlformats.org/drawingml/2006/wordprocessingDrawing" xmlns:w10="urn:schemas-microsoft-com:office:word" xmlns:w="http://schemas.openxmlformats.org/wordprocessingml/2006/main" xmlns:w14="http://schemas.microsoft.com/office/word/2010/wordml" xmlns:w15="http://schemas.microsoft.com/office/word/2012/wordml" xmlns:w16cei="http://schemas.microsoft.com/office/word/2026/wordml/cei" xmlns:w16cex="http://schemas.microsoft.com/office/word/2018/wordml/cex" xmlns:w16cid="http://schemas.microsoft.com/office/word/2016/wordml/cid" xmlns:w16="http://schemas.microsoft.com/office/word/2018/wordml" xmlns:w16du="http://schemas.microsoft.com/office/word/2023/wordml/word16du" xmlns:w16sdtdh="http://schemas.microsoft.com/office/word/2020/wordml/sdtdatahash" xmlns:w16sdtfl="http://schemas.microsoft.com/office/word/2024/wordml/sdtformatlock" xmlns:w16se="http://schemas.microsoft.com/office/word/2015/wordml/symex" xmlns:wpg="http://schemas.microsoft.com/office/word/2010/wordprocessingGroup" xmlns:wpi="http://schemas.microsoft.com/office/word/2010/wordprocessingInk" xmlns:wne="http://schemas.microsoft.com/office/word/2006/wordml" xmlns:wps="http://schemas.microsoft.com/office/word/2010/wordprocessingShape" mc:Ignorable="w14 w15 w16se w16cid w16 w16cex w16sdtdh w16sdtfl w16du wp14">
+<w:hdr xmlns:wpc="http://schemas.microsoft.com/office/word/2010/wordprocessingCanvas" xmlns:cx="http://schemas.microsoft.com/office/drawing/2014/chartex" xmlns:cx1="http://schemas.microsoft.com/office/drawing/2015/9/8/chartex" xmlns:cx2="http://schemas.microsoft.com/office/drawing/2015/10/21/chartex" xmlns:cx3="http://schemas.microsoft.com/office/drawing/2016/5/9/chartex" xmlns:cx4="http://schemas.microsoft.com/office/drawing/2016/5/10/chartex" xmlns:cx5="http://schemas.microsoft.com/office/drawing/2016/5/11/chartex" xmlns:cx6="http://schemas.microsoft.com/office/drawing/2016/5/12/chartex" xmlns:cx7="http://schemas.microsoft.com/office/drawing/2016/5/13/chartex" xmlns:cx8="http://schemas.microsoft.com/office/drawing/2016/5/14/chartex" xmlns:mc="http://schemas.openxmlformats.org/markup-compatibility/2006" xmlns:aink="http://schemas.microsoft.com/office/drawing/2016/ink" xmlns:am3d="http://schemas.microsoft.com/office/drawing/2017/model3d" xmlns:o="urn:schemas-microsoft-com:office:office" xmlns:oel="http://schemas.microsoft.com/office/2019/extlst" xmlns:r="http://schemas.openxmlformats.org/officeDocument/2006/relationships" xmlns:m="http://schemas.openxmlformats.org/officeDocument/2006/math" xmlns:v="urn:schemas-microsoft-com:vml" xmlns:wp14="http://schemas.microsoft.com/office/word/2010/wordprocessingDrawing" xmlns:wp="http://schemas.openxmlformats.org/drawingml/2006/wordprocessingDrawing" xmlns:w10="urn:schemas-microsoft-com:office:word" xmlns:w="http://schemas.openxmlformats.org/wordprocessingml/2006/main" xmlns:w14="http://schemas.microsoft.com/office/word/2010/wordml" xmlns:w15="http://schemas.microsoft.com/office/word/2012/wordml" xmlns:w16cex="http://schemas.microsoft.com/office/word/2018/wordml/cex" xmlns:w16cid="http://schemas.microsoft.com/office/word/2016/wordml/cid" xmlns:w16="http://schemas.microsoft.com/office/word/2018/wordml" xmlns:w16du="http://schemas.microsoft.com/office/word/2023/wordml/word16du" xmlns:w16sdtdh="http://schemas.microsoft.com/office/word/2020/wordml/sdtdatahash" xmlns:w16sdtfl="http://schemas.microsoft.com/office/word/2024/wordml/sdtformatlock" xmlns:w16se="http://schemas.microsoft.com/office/word/2015/wordml/symex" xmlns:wpg="http://schemas.microsoft.com/office/word/2010/wordprocessingGroup" xmlns:wpi="http://schemas.microsoft.com/office/word/2010/wordprocessingInk" xmlns:wne="http://schemas.microsoft.com/office/word/2006/wordml" xmlns:wps="http://schemas.microsoft.com/office/word/2010/wordprocessingShape" mc:Ignorable="w14 w15 w16se w16cid w16 w16cex w16sdtdh w16sdtfl w16du wp14">
   <w:p>
     <w:pPr>
       <w:pBdr>
@@ -1744,7 +1991,7 @@
 </file>
 
 <file path=word/header5.xml><?xml version="1.0" encoding="utf-8"?>
-<w:hdr xmlns:wpc="http://schemas.microsoft.com/office/word/2010/wordprocessingCanvas" xmlns:cx="http://schemas.microsoft.com/office/drawing/2014/chartex" xmlns:cx1="http://schemas.microsoft.com/office/drawing/2015/9/8/chartex" xmlns:cx2="http://schemas.microsoft.com/office/drawing/2015/10/21/chartex" xmlns:cx3="http://schemas.microsoft.com/office/drawing/2016/5/9/chartex" xmlns:cx4="http://schemas.microsoft.com/office/drawing/2016/5/10/chartex" xmlns:cx5="http://schemas.microsoft.com/office/drawing/2016/5/11/chartex" xmlns:cx6="http://schemas.microsoft.com/office/drawing/2016/5/12/chartex" xmlns:cx7="http://schemas.microsoft.com/office/drawing/2016/5/13/chartex" xmlns:cx8="http://schemas.microsoft.com/office/drawing/2016/5/14/chartex" xmlns:mc="http://schemas.openxmlformats.org/markup-compatibility/2006" xmlns:aink="http://schemas.microsoft.com/office/drawing/2016/ink" xmlns:am3d="http://schemas.microsoft.com/office/drawing/2017/model3d" xmlns:o="urn:schemas-microsoft-com:office:office" xmlns:oel="http://schemas.microsoft.com/office/2019/extlst" xmlns:r="http://schemas.openxmlformats.org/officeDocument/2006/relationships" xmlns:m="http://schemas.openxmlformats.org/officeDocument/2006/math" xmlns:v="urn:schemas-microsoft-com:vml" xmlns:wp14="http://schemas.microsoft.com/office/word/2010/wordprocessingDrawing" xmlns:wp="http://schemas.openxmlformats.org/drawingml/2006/wordprocessingDrawing" xmlns:w10="urn:schemas-microsoft-com:office:word" xmlns:w="http://schemas.openxmlformats.org/wordprocessingml/2006/main" xmlns:w14="http://schemas.microsoft.com/office/word/2010/wordml" xmlns:w15="http://schemas.microsoft.com/office/word/2012/wordml" xmlns:w16cei="http://schemas.microsoft.com/office/word/2026/wordml/cei" xmlns:w16cex="http://schemas.microsoft.com/office/word/2018/wordml/cex" xmlns:w16cid="http://schemas.microsoft.com/office/word/2016/wordml/cid" xmlns:w16="http://schemas.microsoft.com/office/word/2018/wordml" xmlns:w16du="http://schemas.microsoft.com/office/word/2023/wordml/word16du" xmlns:w16sdtdh="http://schemas.microsoft.com/office/word/2020/wordml/sdtdatahash" xmlns:w16sdtfl="http://schemas.microsoft.com/office/word/2024/wordml/sdtformatlock" xmlns:w16se="http://schemas.microsoft.com/office/word/2015/wordml/symex" xmlns:wpg="http://schemas.microsoft.com/office/word/2010/wordprocessingGroup" xmlns:wpi="http://schemas.microsoft.com/office/word/2010/wordprocessingInk" xmlns:wne="http://schemas.microsoft.com/office/word/2006/wordml" xmlns:wps="http://schemas.microsoft.com/office/word/2010/wordprocessingShape" mc:Ignorable="w14 w15 w16se w16cid w16 w16cex w16sdtdh w16sdtfl w16du wp14">
+<w:hdr xmlns:wpc="http://schemas.microsoft.com/office/word/2010/wordprocessingCanvas" xmlns:cx="http://schemas.microsoft.com/office/drawing/2014/chartex" xmlns:cx1="http://schemas.microsoft.com/office/drawing/2015/9/8/chartex" xmlns:cx2="http://schemas.microsoft.com/office/drawing/2015/10/21/chartex" xmlns:cx3="http://schemas.microsoft.com/office/drawing/2016/5/9/chartex" xmlns:cx4="http://schemas.microsoft.com/office/drawing/2016/5/10/chartex" xmlns:cx5="http://schemas.microsoft.com/office/drawing/2016/5/11/chartex" xmlns:cx6="http://schemas.microsoft.com/office/drawing/2016/5/12/chartex" xmlns:cx7="http://schemas.microsoft.com/office/drawing/2016/5/13/chartex" xmlns:cx8="http://schemas.microsoft.com/office/drawing/2016/5/14/chartex" xmlns:mc="http://schemas.openxmlformats.org/markup-compatibility/2006" xmlns:aink="http://schemas.microsoft.com/office/drawing/2016/ink" xmlns:am3d="http://schemas.microsoft.com/office/drawing/2017/model3d" xmlns:o="urn:schemas-microsoft-com:office:office" xmlns:oel="http://schemas.microsoft.com/office/2019/extlst" xmlns:r="http://schemas.openxmlformats.org/officeDocument/2006/relationships" xmlns:m="http://schemas.openxmlformats.org/officeDocument/2006/math" xmlns:v="urn:schemas-microsoft-com:vml" xmlns:wp14="http://schemas.microsoft.com/office/word/2010/wordprocessingDrawing" xmlns:wp="http://schemas.openxmlformats.org/drawingml/2006/wordprocessingDrawing" xmlns:w10="urn:schemas-microsoft-com:office:word" xmlns:w="http://schemas.openxmlformats.org/wordprocessingml/2006/main" xmlns:w14="http://schemas.microsoft.com/office/word/2010/wordml" xmlns:w15="http://schemas.microsoft.com/office/word/2012/wordml" xmlns:w16cex="http://schemas.microsoft.com/office/word/2018/wordml/cex" xmlns:w16cid="http://schemas.microsoft.com/office/word/2016/wordml/cid" xmlns:w16="http://schemas.microsoft.com/office/word/2018/wordml" xmlns:w16du="http://schemas.microsoft.com/office/word/2023/wordml/word16du" xmlns:w16sdtdh="http://schemas.microsoft.com/office/word/2020/wordml/sdtdatahash" xmlns:w16sdtfl="http://schemas.microsoft.com/office/word/2024/wordml/sdtformatlock" xmlns:w16se="http://schemas.microsoft.com/office/word/2015/wordml/symex" xmlns:wpg="http://schemas.microsoft.com/office/word/2010/wordprocessingGroup" xmlns:wpi="http://schemas.microsoft.com/office/word/2010/wordprocessingInk" xmlns:wne="http://schemas.microsoft.com/office/word/2006/wordml" xmlns:wps="http://schemas.microsoft.com/office/word/2010/wordprocessingShape" mc:Ignorable="w14 w15 w16se w16cid w16 w16cex w16sdtdh w16sdtfl w16du wp14">
   <w:p>
     <w:pPr>
       <w:pBdr>
@@ -2288,6 +2535,7 @@
   <w:style w:type="character" w:default="1" w:styleId="Standardstycketeckensnitt">
     <w:name w:val="Default Paragraph Font"/>
     <w:uiPriority w:val="1"/>
+    <w:semiHidden/>
     <w:unhideWhenUsed/>
   </w:style>
   <w:style w:type="table" w:default="1" w:styleId="Normaltabell">
@@ -2385,6 +2633,52 @@
         <w:right w:w="15" w:type="dxa"/>
       </w:tblCellMar>
     </w:tblPr>
+  </w:style>
+  <w:style w:type="paragraph" w:styleId="Innehllsfrteckningsrubrik">
+    <w:name w:val="TOC Heading"/>
+    <w:basedOn w:val="Rubrik1"/>
+    <w:next w:val="Normal"/>
+    <w:uiPriority w:val="39"/>
+    <w:unhideWhenUsed/>
+    <w:qFormat/>
+    <w:rsid w:val="00574747"/>
+    <w:pPr>
+      <w:widowControl/>
+      <w:spacing w:before="240" w:after="0" w:line="259" w:lineRule="auto"/>
+      <w:outlineLvl w:val="9"/>
+    </w:pPr>
+    <w:rPr>
+      <w:rFonts w:asciiTheme="majorHAnsi" w:eastAsiaTheme="majorEastAsia" w:hAnsiTheme="majorHAnsi" w:cstheme="majorBidi"/>
+      <w:b w:val="0"/>
+      <w:bCs w:val="0"/>
+      <w:color w:val="365F91" w:themeColor="accent1" w:themeShade="BF"/>
+      <w:sz w:val="32"/>
+      <w:szCs w:val="32"/>
+      <w:lang w:val="sv-SE"/>
+    </w:rPr>
+  </w:style>
+  <w:style w:type="paragraph" w:styleId="Innehll1">
+    <w:name w:val="toc 1"/>
+    <w:basedOn w:val="Normal"/>
+    <w:next w:val="Normal"/>
+    <w:autoRedefine/>
+    <w:uiPriority w:val="39"/>
+    <w:unhideWhenUsed/>
+    <w:rsid w:val="00574747"/>
+    <w:pPr>
+      <w:spacing w:after="100"/>
+    </w:pPr>
+  </w:style>
+  <w:style w:type="character" w:styleId="Hyperlnk">
+    <w:name w:val="Hyperlink"/>
+    <w:basedOn w:val="Standardstycketeckensnitt"/>
+    <w:uiPriority w:val="99"/>
+    <w:unhideWhenUsed/>
+    <w:rsid w:val="00574747"/>
+    <w:rPr>
+      <w:color w:val="0000FF" w:themeColor="hyperlink"/>
+      <w:u w:val="single"/>
+    </w:rPr>
   </w:style>
 </w:styles>
 </file>
@@ -2715,6 +3009,10 @@
 </go:gDocsCustomXmlDataStorage>
 </file>
 
+<file path=customXml/item2.xml><?xml version="1.0" encoding="utf-8"?>
+<b:Sources xmlns:b="http://schemas.openxmlformats.org/officeDocument/2006/bibliography" xmlns="http://schemas.openxmlformats.org/officeDocument/2006/bibliography" SelectedStyle="\APASixthEditionOfficeOnline.xsl" StyleName="APA" Version="6"/>
+</file>
+
 <file path=customXml/itemProps1.xml><?xml version="1.0" encoding="utf-8"?>
 <ds:datastoreItem xmlns:ds="http://schemas.openxmlformats.org/officeDocument/2006/customXml" ds:itemID="{11111111-1234-1234-1234-123412341234}">
   <ds:schemaRefs>
@@ -2722,4 +3020,12 @@
     <ds:schemaRef ds:uri="http://schemas.openxmlformats.org/officeDocument/2006/relationships"/>
   </ds:schemaRefs>
 </ds:datastoreItem>
+</file>
+
+<file path=customXml/itemProps2.xml><?xml version="1.0" encoding="utf-8"?>
+<ds:datastoreItem xmlns:ds="http://schemas.openxmlformats.org/officeDocument/2006/customXml" ds:itemID="{0B219E4B-7EB7-4C72-8889-25DDB81C91EF}">
+  <ds:schemaRefs>
+    <ds:schemaRef ds:uri="http://schemas.openxmlformats.org/officeDocument/2006/bibliography"/>
+  </ds:schemaRefs>
+</ds:datastoreItem>
 </file>
--- a/iot/artifacts/meeting1/TestPlan.docx
+++ b/iot/artifacts/meeting1/TestPlan.docx
@@ -6,21 +6,96 @@
       <w:pPr>
         <w:pStyle w:val="Rubrik"/>
         <w:rPr>
+          <w:rFonts w:asciiTheme="majorBidi" w:hAnsiTheme="majorBidi" w:cstheme="majorBidi"/>
           <w:sz w:val="60"/>
           <w:szCs w:val="60"/>
         </w:rPr>
       </w:pPr>
+      <w:r>
+        <w:rPr>
+          <w:noProof/>
+        </w:rPr>
+        <w:drawing>
+          <wp:anchor distT="0" distB="0" distL="114300" distR="114300" simplePos="0" relativeHeight="251658240" behindDoc="0" locked="0" layoutInCell="1" allowOverlap="1" wp14:anchorId="51D95669" wp14:editId="5FF8F0C7">
+            <wp:simplePos x="0" y="0"/>
+            <wp:positionH relativeFrom="page">
+              <wp:align>right</wp:align>
+            </wp:positionH>
+            <wp:positionV relativeFrom="paragraph">
+              <wp:posOffset>-908050</wp:posOffset>
+            </wp:positionV>
+            <wp:extent cx="1004400" cy="1004400"/>
+            <wp:effectExtent l="0" t="0" r="5715" b="5715"/>
+            <wp:wrapNone/>
+            <wp:docPr id="1364721233" name="Bildobjekt 1"/>
+            <wp:cNvGraphicFramePr>
+              <a:graphicFrameLocks xmlns:a="http://schemas.openxmlformats.org/drawingml/2006/main" noChangeAspect="1"/>
+            </wp:cNvGraphicFramePr>
+            <a:graphic xmlns:a="http://schemas.openxmlformats.org/drawingml/2006/main">
+              <a:graphicData uri="http://schemas.openxmlformats.org/drawingml/2006/picture">
+                <pic:pic xmlns:pic="http://schemas.openxmlformats.org/drawingml/2006/picture">
+                  <pic:nvPicPr>
+                    <pic:cNvPr id="1364721233" name="Bildobjekt 1"/>
+                    <pic:cNvPicPr>
+                      <a:picLocks noChangeAspect="1"/>
+                    </pic:cNvPicPr>
+                  </pic:nvPicPr>
+                  <pic:blipFill>
+                    <a:blip r:embed="rId8" cstate="print">
+                      <a:extLst>
+                        <a:ext uri="{28A0092B-C50C-407E-A947-70E740481C1C}">
+                          <a14:useLocalDpi xmlns:a14="http://schemas.microsoft.com/office/drawing/2010/main" val="0"/>
+                        </a:ext>
+                      </a:extLst>
+                    </a:blip>
+                    <a:srcRect/>
+                    <a:stretch>
+                      <a:fillRect/>
+                    </a:stretch>
+                  </pic:blipFill>
+                  <pic:spPr bwMode="auto">
+                    <a:xfrm>
+                      <a:off x="0" y="0"/>
+                      <a:ext cx="1004400" cy="1004400"/>
+                    </a:xfrm>
+                    <a:prstGeom prst="rect">
+                      <a:avLst/>
+                    </a:prstGeom>
+                    <a:noFill/>
+                    <a:ln>
+                      <a:noFill/>
+                    </a:ln>
+                  </pic:spPr>
+                </pic:pic>
+              </a:graphicData>
+            </a:graphic>
+            <wp14:sizeRelH relativeFrom="margin">
+              <wp14:pctWidth>0</wp14:pctWidth>
+            </wp14:sizeRelH>
+            <wp14:sizeRelV relativeFrom="margin">
+              <wp14:pctHeight>0</wp14:pctHeight>
+            </wp14:sizeRelV>
+          </wp:anchor>
+        </w:drawing>
+      </w:r>
+      <w:r>
+        <w:rPr>
+          <w:rFonts w:asciiTheme="majorBidi" w:hAnsiTheme="majorBidi" w:cstheme="majorBidi"/>
+          <w:sz w:val="60"/>
+          <w:szCs w:val="60"/>
+        </w:rPr>
+        <w:t>Test Plan Documentation</w:t>
+      </w:r>
       <w:bookmarkStart w:id="0" w:name="_heading=h.qyqvlpeyvjuv" w:colFirst="0" w:colLast="0"/>
       <w:bookmarkEnd w:id="0"/>
-      <w:r>
-        <w:rPr>
-          <w:sz w:val="60"/>
-          <w:szCs w:val="60"/>
-        </w:rPr>
-        <w:t>Test Plan Documentation</w:t>
-      </w:r>
     </w:p>
-    <w:p/>
+    <w:p>
+      <w:pPr>
+        <w:rPr>
+          <w:rFonts w:asciiTheme="majorBidi" w:hAnsiTheme="majorBidi" w:cstheme="majorBidi"/>
+        </w:rPr>
+      </w:pPr>
+    </w:p>
     <w:p>
       <w:pPr>
         <w:pBdr>
@@ -32,20 +107,23 @@
         </w:pBdr>
         <w:spacing w:before="480" w:after="60"/>
         <w:rPr>
+          <w:rFonts w:asciiTheme="majorBidi" w:hAnsiTheme="majorBidi" w:cstheme="majorBidi"/>
           <w:sz w:val="22"/>
           <w:szCs w:val="22"/>
         </w:rPr>
       </w:pPr>
       <w:r>
         <w:rPr>
+          <w:rFonts w:asciiTheme="majorBidi" w:hAnsiTheme="majorBidi" w:cstheme="majorBidi"/>
           <w:sz w:val="22"/>
           <w:szCs w:val="22"/>
         </w:rPr>
         <w:t xml:space="preserve">[GitHub]: </w:t>
       </w:r>
-      <w:hyperlink r:id="rId8">
+      <w:hyperlink r:id="rId9">
         <w:r>
           <w:rPr>
+            <w:rFonts w:asciiTheme="majorBidi" w:hAnsiTheme="majorBidi" w:cstheme="majorBidi"/>
             <w:color w:val="0000FF"/>
             <w:sz w:val="22"/>
             <w:szCs w:val="22"/>
@@ -66,6 +144,7 @@
         </w:pBdr>
         <w:spacing w:before="480" w:after="60"/>
         <w:rPr>
+          <w:rFonts w:asciiTheme="majorBidi" w:hAnsiTheme="majorBidi" w:cstheme="majorBidi"/>
           <w:sz w:val="22"/>
           <w:szCs w:val="22"/>
         </w:rPr>
@@ -74,7 +153,7 @@
     <w:p>
       <w:pPr>
         <w:rPr>
-          <w:rFonts w:ascii="Arial" w:eastAsia="Arial" w:hAnsi="Arial" w:cs="Arial"/>
+          <w:rFonts w:asciiTheme="majorBidi" w:eastAsia="Arial" w:hAnsiTheme="majorBidi" w:cstheme="majorBidi"/>
           <w:b/>
           <w:bCs/>
           <w:sz w:val="32"/>
@@ -84,7 +163,7 @@
       <w:proofErr w:type="spellStart"/>
       <w:r>
         <w:rPr>
-          <w:rFonts w:ascii="Arial" w:eastAsia="Arial" w:hAnsi="Arial" w:cs="Arial"/>
+          <w:rFonts w:asciiTheme="majorBidi" w:eastAsia="Arial" w:hAnsiTheme="majorBidi" w:cstheme="majorBidi"/>
           <w:b/>
           <w:bCs/>
           <w:sz w:val="32"/>
@@ -95,7 +174,7 @@
       <w:proofErr w:type="spellEnd"/>
       <w:r>
         <w:rPr>
-          <w:rFonts w:ascii="Arial" w:eastAsia="Arial" w:hAnsi="Arial" w:cs="Arial"/>
+          <w:rFonts w:asciiTheme="majorBidi" w:eastAsia="Arial" w:hAnsiTheme="majorBidi" w:cstheme="majorBidi"/>
           <w:b/>
           <w:bCs/>
           <w:sz w:val="32"/>
@@ -107,7 +186,7 @@
     <w:p>
       <w:pPr>
         <w:rPr>
-          <w:rFonts w:ascii="Arial" w:eastAsia="Arial" w:hAnsi="Arial" w:cs="Arial"/>
+          <w:rFonts w:asciiTheme="majorBidi" w:eastAsia="Arial" w:hAnsiTheme="majorBidi" w:cstheme="majorBidi"/>
           <w:b/>
           <w:bCs/>
           <w:sz w:val="32"/>
@@ -118,7 +197,7 @@
     <w:p>
       <w:pPr>
         <w:rPr>
-          <w:rFonts w:ascii="Arial" w:eastAsia="Arial" w:hAnsi="Arial" w:cs="Arial"/>
+          <w:rFonts w:asciiTheme="majorBidi" w:eastAsia="Arial" w:hAnsiTheme="majorBidi" w:cstheme="majorBidi"/>
           <w:b/>
           <w:bCs/>
           <w:sz w:val="32"/>
@@ -126,20 +205,50 @@
         </w:rPr>
       </w:pPr>
     </w:p>
-    <w:p/>
-    <w:p/>
-    <w:p/>
+    <w:p>
+      <w:pPr>
+        <w:rPr>
+          <w:rFonts w:asciiTheme="majorBidi" w:hAnsiTheme="majorBidi" w:cstheme="majorBidi"/>
+        </w:rPr>
+      </w:pPr>
+    </w:p>
+    <w:p>
+      <w:pPr>
+        <w:rPr>
+          <w:rFonts w:asciiTheme="majorBidi" w:hAnsiTheme="majorBidi" w:cstheme="majorBidi"/>
+        </w:rPr>
+      </w:pPr>
+    </w:p>
+    <w:p>
+      <w:pPr>
+        <w:rPr>
+          <w:rFonts w:asciiTheme="majorBidi" w:hAnsiTheme="majorBidi" w:cstheme="majorBidi"/>
+        </w:rPr>
+      </w:pPr>
+    </w:p>
     <w:p>
       <w:pPr>
         <w:pStyle w:val="Rubrik1"/>
+        <w:rPr>
+          <w:rFonts w:asciiTheme="majorBidi" w:hAnsiTheme="majorBidi" w:cstheme="majorBidi"/>
+        </w:rPr>
       </w:pPr>
       <w:bookmarkStart w:id="1" w:name="_Toc238302679"/>
       <w:r>
+        <w:rPr>
+          <w:rFonts w:asciiTheme="majorBidi" w:hAnsiTheme="majorBidi" w:cstheme="majorBidi"/>
+        </w:rPr>
         <w:t>Revision History</w:t>
       </w:r>
       <w:bookmarkEnd w:id="1"/>
     </w:p>
-    <w:p/>
+    <w:p>
+      <w:pPr>
+        <w:rPr>
+          <w:rFonts w:asciiTheme="majorBidi" w:hAnsiTheme="majorBidi" w:cstheme="majorBidi"/>
+        </w:rPr>
+      </w:pPr>
+    </w:p>
     <w:tbl>
       <w:tblPr>
         <w:tblStyle w:val="a"/>
@@ -180,11 +289,13 @@
               <w:spacing w:after="120"/>
               <w:jc w:val="center"/>
               <w:rPr>
+                <w:rFonts w:asciiTheme="majorBidi" w:hAnsiTheme="majorBidi" w:cstheme="majorBidi"/>
                 <w:color w:val="000000"/>
               </w:rPr>
             </w:pPr>
             <w:r>
               <w:rPr>
+                <w:rFonts w:asciiTheme="majorBidi" w:hAnsiTheme="majorBidi" w:cstheme="majorBidi"/>
                 <w:b/>
                 <w:bCs/>
                 <w:color w:val="000000"/>
@@ -210,11 +321,13 @@
               <w:spacing w:after="120"/>
               <w:jc w:val="center"/>
               <w:rPr>
+                <w:rFonts w:asciiTheme="majorBidi" w:hAnsiTheme="majorBidi" w:cstheme="majorBidi"/>
                 <w:color w:val="000000"/>
               </w:rPr>
             </w:pPr>
             <w:r>
               <w:rPr>
+                <w:rFonts w:asciiTheme="majorBidi" w:hAnsiTheme="majorBidi" w:cstheme="majorBidi"/>
                 <w:b/>
                 <w:bCs/>
                 <w:color w:val="000000"/>
@@ -240,11 +353,13 @@
               <w:spacing w:after="120"/>
               <w:jc w:val="center"/>
               <w:rPr>
+                <w:rFonts w:asciiTheme="majorBidi" w:hAnsiTheme="majorBidi" w:cstheme="majorBidi"/>
                 <w:color w:val="000000"/>
               </w:rPr>
             </w:pPr>
             <w:r>
               <w:rPr>
+                <w:rFonts w:asciiTheme="majorBidi" w:hAnsiTheme="majorBidi" w:cstheme="majorBidi"/>
                 <w:b/>
                 <w:bCs/>
                 <w:color w:val="000000"/>
@@ -270,11 +385,13 @@
               <w:spacing w:after="120"/>
               <w:jc w:val="center"/>
               <w:rPr>
+                <w:rFonts w:asciiTheme="majorBidi" w:hAnsiTheme="majorBidi" w:cstheme="majorBidi"/>
                 <w:color w:val="000000"/>
               </w:rPr>
             </w:pPr>
             <w:r>
               <w:rPr>
+                <w:rFonts w:asciiTheme="majorBidi" w:hAnsiTheme="majorBidi" w:cstheme="majorBidi"/>
                 <w:b/>
                 <w:bCs/>
                 <w:color w:val="000000"/>
@@ -301,11 +418,13 @@
               </w:pBdr>
               <w:spacing w:after="120"/>
               <w:rPr>
+                <w:rFonts w:asciiTheme="majorBidi" w:hAnsiTheme="majorBidi" w:cstheme="majorBidi"/>
                 <w:color w:val="000000"/>
               </w:rPr>
             </w:pPr>
             <w:r>
               <w:rPr>
+                <w:rFonts w:asciiTheme="majorBidi" w:hAnsiTheme="majorBidi" w:cstheme="majorBidi"/>
                 <w:color w:val="000000"/>
               </w:rPr>
               <w:t>2026-07-27</w:t>
@@ -328,10 +447,14 @@
               </w:pBdr>
               <w:spacing w:after="120"/>
               <w:rPr>
+                <w:rFonts w:asciiTheme="majorBidi" w:hAnsiTheme="majorBidi" w:cstheme="majorBidi"/>
                 <w:color w:val="000000"/>
               </w:rPr>
             </w:pPr>
             <w:r>
+              <w:rPr>
+                <w:rFonts w:asciiTheme="majorBidi" w:hAnsiTheme="majorBidi" w:cstheme="majorBidi"/>
+              </w:rPr>
               <w:t xml:space="preserve">1.0 </w:t>
             </w:r>
           </w:p>
@@ -352,11 +475,13 @@
               </w:pBdr>
               <w:spacing w:after="120"/>
               <w:rPr>
+                <w:rFonts w:asciiTheme="majorBidi" w:hAnsiTheme="majorBidi" w:cstheme="majorBidi"/>
                 <w:color w:val="000000"/>
               </w:rPr>
             </w:pPr>
             <w:r>
               <w:rPr>
+                <w:rFonts w:asciiTheme="majorBidi" w:hAnsiTheme="majorBidi" w:cstheme="majorBidi"/>
                 <w:color w:val="000000"/>
               </w:rPr>
               <w:t xml:space="preserve">Created the initial test plan for the </w:t>
@@ -364,6 +489,7 @@
             <w:proofErr w:type="spellStart"/>
             <w:r>
               <w:rPr>
+                <w:rFonts w:asciiTheme="majorBidi" w:hAnsiTheme="majorBidi" w:cstheme="majorBidi"/>
                 <w:color w:val="000000"/>
               </w:rPr>
               <w:t>SmartHouse</w:t>
@@ -371,6 +497,7 @@
             <w:proofErr w:type="spellEnd"/>
             <w:r>
               <w:rPr>
+                <w:rFonts w:asciiTheme="majorBidi" w:hAnsiTheme="majorBidi" w:cstheme="majorBidi"/>
                 <w:color w:val="000000"/>
               </w:rPr>
               <w:t xml:space="preserve"> IoT subsystem.</w:t>
@@ -393,10 +520,14 @@
               </w:pBdr>
               <w:spacing w:after="120"/>
               <w:rPr>
+                <w:rFonts w:asciiTheme="majorBidi" w:hAnsiTheme="majorBidi" w:cstheme="majorBidi"/>
                 <w:color w:val="000000"/>
               </w:rPr>
             </w:pPr>
             <w:r>
+              <w:rPr>
+                <w:rFonts w:asciiTheme="majorBidi" w:hAnsiTheme="majorBidi" w:cstheme="majorBidi"/>
+              </w:rPr>
               <w:t>Ali Daoud</w:t>
             </w:r>
           </w:p>
@@ -419,16 +550,26 @@
               </w:pBdr>
               <w:spacing w:after="120"/>
               <w:rPr>
+                <w:rFonts w:asciiTheme="majorBidi" w:hAnsiTheme="majorBidi" w:cstheme="majorBidi"/>
                 <w:color w:val="000000"/>
               </w:rPr>
             </w:pPr>
             <w:r>
+              <w:rPr>
+                <w:rFonts w:asciiTheme="majorBidi" w:hAnsiTheme="majorBidi" w:cstheme="majorBidi"/>
+              </w:rPr>
               <w:t>2026-0</w:t>
             </w:r>
             <w:r>
+              <w:rPr>
+                <w:rFonts w:asciiTheme="majorBidi" w:hAnsiTheme="majorBidi" w:cstheme="majorBidi"/>
+              </w:rPr>
               <w:t>8</w:t>
             </w:r>
             <w:r>
+              <w:rPr>
+                <w:rFonts w:asciiTheme="majorBidi" w:hAnsiTheme="majorBidi" w:cstheme="majorBidi"/>
+              </w:rPr>
               <w:t>-01</w:t>
             </w:r>
           </w:p>
@@ -448,8 +589,14 @@
                 <w:between w:val="nil"/>
               </w:pBdr>
               <w:spacing w:after="120"/>
-            </w:pPr>
-            <w:r>
+              <w:rPr>
+                <w:rFonts w:asciiTheme="majorBidi" w:hAnsiTheme="majorBidi" w:cstheme="majorBidi"/>
+              </w:rPr>
+            </w:pPr>
+            <w:r>
+              <w:rPr>
+                <w:rFonts w:asciiTheme="majorBidi" w:hAnsiTheme="majorBidi" w:cstheme="majorBidi"/>
+              </w:rPr>
               <w:t xml:space="preserve">1.1 </w:t>
             </w:r>
           </w:p>
@@ -470,18 +617,28 @@
               </w:pBdr>
               <w:spacing w:after="120"/>
               <w:rPr>
+                <w:rFonts w:asciiTheme="majorBidi" w:hAnsiTheme="majorBidi" w:cstheme="majorBidi"/>
                 <w:color w:val="000000"/>
               </w:rPr>
             </w:pPr>
             <w:r>
+              <w:rPr>
+                <w:rFonts w:asciiTheme="majorBidi" w:hAnsiTheme="majorBidi" w:cstheme="majorBidi"/>
+              </w:rPr>
               <w:t xml:space="preserve">Updated the test statuses after implementing and testing the </w:t>
             </w:r>
             <w:proofErr w:type="spellStart"/>
             <w:r>
+              <w:rPr>
+                <w:rFonts w:asciiTheme="majorBidi" w:hAnsiTheme="majorBidi" w:cstheme="majorBidi"/>
+              </w:rPr>
               <w:t>Wokwi</w:t>
             </w:r>
             <w:proofErr w:type="spellEnd"/>
             <w:r>
+              <w:rPr>
+                <w:rFonts w:asciiTheme="majorBidi" w:hAnsiTheme="majorBidi" w:cstheme="majorBidi"/>
+              </w:rPr>
               <w:t xml:space="preserve"> ESP32 simulation. </w:t>
             </w:r>
           </w:p>
@@ -501,8 +658,14 @@
                 <w:between w:val="nil"/>
               </w:pBdr>
               <w:spacing w:after="120"/>
-            </w:pPr>
-            <w:r>
+              <w:rPr>
+                <w:rFonts w:asciiTheme="majorBidi" w:hAnsiTheme="majorBidi" w:cstheme="majorBidi"/>
+              </w:rPr>
+            </w:pPr>
+            <w:r>
+              <w:rPr>
+                <w:rFonts w:asciiTheme="majorBidi" w:hAnsiTheme="majorBidi" w:cstheme="majorBidi"/>
+              </w:rPr>
               <w:t>Ali Daoud</w:t>
             </w:r>
           </w:p>
@@ -524,8 +687,14 @@
                 <w:between w:val="nil"/>
               </w:pBdr>
               <w:spacing w:after="120"/>
-            </w:pPr>
-            <w:r>
+              <w:rPr>
+                <w:rFonts w:asciiTheme="majorBidi" w:hAnsiTheme="majorBidi" w:cstheme="majorBidi"/>
+              </w:rPr>
+            </w:pPr>
+            <w:r>
+              <w:rPr>
+                <w:rFonts w:asciiTheme="majorBidi" w:hAnsiTheme="majorBidi" w:cstheme="majorBidi"/>
+              </w:rPr>
               <w:t>2026-08-14</w:t>
             </w:r>
           </w:p>
@@ -545,8 +714,14 @@
                 <w:between w:val="nil"/>
               </w:pBdr>
               <w:spacing w:after="120"/>
-            </w:pPr>
-            <w:r>
+              <w:rPr>
+                <w:rFonts w:asciiTheme="majorBidi" w:hAnsiTheme="majorBidi" w:cstheme="majorBidi"/>
+              </w:rPr>
+            </w:pPr>
+            <w:r>
+              <w:rPr>
+                <w:rFonts w:asciiTheme="majorBidi" w:hAnsiTheme="majorBidi" w:cstheme="majorBidi"/>
+              </w:rPr>
               <w:t>1.2</w:t>
             </w:r>
           </w:p>
@@ -566,8 +741,14 @@
                 <w:between w:val="nil"/>
               </w:pBdr>
               <w:spacing w:after="120"/>
-            </w:pPr>
-            <w:r>
+              <w:rPr>
+                <w:rFonts w:asciiTheme="majorBidi" w:hAnsiTheme="majorBidi" w:cstheme="majorBidi"/>
+              </w:rPr>
+            </w:pPr>
+            <w:r>
+              <w:rPr>
+                <w:rFonts w:asciiTheme="majorBidi" w:hAnsiTheme="majorBidi" w:cstheme="majorBidi"/>
+              </w:rPr>
               <w:t>Updated test results after mock backend simulation</w:t>
             </w:r>
           </w:p>
@@ -587,8 +768,14 @@
                 <w:between w:val="nil"/>
               </w:pBdr>
               <w:spacing w:after="120"/>
-            </w:pPr>
-            <w:r>
+              <w:rPr>
+                <w:rFonts w:asciiTheme="majorBidi" w:hAnsiTheme="majorBidi" w:cstheme="majorBidi"/>
+              </w:rPr>
+            </w:pPr>
+            <w:r>
+              <w:rPr>
+                <w:rFonts w:asciiTheme="majorBidi" w:hAnsiTheme="majorBidi" w:cstheme="majorBidi"/>
+              </w:rPr>
               <w:t>Ali Daoud</w:t>
             </w:r>
           </w:p>
@@ -610,8 +797,14 @@
                 <w:between w:val="nil"/>
               </w:pBdr>
               <w:spacing w:after="120"/>
-            </w:pPr>
-            <w:r>
+              <w:rPr>
+                <w:rFonts w:asciiTheme="majorBidi" w:hAnsiTheme="majorBidi" w:cstheme="majorBidi"/>
+              </w:rPr>
+            </w:pPr>
+            <w:r>
+              <w:rPr>
+                <w:rFonts w:asciiTheme="majorBidi" w:hAnsiTheme="majorBidi" w:cstheme="majorBidi"/>
+              </w:rPr>
               <w:t>2026-08-22</w:t>
             </w:r>
           </w:p>
@@ -631,8 +824,14 @@
                 <w:between w:val="nil"/>
               </w:pBdr>
               <w:spacing w:after="120"/>
-            </w:pPr>
-            <w:r>
+              <w:rPr>
+                <w:rFonts w:asciiTheme="majorBidi" w:hAnsiTheme="majorBidi" w:cstheme="majorBidi"/>
+              </w:rPr>
+            </w:pPr>
+            <w:r>
+              <w:rPr>
+                <w:rFonts w:asciiTheme="majorBidi" w:hAnsiTheme="majorBidi" w:cstheme="majorBidi"/>
+              </w:rPr>
               <w:t>1.3</w:t>
             </w:r>
           </w:p>
@@ -652,16 +851,28 @@
                 <w:between w:val="nil"/>
               </w:pBdr>
               <w:spacing w:after="120"/>
-            </w:pPr>
-            <w:r>
+              <w:rPr>
+                <w:rFonts w:asciiTheme="majorBidi" w:hAnsiTheme="majorBidi" w:cstheme="majorBidi"/>
+              </w:rPr>
+            </w:pPr>
+            <w:r>
+              <w:rPr>
+                <w:rFonts w:asciiTheme="majorBidi" w:hAnsiTheme="majorBidi" w:cstheme="majorBidi"/>
+              </w:rPr>
               <w:t xml:space="preserve">Added </w:t>
             </w:r>
             <w:proofErr w:type="spellStart"/>
             <w:r>
+              <w:rPr>
+                <w:rFonts w:asciiTheme="majorBidi" w:hAnsiTheme="majorBidi" w:cstheme="majorBidi"/>
+              </w:rPr>
               <w:t>Wokwi</w:t>
             </w:r>
             <w:proofErr w:type="spellEnd"/>
             <w:r>
+              <w:rPr>
+                <w:rFonts w:asciiTheme="majorBidi" w:hAnsiTheme="majorBidi" w:cstheme="majorBidi"/>
+              </w:rPr>
               <w:t xml:space="preserve"> simulation and Serial Monitor screenshots as test evidence.</w:t>
             </w:r>
           </w:p>
@@ -681,8 +892,14 @@
                 <w:between w:val="nil"/>
               </w:pBdr>
               <w:spacing w:after="120"/>
-            </w:pPr>
-            <w:r>
+              <w:rPr>
+                <w:rFonts w:asciiTheme="majorBidi" w:hAnsiTheme="majorBidi" w:cstheme="majorBidi"/>
+              </w:rPr>
+            </w:pPr>
+            <w:r>
+              <w:rPr>
+                <w:rFonts w:asciiTheme="majorBidi" w:hAnsiTheme="majorBidi" w:cstheme="majorBidi"/>
+              </w:rPr>
               <w:t>Ali Daoud</w:t>
             </w:r>
           </w:p>
@@ -691,13 +908,16 @@
     </w:tbl>
     <w:p>
       <w:pPr>
+        <w:rPr>
+          <w:rFonts w:asciiTheme="majorBidi" w:hAnsiTheme="majorBidi" w:cstheme="majorBidi"/>
+        </w:rPr>
         <w:sectPr>
-          <w:headerReference w:type="even" r:id="rId9"/>
-          <w:headerReference w:type="default" r:id="rId10"/>
-          <w:footerReference w:type="even" r:id="rId11"/>
-          <w:footerReference w:type="default" r:id="rId12"/>
-          <w:headerReference w:type="first" r:id="rId13"/>
-          <w:footerReference w:type="first" r:id="rId14"/>
+          <w:headerReference w:type="even" r:id="rId10"/>
+          <w:headerReference w:type="default" r:id="rId11"/>
+          <w:footerReference w:type="even" r:id="rId12"/>
+          <w:footerReference w:type="default" r:id="rId13"/>
+          <w:headerReference w:type="first" r:id="rId14"/>
+          <w:footerReference w:type="first" r:id="rId15"/>
           <w:pgSz w:w="12240" w:h="15840"/>
           <w:pgMar w:top="1440" w:right="1440" w:bottom="1440" w:left="1440" w:header="720" w:footer="720" w:gutter="0"/>
           <w:pgNumType w:start="1"/>
@@ -719,7 +939,7 @@
         </w:pBdr>
         <w:spacing w:before="240" w:line="259" w:lineRule="auto"/>
         <w:rPr>
-          <w:rFonts w:ascii="Calibri" w:eastAsia="Calibri" w:hAnsi="Calibri" w:cs="Calibri"/>
+          <w:rFonts w:asciiTheme="majorBidi" w:eastAsia="Calibri" w:hAnsiTheme="majorBidi" w:cstheme="majorBidi"/>
           <w:color w:val="366091"/>
           <w:sz w:val="32"/>
           <w:szCs w:val="32"/>
@@ -730,6 +950,13 @@
     </w:p>
     <w:sdt>
       <w:sdtPr>
+        <w:rPr>
+          <w:rFonts w:asciiTheme="majorBidi" w:eastAsia="Times New Roman" w:hAnsiTheme="majorBidi" w:cs="Times New Roman"/>
+          <w:color w:val="auto"/>
+          <w:sz w:val="20"/>
+          <w:szCs w:val="20"/>
+          <w:lang w:val="en"/>
+        </w:rPr>
         <w:id w:val="2137903510"/>
         <w:docPartObj>
           <w:docPartGallery w:val="Table of Contents"/>
@@ -738,19 +965,17 @@
       </w:sdtPr>
       <w:sdtEndPr>
         <w:rPr>
-          <w:rFonts w:ascii="Times New Roman" w:eastAsia="Times New Roman" w:hAnsi="Times New Roman" w:cs="Times New Roman"/>
           <w:b/>
           <w:bCs/>
-          <w:color w:val="auto"/>
-          <w:sz w:val="20"/>
-          <w:szCs w:val="20"/>
-          <w:lang w:val="en"/>
         </w:rPr>
       </w:sdtEndPr>
       <w:sdtContent>
         <w:p>
           <w:pPr>
             <w:pStyle w:val="Innehllsfrteckningsrubrik"/>
+            <w:rPr>
+              <w:rFonts w:asciiTheme="majorBidi" w:hAnsiTheme="majorBidi"/>
+            </w:rPr>
           </w:pPr>
         </w:p>
         <w:p>
@@ -760,7 +985,7 @@
               <w:tab w:val="right" w:leader="dot" w:pos="9350"/>
             </w:tabs>
             <w:rPr>
-              <w:rFonts w:asciiTheme="minorHAnsi" w:eastAsiaTheme="minorEastAsia" w:hAnsiTheme="minorHAnsi" w:cstheme="minorBidi"/>
+              <w:rFonts w:asciiTheme="majorBidi" w:eastAsiaTheme="minorEastAsia" w:hAnsiTheme="majorBidi" w:cstheme="majorBidi"/>
               <w:noProof/>
               <w:kern w:val="2"/>
               <w:sz w:val="24"/>
@@ -770,24 +995,35 @@
             </w:rPr>
           </w:pPr>
           <w:r>
+            <w:rPr>
+              <w:rFonts w:asciiTheme="majorBidi" w:hAnsiTheme="majorBidi" w:cstheme="majorBidi"/>
+            </w:rPr>
             <w:fldChar w:fldCharType="begin"/>
           </w:r>
           <w:r>
+            <w:rPr>
+              <w:rFonts w:asciiTheme="majorBidi" w:hAnsiTheme="majorBidi" w:cstheme="majorBidi"/>
+            </w:rPr>
             <w:instrText xml:space="preserve"> TOC \o "1-3" \h \z \u </w:instrText>
           </w:r>
           <w:r>
+            <w:rPr>
+              <w:rFonts w:asciiTheme="majorBidi" w:hAnsiTheme="majorBidi" w:cstheme="majorBidi"/>
+            </w:rPr>
             <w:fldChar w:fldCharType="separate"/>
           </w:r>
           <w:hyperlink w:anchor="_Toc238302679" w:history="1">
             <w:r>
               <w:rPr>
                 <w:rStyle w:val="Hyperlnk"/>
+                <w:rFonts w:asciiTheme="majorBidi" w:hAnsiTheme="majorBidi" w:cstheme="majorBidi"/>
                 <w:noProof/>
               </w:rPr>
               <w:t>Revision History</w:t>
             </w:r>
             <w:r>
               <w:rPr>
+                <w:rFonts w:asciiTheme="majorBidi" w:hAnsiTheme="majorBidi" w:cstheme="majorBidi"/>
                 <w:noProof/>
                 <w:webHidden/>
               </w:rPr>
@@ -795,6 +1031,7 @@
             </w:r>
             <w:r>
               <w:rPr>
+                <w:rFonts w:asciiTheme="majorBidi" w:hAnsiTheme="majorBidi" w:cstheme="majorBidi"/>
                 <w:noProof/>
                 <w:webHidden/>
               </w:rPr>
@@ -802,6 +1039,7 @@
             </w:r>
             <w:r>
               <w:rPr>
+                <w:rFonts w:asciiTheme="majorBidi" w:hAnsiTheme="majorBidi" w:cstheme="majorBidi"/>
                 <w:noProof/>
                 <w:webHidden/>
               </w:rPr>
@@ -809,12 +1047,14 @@
             </w:r>
             <w:r>
               <w:rPr>
+                <w:rFonts w:asciiTheme="majorBidi" w:hAnsiTheme="majorBidi" w:cstheme="majorBidi"/>
                 <w:noProof/>
                 <w:webHidden/>
               </w:rPr>
             </w:r>
             <w:r>
               <w:rPr>
+                <w:rFonts w:asciiTheme="majorBidi" w:hAnsiTheme="majorBidi" w:cstheme="majorBidi"/>
                 <w:noProof/>
                 <w:webHidden/>
               </w:rPr>
@@ -822,6 +1062,7 @@
             </w:r>
             <w:r>
               <w:rPr>
+                <w:rFonts w:asciiTheme="majorBidi" w:hAnsiTheme="majorBidi" w:cstheme="majorBidi"/>
                 <w:noProof/>
                 <w:webHidden/>
               </w:rPr>
@@ -829,6 +1070,7 @@
             </w:r>
             <w:r>
               <w:rPr>
+                <w:rFonts w:asciiTheme="majorBidi" w:hAnsiTheme="majorBidi" w:cstheme="majorBidi"/>
                 <w:noProof/>
                 <w:webHidden/>
               </w:rPr>
@@ -843,7 +1085,7 @@
               <w:tab w:val="right" w:leader="dot" w:pos="9350"/>
             </w:tabs>
             <w:rPr>
-              <w:rFonts w:asciiTheme="minorHAnsi" w:eastAsiaTheme="minorEastAsia" w:hAnsiTheme="minorHAnsi" w:cstheme="minorBidi"/>
+              <w:rFonts w:asciiTheme="majorBidi" w:eastAsiaTheme="minorEastAsia" w:hAnsiTheme="majorBidi" w:cstheme="majorBidi"/>
               <w:noProof/>
               <w:kern w:val="2"/>
               <w:sz w:val="24"/>
@@ -856,12 +1098,14 @@
             <w:r>
               <w:rPr>
                 <w:rStyle w:val="Hyperlnk"/>
+                <w:rFonts w:asciiTheme="majorBidi" w:hAnsiTheme="majorBidi" w:cstheme="majorBidi"/>
                 <w:noProof/>
               </w:rPr>
               <w:t>Test Plan</w:t>
             </w:r>
             <w:r>
               <w:rPr>
+                <w:rFonts w:asciiTheme="majorBidi" w:hAnsiTheme="majorBidi" w:cstheme="majorBidi"/>
                 <w:noProof/>
                 <w:webHidden/>
               </w:rPr>
@@ -869,6 +1113,7 @@
             </w:r>
             <w:r>
               <w:rPr>
+                <w:rFonts w:asciiTheme="majorBidi" w:hAnsiTheme="majorBidi" w:cstheme="majorBidi"/>
                 <w:noProof/>
                 <w:webHidden/>
               </w:rPr>
@@ -876,6 +1121,7 @@
             </w:r>
             <w:r>
               <w:rPr>
+                <w:rFonts w:asciiTheme="majorBidi" w:hAnsiTheme="majorBidi" w:cstheme="majorBidi"/>
                 <w:noProof/>
                 <w:webHidden/>
               </w:rPr>
@@ -883,12 +1129,14 @@
             </w:r>
             <w:r>
               <w:rPr>
+                <w:rFonts w:asciiTheme="majorBidi" w:hAnsiTheme="majorBidi" w:cstheme="majorBidi"/>
                 <w:noProof/>
                 <w:webHidden/>
               </w:rPr>
             </w:r>
             <w:r>
               <w:rPr>
+                <w:rFonts w:asciiTheme="majorBidi" w:hAnsiTheme="majorBidi" w:cstheme="majorBidi"/>
                 <w:noProof/>
                 <w:webHidden/>
               </w:rPr>
@@ -896,6 +1144,7 @@
             </w:r>
             <w:r>
               <w:rPr>
+                <w:rFonts w:asciiTheme="majorBidi" w:hAnsiTheme="majorBidi" w:cstheme="majorBidi"/>
                 <w:noProof/>
                 <w:webHidden/>
               </w:rPr>
@@ -903,6 +1152,7 @@
             </w:r>
             <w:r>
               <w:rPr>
+                <w:rFonts w:asciiTheme="majorBidi" w:hAnsiTheme="majorBidi" w:cstheme="majorBidi"/>
                 <w:noProof/>
                 <w:webHidden/>
               </w:rPr>
@@ -911,8 +1161,14 @@
           </w:hyperlink>
         </w:p>
         <w:p>
+          <w:pPr>
+            <w:rPr>
+              <w:rFonts w:asciiTheme="majorBidi" w:hAnsiTheme="majorBidi" w:cstheme="majorBidi"/>
+            </w:rPr>
+          </w:pPr>
           <w:r>
             <w:rPr>
+              <w:rFonts w:asciiTheme="majorBidi" w:hAnsiTheme="majorBidi" w:cstheme="majorBidi"/>
               <w:b/>
               <w:bCs/>
             </w:rPr>
@@ -931,7 +1187,7 @@
           <w:between w:val="nil"/>
         </w:pBdr>
         <w:rPr>
-          <w:rFonts w:ascii="Arial" w:eastAsia="Arial" w:hAnsi="Arial" w:cs="Arial"/>
+          <w:rFonts w:asciiTheme="majorBidi" w:eastAsia="Arial" w:hAnsiTheme="majorBidi" w:cstheme="majorBidi"/>
           <w:b/>
           <w:bCs/>
           <w:color w:val="000000"/>
@@ -943,9 +1199,15 @@
     <w:p>
       <w:pPr>
         <w:pStyle w:val="Rubrik1"/>
+        <w:rPr>
+          <w:rFonts w:asciiTheme="majorBidi" w:hAnsiTheme="majorBidi" w:cstheme="majorBidi"/>
+        </w:rPr>
       </w:pPr>
       <w:bookmarkStart w:id="3" w:name="_Toc238302680"/>
       <w:r>
+        <w:rPr>
+          <w:rFonts w:asciiTheme="majorBidi" w:hAnsiTheme="majorBidi" w:cstheme="majorBidi"/>
+        </w:rPr>
         <w:t>Test Plan</w:t>
       </w:r>
       <w:bookmarkEnd w:id="3"/>
@@ -953,6 +1215,7 @@
     <w:p>
       <w:pPr>
         <w:rPr>
+          <w:rFonts w:asciiTheme="majorBidi" w:hAnsiTheme="majorBidi" w:cstheme="majorBidi"/>
           <w:b/>
           <w:bCs/>
           <w:sz w:val="22"/>
@@ -961,6 +1224,7 @@
       </w:pPr>
       <w:r>
         <w:rPr>
+          <w:rFonts w:asciiTheme="majorBidi" w:hAnsiTheme="majorBidi" w:cstheme="majorBidi"/>
           <w:b/>
           <w:bCs/>
           <w:sz w:val="22"/>
@@ -969,7 +1233,13 @@
         <w:t>Test Cases</w:t>
       </w:r>
     </w:p>
-    <w:p/>
+    <w:p>
+      <w:pPr>
+        <w:rPr>
+          <w:rFonts w:asciiTheme="majorBidi" w:hAnsiTheme="majorBidi" w:cstheme="majorBidi"/>
+        </w:rPr>
+      </w:pPr>
+    </w:p>
     <w:tbl>
       <w:tblPr>
         <w:tblStyle w:val="a0"/>
@@ -995,12 +1265,14 @@
           <w:p>
             <w:pPr>
               <w:rPr>
+                <w:rFonts w:asciiTheme="majorBidi" w:hAnsiTheme="majorBidi" w:cstheme="majorBidi"/>
                 <w:b/>
                 <w:bCs/>
               </w:rPr>
             </w:pPr>
             <w:r>
               <w:rPr>
+                <w:rFonts w:asciiTheme="majorBidi" w:hAnsiTheme="majorBidi" w:cstheme="majorBidi"/>
                 <w:b/>
                 <w:bCs/>
               </w:rPr>
@@ -1016,12 +1288,14 @@
           <w:p>
             <w:pPr>
               <w:rPr>
+                <w:rFonts w:asciiTheme="majorBidi" w:hAnsiTheme="majorBidi" w:cstheme="majorBidi"/>
                 <w:b/>
                 <w:bCs/>
               </w:rPr>
             </w:pPr>
             <w:r>
               <w:rPr>
+                <w:rFonts w:asciiTheme="majorBidi" w:hAnsiTheme="majorBidi" w:cstheme="majorBidi"/>
                 <w:b/>
                 <w:bCs/>
               </w:rPr>
@@ -1037,12 +1311,14 @@
           <w:p>
             <w:pPr>
               <w:rPr>
+                <w:rFonts w:asciiTheme="majorBidi" w:hAnsiTheme="majorBidi" w:cstheme="majorBidi"/>
                 <w:b/>
                 <w:bCs/>
               </w:rPr>
             </w:pPr>
             <w:r>
               <w:rPr>
+                <w:rFonts w:asciiTheme="majorBidi" w:hAnsiTheme="majorBidi" w:cstheme="majorBidi"/>
                 <w:b/>
                 <w:bCs/>
               </w:rPr>
@@ -1058,15 +1334,29 @@
             <w:vAlign w:val="center"/>
           </w:tcPr>
           <w:p>
-            <w:r>
+            <w:pPr>
+              <w:rPr>
+                <w:rFonts w:asciiTheme="majorBidi" w:hAnsiTheme="majorBidi" w:cstheme="majorBidi"/>
+              </w:rPr>
+            </w:pPr>
+            <w:r>
+              <w:rPr>
+                <w:rFonts w:asciiTheme="majorBidi" w:hAnsiTheme="majorBidi" w:cstheme="majorBidi"/>
+              </w:rPr>
               <w:t xml:space="preserve">R1. </w:t>
             </w:r>
             <w:proofErr w:type="spellStart"/>
             <w:r>
+              <w:rPr>
+                <w:rFonts w:asciiTheme="majorBidi" w:hAnsiTheme="majorBidi" w:cstheme="majorBidi"/>
+              </w:rPr>
               <w:t>Wokwi</w:t>
             </w:r>
             <w:proofErr w:type="spellEnd"/>
             <w:r>
+              <w:rPr>
+                <w:rFonts w:asciiTheme="majorBidi" w:hAnsiTheme="majorBidi" w:cstheme="majorBidi"/>
+              </w:rPr>
               <w:t xml:space="preserve"> Device Simulation</w:t>
             </w:r>
           </w:p>
@@ -1077,7 +1367,15 @@
             <w:vAlign w:val="center"/>
           </w:tcPr>
           <w:p>
-            <w:r>
+            <w:pPr>
+              <w:rPr>
+                <w:rFonts w:asciiTheme="majorBidi" w:hAnsiTheme="majorBidi" w:cstheme="majorBidi"/>
+              </w:rPr>
+            </w:pPr>
+            <w:r>
+              <w:rPr>
+                <w:rFonts w:asciiTheme="majorBidi" w:hAnsiTheme="majorBidi" w:cstheme="majorBidi"/>
+              </w:rPr>
               <w:t>Start the ESP32 simulation and verify that all configured devices initialize correctly.</w:t>
             </w:r>
           </w:p>
@@ -1088,7 +1386,15 @@
             <w:vAlign w:val="center"/>
           </w:tcPr>
           <w:p>
-            <w:r>
+            <w:pPr>
+              <w:rPr>
+                <w:rFonts w:asciiTheme="majorBidi" w:hAnsiTheme="majorBidi" w:cstheme="majorBidi"/>
+              </w:rPr>
+            </w:pPr>
+            <w:r>
+              <w:rPr>
+                <w:rFonts w:asciiTheme="majorBidi" w:hAnsiTheme="majorBidi" w:cstheme="majorBidi"/>
+              </w:rPr>
               <w:t xml:space="preserve">Success </w:t>
             </w:r>
           </w:p>
@@ -1101,7 +1407,15 @@
             <w:vAlign w:val="center"/>
           </w:tcPr>
           <w:p>
-            <w:r>
+            <w:pPr>
+              <w:rPr>
+                <w:rFonts w:asciiTheme="majorBidi" w:hAnsiTheme="majorBidi" w:cstheme="majorBidi"/>
+              </w:rPr>
+            </w:pPr>
+            <w:r>
+              <w:rPr>
+                <w:rFonts w:asciiTheme="majorBidi" w:hAnsiTheme="majorBidi" w:cstheme="majorBidi"/>
+              </w:rPr>
               <w:t>R2. Wi-Fi and Backend Connection</w:t>
             </w:r>
           </w:p>
@@ -1112,15 +1426,29 @@
             <w:vAlign w:val="center"/>
           </w:tcPr>
           <w:p>
-            <w:r>
+            <w:pPr>
+              <w:rPr>
+                <w:rFonts w:asciiTheme="majorBidi" w:hAnsiTheme="majorBidi" w:cstheme="majorBidi"/>
+              </w:rPr>
+            </w:pPr>
+            <w:r>
+              <w:rPr>
+                <w:rFonts w:asciiTheme="majorBidi" w:hAnsiTheme="majorBidi" w:cstheme="majorBidi"/>
+              </w:rPr>
               <w:t xml:space="preserve">Connect the ESP32 to </w:t>
             </w:r>
             <w:proofErr w:type="spellStart"/>
             <w:r>
+              <w:rPr>
+                <w:rFonts w:asciiTheme="majorBidi" w:hAnsiTheme="majorBidi" w:cstheme="majorBidi"/>
+              </w:rPr>
               <w:t>Wokwi</w:t>
             </w:r>
             <w:proofErr w:type="spellEnd"/>
             <w:r>
+              <w:rPr>
+                <w:rFonts w:asciiTheme="majorBidi" w:hAnsiTheme="majorBidi" w:cstheme="majorBidi"/>
+              </w:rPr>
               <w:t xml:space="preserve"> Wi-Fi and verify that it can communicate with the backend URL.</w:t>
             </w:r>
           </w:p>
@@ -1131,15 +1459,29 @@
             <w:vAlign w:val="center"/>
           </w:tcPr>
           <w:p>
-            <w:r>
+            <w:pPr>
+              <w:rPr>
+                <w:rFonts w:asciiTheme="majorBidi" w:hAnsiTheme="majorBidi" w:cstheme="majorBidi"/>
+              </w:rPr>
+            </w:pPr>
+            <w:r>
+              <w:rPr>
+                <w:rFonts w:asciiTheme="majorBidi" w:hAnsiTheme="majorBidi" w:cstheme="majorBidi"/>
+              </w:rPr>
               <w:t xml:space="preserve">Partially successful – Wi-Fi works. Real backend connection could not be tested because </w:t>
             </w:r>
             <w:proofErr w:type="spellStart"/>
             <w:r>
+              <w:rPr>
+                <w:rFonts w:asciiTheme="majorBidi" w:hAnsiTheme="majorBidi" w:cstheme="majorBidi"/>
+              </w:rPr>
               <w:t>Wokwi</w:t>
             </w:r>
             <w:proofErr w:type="spellEnd"/>
             <w:r>
+              <w:rPr>
+                <w:rFonts w:asciiTheme="majorBidi" w:hAnsiTheme="majorBidi" w:cstheme="majorBidi"/>
+              </w:rPr>
               <w:t xml:space="preserve"> Free does not support the required Private IoT Gateway.</w:t>
             </w:r>
           </w:p>
@@ -1152,7 +1494,15 @@
             <w:vAlign w:val="center"/>
           </w:tcPr>
           <w:p>
-            <w:r>
+            <w:pPr>
+              <w:rPr>
+                <w:rFonts w:asciiTheme="majorBidi" w:hAnsiTheme="majorBidi" w:cstheme="majorBidi"/>
+              </w:rPr>
+            </w:pPr>
+            <w:r>
+              <w:rPr>
+                <w:rFonts w:asciiTheme="majorBidi" w:hAnsiTheme="majorBidi" w:cstheme="majorBidi"/>
+              </w:rPr>
               <w:t>R3. Device Registration</w:t>
             </w:r>
           </w:p>
@@ -1163,7 +1513,15 @@
             <w:vAlign w:val="center"/>
           </w:tcPr>
           <w:p>
-            <w:r>
+            <w:pPr>
+              <w:rPr>
+                <w:rFonts w:asciiTheme="majorBidi" w:hAnsiTheme="majorBidi" w:cstheme="majorBidi"/>
+              </w:rPr>
+            </w:pPr>
+            <w:r>
+              <w:rPr>
+                <w:rFonts w:asciiTheme="majorBidi" w:hAnsiTheme="majorBidi" w:cstheme="majorBidi"/>
+              </w:rPr>
               <w:t>Register a device using a unique ID, valid name, type, and initial state. Verify that the backend returns a secret.</w:t>
             </w:r>
           </w:p>
@@ -1174,7 +1532,15 @@
             <w:vAlign w:val="center"/>
           </w:tcPr>
           <w:p>
-            <w:r>
+            <w:pPr>
+              <w:rPr>
+                <w:rFonts w:asciiTheme="majorBidi" w:hAnsiTheme="majorBidi" w:cstheme="majorBidi"/>
+              </w:rPr>
+            </w:pPr>
+            <w:r>
+              <w:rPr>
+                <w:rFonts w:asciiTheme="majorBidi" w:hAnsiTheme="majorBidi" w:cstheme="majorBidi"/>
+              </w:rPr>
               <w:t>Success using mock backend – all 10 devices received simulated status 200 and mock secrets were stored.</w:t>
             </w:r>
           </w:p>
@@ -1187,7 +1553,15 @@
             <w:vAlign w:val="center"/>
           </w:tcPr>
           <w:p>
-            <w:r>
+            <w:pPr>
+              <w:rPr>
+                <w:rFonts w:asciiTheme="majorBidi" w:hAnsiTheme="majorBidi" w:cstheme="majorBidi"/>
+              </w:rPr>
+            </w:pPr>
+            <w:r>
+              <w:rPr>
+                <w:rFonts w:asciiTheme="majorBidi" w:hAnsiTheme="majorBidi" w:cstheme="majorBidi"/>
+              </w:rPr>
               <w:t>R3. Device Registration</w:t>
             </w:r>
           </w:p>
@@ -1198,7 +1572,15 @@
             <w:vAlign w:val="center"/>
           </w:tcPr>
           <w:p>
-            <w:r>
+            <w:pPr>
+              <w:rPr>
+                <w:rFonts w:asciiTheme="majorBidi" w:hAnsiTheme="majorBidi" w:cstheme="majorBidi"/>
+              </w:rPr>
+            </w:pPr>
+            <w:r>
+              <w:rPr>
+                <w:rFonts w:asciiTheme="majorBidi" w:hAnsiTheme="majorBidi" w:cstheme="majorBidi"/>
+              </w:rPr>
               <w:t>Attempt registration using an invalid device type and verify that the request is rejected.</w:t>
             </w:r>
           </w:p>
@@ -1209,7 +1591,15 @@
             <w:vAlign w:val="center"/>
           </w:tcPr>
           <w:p>
-            <w:r>
+            <w:pPr>
+              <w:rPr>
+                <w:rFonts w:asciiTheme="majorBidi" w:hAnsiTheme="majorBidi" w:cstheme="majorBidi"/>
+              </w:rPr>
+            </w:pPr>
+            <w:r>
+              <w:rPr>
+                <w:rFonts w:asciiTheme="majorBidi" w:hAnsiTheme="majorBidi" w:cstheme="majorBidi"/>
+              </w:rPr>
               <w:t>Not tested – mock backend does not validate invalid device types.</w:t>
             </w:r>
           </w:p>
@@ -1222,7 +1612,15 @@
             <w:vAlign w:val="center"/>
           </w:tcPr>
           <w:p>
-            <w:r>
+            <w:pPr>
+              <w:rPr>
+                <w:rFonts w:asciiTheme="majorBidi" w:hAnsiTheme="majorBidi" w:cstheme="majorBidi"/>
+              </w:rPr>
+            </w:pPr>
+            <w:r>
+              <w:rPr>
+                <w:rFonts w:asciiTheme="majorBidi" w:hAnsiTheme="majorBidi" w:cstheme="majorBidi"/>
+              </w:rPr>
               <w:t>R4. Device Secret Authentication</w:t>
             </w:r>
           </w:p>
@@ -1233,7 +1631,15 @@
             <w:vAlign w:val="center"/>
           </w:tcPr>
           <w:p>
-            <w:r>
+            <w:pPr>
+              <w:rPr>
+                <w:rFonts w:asciiTheme="majorBidi" w:hAnsiTheme="majorBidi" w:cstheme="majorBidi"/>
+              </w:rPr>
+            </w:pPr>
+            <w:r>
+              <w:rPr>
+                <w:rFonts w:asciiTheme="majorBidi" w:hAnsiTheme="majorBidi" w:cstheme="majorBidi"/>
+              </w:rPr>
               <w:t>Send an authenticated request using the correct device ID and secret.</w:t>
             </w:r>
           </w:p>
@@ -1244,7 +1650,15 @@
             <w:vAlign w:val="center"/>
           </w:tcPr>
           <w:p>
-            <w:r>
+            <w:pPr>
+              <w:rPr>
+                <w:rFonts w:asciiTheme="majorBidi" w:hAnsiTheme="majorBidi" w:cstheme="majorBidi"/>
+              </w:rPr>
+            </w:pPr>
+            <w:r>
+              <w:rPr>
+                <w:rFonts w:asciiTheme="majorBidi" w:hAnsiTheme="majorBidi" w:cstheme="majorBidi"/>
+              </w:rPr>
               <w:t>Success using mock backend – stored device secrets are used for heartbeat requests.</w:t>
             </w:r>
           </w:p>
@@ -1257,7 +1671,15 @@
             <w:vAlign w:val="center"/>
           </w:tcPr>
           <w:p>
-            <w:r>
+            <w:pPr>
+              <w:rPr>
+                <w:rFonts w:asciiTheme="majorBidi" w:hAnsiTheme="majorBidi" w:cstheme="majorBidi"/>
+              </w:rPr>
+            </w:pPr>
+            <w:r>
+              <w:rPr>
+                <w:rFonts w:asciiTheme="majorBidi" w:hAnsiTheme="majorBidi" w:cstheme="majorBidi"/>
+              </w:rPr>
               <w:t>R4. Device Secret Authentication</w:t>
             </w:r>
           </w:p>
@@ -1268,7 +1690,15 @@
             <w:vAlign w:val="center"/>
           </w:tcPr>
           <w:p>
-            <w:r>
+            <w:pPr>
+              <w:rPr>
+                <w:rFonts w:asciiTheme="majorBidi" w:hAnsiTheme="majorBidi" w:cstheme="majorBidi"/>
+              </w:rPr>
+            </w:pPr>
+            <w:r>
+              <w:rPr>
+                <w:rFonts w:asciiTheme="majorBidi" w:hAnsiTheme="majorBidi" w:cstheme="majorBidi"/>
+              </w:rPr>
               <w:t>Send a request using an invalid secret and verify that it is rejected.</w:t>
             </w:r>
           </w:p>
@@ -1279,7 +1709,15 @@
             <w:vAlign w:val="center"/>
           </w:tcPr>
           <w:p>
-            <w:r>
+            <w:pPr>
+              <w:rPr>
+                <w:rFonts w:asciiTheme="majorBidi" w:hAnsiTheme="majorBidi" w:cstheme="majorBidi"/>
+              </w:rPr>
+            </w:pPr>
+            <w:r>
+              <w:rPr>
+                <w:rFonts w:asciiTheme="majorBidi" w:hAnsiTheme="majorBidi" w:cstheme="majorBidi"/>
+              </w:rPr>
               <w:t>Not tested – mock backend does not perform server-side secret validation.</w:t>
             </w:r>
           </w:p>
@@ -1292,7 +1730,15 @@
             <w:vAlign w:val="center"/>
           </w:tcPr>
           <w:p>
-            <w:r>
+            <w:pPr>
+              <w:rPr>
+                <w:rFonts w:asciiTheme="majorBidi" w:hAnsiTheme="majorBidi" w:cstheme="majorBidi"/>
+              </w:rPr>
+            </w:pPr>
+            <w:r>
+              <w:rPr>
+                <w:rFonts w:asciiTheme="majorBidi" w:hAnsiTheme="majorBidi" w:cstheme="majorBidi"/>
+              </w:rPr>
               <w:t>R5. Device Heartbeat</w:t>
             </w:r>
           </w:p>
@@ -1303,7 +1749,15 @@
             <w:vAlign w:val="center"/>
           </w:tcPr>
           <w:p>
-            <w:r>
+            <w:pPr>
+              <w:rPr>
+                <w:rFonts w:asciiTheme="majorBidi" w:hAnsiTheme="majorBidi" w:cstheme="majorBidi"/>
+              </w:rPr>
+            </w:pPr>
+            <w:r>
+              <w:rPr>
+                <w:rFonts w:asciiTheme="majorBidi" w:hAnsiTheme="majorBidi" w:cstheme="majorBidi"/>
+              </w:rPr>
               <w:t>Verify that each registered device sends a heartbeat every 30 seconds.</w:t>
             </w:r>
           </w:p>
@@ -1314,7 +1768,15 @@
             <w:vAlign w:val="center"/>
           </w:tcPr>
           <w:p>
-            <w:r>
+            <w:pPr>
+              <w:rPr>
+                <w:rFonts w:asciiTheme="majorBidi" w:hAnsiTheme="majorBidi" w:cstheme="majorBidi"/>
+              </w:rPr>
+            </w:pPr>
+            <w:r>
+              <w:rPr>
+                <w:rFonts w:asciiTheme="majorBidi" w:hAnsiTheme="majorBidi" w:cstheme="majorBidi"/>
+              </w:rPr>
               <w:t>Success – all 10 devices send simulated heartbeats every 30 seconds.</w:t>
             </w:r>
           </w:p>
@@ -1327,7 +1789,15 @@
             <w:vAlign w:val="center"/>
           </w:tcPr>
           <w:p>
-            <w:r>
+            <w:pPr>
+              <w:rPr>
+                <w:rFonts w:asciiTheme="majorBidi" w:hAnsiTheme="majorBidi" w:cstheme="majorBidi"/>
+              </w:rPr>
+            </w:pPr>
+            <w:r>
+              <w:rPr>
+                <w:rFonts w:asciiTheme="majorBidi" w:hAnsiTheme="majorBidi" w:cstheme="majorBidi"/>
+              </w:rPr>
               <w:t>R6. Device State Management</w:t>
             </w:r>
           </w:p>
@@ -1338,7 +1808,15 @@
             <w:vAlign w:val="center"/>
           </w:tcPr>
           <w:p>
-            <w:r>
+            <w:pPr>
+              <w:rPr>
+                <w:rFonts w:asciiTheme="majorBidi" w:hAnsiTheme="majorBidi" w:cstheme="majorBidi"/>
+              </w:rPr>
+            </w:pPr>
+            <w:r>
+              <w:rPr>
+                <w:rFonts w:asciiTheme="majorBidi" w:hAnsiTheme="majorBidi" w:cstheme="majorBidi"/>
+              </w:rPr>
               <w:t>Verify that every device stores only state fields relevant to its device type.</w:t>
             </w:r>
           </w:p>
@@ -1349,7 +1827,15 @@
             <w:vAlign w:val="center"/>
           </w:tcPr>
           <w:p>
-            <w:r>
+            <w:pPr>
+              <w:rPr>
+                <w:rFonts w:asciiTheme="majorBidi" w:hAnsiTheme="majorBidi" w:cstheme="majorBidi"/>
+              </w:rPr>
+            </w:pPr>
+            <w:r>
+              <w:rPr>
+                <w:rFonts w:asciiTheme="majorBidi" w:hAnsiTheme="majorBidi" w:cstheme="majorBidi"/>
+              </w:rPr>
               <w:t xml:space="preserve">Success </w:t>
             </w:r>
           </w:p>
@@ -1362,7 +1848,15 @@
             <w:vAlign w:val="center"/>
           </w:tcPr>
           <w:p>
-            <w:r>
+            <w:pPr>
+              <w:rPr>
+                <w:rFonts w:asciiTheme="majorBidi" w:hAnsiTheme="majorBidi" w:cstheme="majorBidi"/>
+              </w:rPr>
+            </w:pPr>
+            <w:r>
+              <w:rPr>
+                <w:rFonts w:asciiTheme="majorBidi" w:hAnsiTheme="majorBidi" w:cstheme="majorBidi"/>
+              </w:rPr>
               <w:t>R7. Backend Command Handling</w:t>
             </w:r>
           </w:p>
@@ -1375,17 +1869,25 @@
           <w:p>
             <w:pPr>
               <w:rPr>
+                <w:rFonts w:asciiTheme="majorBidi" w:hAnsiTheme="majorBidi" w:cstheme="majorBidi"/>
                 <w:lang w:val="en-US"/>
               </w:rPr>
             </w:pPr>
             <w:r>
               <w:rPr>
+                <w:rFonts w:asciiTheme="majorBidi" w:hAnsiTheme="majorBidi" w:cstheme="majorBidi"/>
                 <w:lang w:val="en-US"/>
               </w:rPr>
               <w:t>Retrieve simulated desired states and verify that the correct simulated devices change state.</w:t>
             </w:r>
           </w:p>
-          <w:p/>
+          <w:p>
+            <w:pPr>
+              <w:rPr>
+                <w:rFonts w:asciiTheme="majorBidi" w:hAnsiTheme="majorBidi" w:cstheme="majorBidi"/>
+              </w:rPr>
+            </w:pPr>
+          </w:p>
         </w:tc>
         <w:tc>
           <w:tcPr>
@@ -1393,15 +1895,29 @@
             <w:vAlign w:val="center"/>
           </w:tcPr>
           <w:p>
-            <w:r>
+            <w:pPr>
+              <w:rPr>
+                <w:rFonts w:asciiTheme="majorBidi" w:hAnsiTheme="majorBidi" w:cstheme="majorBidi"/>
+              </w:rPr>
+            </w:pPr>
+            <w:r>
+              <w:rPr>
+                <w:rFonts w:asciiTheme="majorBidi" w:hAnsiTheme="majorBidi" w:cstheme="majorBidi"/>
+              </w:rPr>
               <w:t xml:space="preserve">Success using mock backend – desired states are retrieved every 3 seconds and applied to the </w:t>
             </w:r>
             <w:proofErr w:type="spellStart"/>
             <w:r>
+              <w:rPr>
+                <w:rFonts w:asciiTheme="majorBidi" w:hAnsiTheme="majorBidi" w:cstheme="majorBidi"/>
+              </w:rPr>
               <w:t>Wokwi</w:t>
             </w:r>
             <w:proofErr w:type="spellEnd"/>
             <w:r>
+              <w:rPr>
+                <w:rFonts w:asciiTheme="majorBidi" w:hAnsiTheme="majorBidi" w:cstheme="majorBidi"/>
+              </w:rPr>
               <w:t xml:space="preserve"> hardware.</w:t>
             </w:r>
           </w:p>
@@ -1414,7 +1930,15 @@
             <w:vAlign w:val="center"/>
           </w:tcPr>
           <w:p>
-            <w:r>
+            <w:pPr>
+              <w:rPr>
+                <w:rFonts w:asciiTheme="majorBidi" w:hAnsiTheme="majorBidi" w:cstheme="majorBidi"/>
+              </w:rPr>
+            </w:pPr>
+            <w:r>
+              <w:rPr>
+                <w:rFonts w:asciiTheme="majorBidi" w:hAnsiTheme="majorBidi" w:cstheme="majorBidi"/>
+              </w:rPr>
               <w:lastRenderedPageBreak/>
               <w:t>R8. Device State Reporting</w:t>
             </w:r>
@@ -1426,7 +1950,15 @@
             <w:vAlign w:val="center"/>
           </w:tcPr>
           <w:p>
-            <w:r>
+            <w:pPr>
+              <w:rPr>
+                <w:rFonts w:asciiTheme="majorBidi" w:hAnsiTheme="majorBidi" w:cstheme="majorBidi"/>
+              </w:rPr>
+            </w:pPr>
+            <w:r>
+              <w:rPr>
+                <w:rFonts w:asciiTheme="majorBidi" w:hAnsiTheme="majorBidi" w:cstheme="majorBidi"/>
+              </w:rPr>
               <w:t>Change a device state and verify that the updated state is reported to the backend.</w:t>
             </w:r>
           </w:p>
@@ -1437,7 +1969,15 @@
             <w:vAlign w:val="center"/>
           </w:tcPr>
           <w:p>
-            <w:r>
+            <w:pPr>
+              <w:rPr>
+                <w:rFonts w:asciiTheme="majorBidi" w:hAnsiTheme="majorBidi" w:cstheme="majorBidi"/>
+              </w:rPr>
+            </w:pPr>
+            <w:r>
+              <w:rPr>
+                <w:rFonts w:asciiTheme="majorBidi" w:hAnsiTheme="majorBidi" w:cstheme="majorBidi"/>
+              </w:rPr>
               <w:t>Blocked – backend endpoint for device state reporting is not available.</w:t>
             </w:r>
           </w:p>
@@ -1450,7 +1990,15 @@
             <w:vAlign w:val="center"/>
           </w:tcPr>
           <w:p>
-            <w:r>
+            <w:pPr>
+              <w:rPr>
+                <w:rFonts w:asciiTheme="majorBidi" w:hAnsiTheme="majorBidi" w:cstheme="majorBidi"/>
+              </w:rPr>
+            </w:pPr>
+            <w:r>
+              <w:rPr>
+                <w:rFonts w:asciiTheme="majorBidi" w:hAnsiTheme="majorBidi" w:cstheme="majorBidi"/>
+              </w:rPr>
               <w:t>R9. Multiple Device Support</w:t>
             </w:r>
           </w:p>
@@ -1461,7 +2009,15 @@
             <w:vAlign w:val="center"/>
           </w:tcPr>
           <w:p>
-            <w:r>
+            <w:pPr>
+              <w:rPr>
+                <w:rFonts w:asciiTheme="majorBidi" w:hAnsiTheme="majorBidi" w:cstheme="majorBidi"/>
+              </w:rPr>
+            </w:pPr>
+            <w:r>
+              <w:rPr>
+                <w:rFonts w:asciiTheme="majorBidi" w:hAnsiTheme="majorBidi" w:cstheme="majorBidi"/>
+              </w:rPr>
               <w:t>Run at least 10 devices with unique IDs and verify that registration and heartbeat communication work independently.</w:t>
             </w:r>
           </w:p>
@@ -1472,17 +2028,32 @@
             <w:vAlign w:val="center"/>
           </w:tcPr>
           <w:p>
-            <w:r>
+            <w:pPr>
+              <w:rPr>
+                <w:rFonts w:asciiTheme="majorBidi" w:hAnsiTheme="majorBidi" w:cstheme="majorBidi"/>
+              </w:rPr>
+            </w:pPr>
+            <w:r>
+              <w:rPr>
+                <w:rFonts w:asciiTheme="majorBidi" w:hAnsiTheme="majorBidi" w:cstheme="majorBidi"/>
+              </w:rPr>
               <w:t>Success using mock backend – 10 logical devices register independently, store secrets, send heartbeats, and receive state updates.</w:t>
             </w:r>
           </w:p>
         </w:tc>
       </w:tr>
     </w:tbl>
-    <w:p/>
     <w:p>
       <w:pPr>
         <w:rPr>
+          <w:rFonts w:asciiTheme="majorBidi" w:hAnsiTheme="majorBidi" w:cstheme="majorBidi"/>
+        </w:rPr>
+      </w:pPr>
+    </w:p>
+    <w:p>
+      <w:pPr>
+        <w:rPr>
+          <w:rFonts w:asciiTheme="majorBidi" w:hAnsiTheme="majorBidi" w:cstheme="majorBidi"/>
           <w:i/>
           <w:iCs/>
         </w:rPr>
@@ -1491,6 +2062,7 @@
       <w:bookmarkEnd w:id="4"/>
       <w:r>
         <w:rPr>
+          <w:rFonts w:asciiTheme="majorBidi" w:hAnsiTheme="majorBidi" w:cstheme="majorBidi"/>
           <w:i/>
           <w:iCs/>
           <w:noProof/>
@@ -1511,7 +2083,7 @@
                     <pic:cNvPicPr/>
                   </pic:nvPicPr>
                   <pic:blipFill>
-                    <a:blip r:embed="rId15"/>
+                    <a:blip r:embed="rId16"/>
                     <a:stretch>
                       <a:fillRect/>
                     </a:stretch>
@@ -1535,12 +2107,14 @@
     <w:p>
       <w:pPr>
         <w:rPr>
+          <w:rFonts w:asciiTheme="majorBidi" w:hAnsiTheme="majorBidi" w:cstheme="majorBidi"/>
           <w:i/>
           <w:iCs/>
         </w:rPr>
       </w:pPr>
       <w:r>
         <w:rPr>
+          <w:rFonts w:asciiTheme="majorBidi" w:hAnsiTheme="majorBidi" w:cstheme="majorBidi"/>
           <w:i/>
           <w:iCs/>
         </w:rPr>
@@ -1549,6 +2123,7 @@
       <w:proofErr w:type="spellStart"/>
       <w:r>
         <w:rPr>
+          <w:rFonts w:asciiTheme="majorBidi" w:hAnsiTheme="majorBidi" w:cstheme="majorBidi"/>
           <w:i/>
           <w:iCs/>
         </w:rPr>
@@ -1557,6 +2132,7 @@
       <w:proofErr w:type="spellEnd"/>
       <w:r>
         <w:rPr>
+          <w:rFonts w:asciiTheme="majorBidi" w:hAnsiTheme="majorBidi" w:cstheme="majorBidi"/>
           <w:i/>
           <w:iCs/>
         </w:rPr>
@@ -1565,6 +2141,7 @@
       <w:proofErr w:type="gramStart"/>
       <w:r>
         <w:rPr>
+          <w:rFonts w:asciiTheme="majorBidi" w:hAnsiTheme="majorBidi" w:cstheme="majorBidi"/>
           <w:i/>
           <w:iCs/>
         </w:rPr>
@@ -1573,6 +2150,7 @@
       <w:proofErr w:type="gramEnd"/>
       <w:r>
         <w:rPr>
+          <w:rFonts w:asciiTheme="majorBidi" w:hAnsiTheme="majorBidi" w:cstheme="majorBidi"/>
           <w:i/>
           <w:iCs/>
         </w:rPr>
@@ -1581,6 +2159,7 @@
       <w:proofErr w:type="spellStart"/>
       <w:r>
         <w:rPr>
+          <w:rFonts w:asciiTheme="majorBidi" w:hAnsiTheme="majorBidi" w:cstheme="majorBidi"/>
           <w:i/>
           <w:iCs/>
         </w:rPr>
@@ -1589,6 +2168,7 @@
       <w:proofErr w:type="spellEnd"/>
       <w:r>
         <w:rPr>
+          <w:rFonts w:asciiTheme="majorBidi" w:hAnsiTheme="majorBidi" w:cstheme="majorBidi"/>
           <w:i/>
           <w:iCs/>
         </w:rPr>
@@ -1598,6 +2178,7 @@
     <w:p>
       <w:pPr>
         <w:rPr>
+          <w:rFonts w:asciiTheme="majorBidi" w:hAnsiTheme="majorBidi" w:cstheme="majorBidi"/>
           <w:i/>
           <w:iCs/>
         </w:rPr>
@@ -1606,12 +2187,14 @@
     <w:p>
       <w:pPr>
         <w:rPr>
+          <w:rFonts w:asciiTheme="majorBidi" w:hAnsiTheme="majorBidi" w:cstheme="majorBidi"/>
           <w:i/>
           <w:iCs/>
         </w:rPr>
       </w:pPr>
       <w:r>
         <w:rPr>
+          <w:rFonts w:asciiTheme="majorBidi" w:hAnsiTheme="majorBidi" w:cstheme="majorBidi"/>
           <w:i/>
           <w:iCs/>
           <w:noProof/>
@@ -1633,7 +2216,7 @@
                     <pic:cNvPicPr/>
                   </pic:nvPicPr>
                   <pic:blipFill>
-                    <a:blip r:embed="rId16"/>
+                    <a:blip r:embed="rId17"/>
                     <a:stretch>
                       <a:fillRect/>
                     </a:stretch>
@@ -1657,6 +2240,7 @@
     <w:p>
       <w:pPr>
         <w:rPr>
+          <w:rFonts w:asciiTheme="majorBidi" w:hAnsiTheme="majorBidi" w:cstheme="majorBidi"/>
           <w:i/>
           <w:iCs/>
           <w:lang w:val="en-US"/>
@@ -1664,6 +2248,7 @@
       </w:pPr>
       <w:r>
         <w:rPr>
+          <w:rFonts w:asciiTheme="majorBidi" w:hAnsiTheme="majorBidi" w:cstheme="majorBidi"/>
           <w:i/>
           <w:iCs/>
           <w:lang w:val="en-US"/>
@@ -1674,6 +2259,7 @@
     <w:p>
       <w:pPr>
         <w:rPr>
+          <w:rFonts w:asciiTheme="majorBidi" w:hAnsiTheme="majorBidi" w:cstheme="majorBidi"/>
           <w:i/>
           <w:iCs/>
           <w:lang w:val="en-US"/>
@@ -1681,10 +2267,10 @@
       </w:pPr>
     </w:p>
     <w:sectPr>
-      <w:headerReference w:type="default" r:id="rId17"/>
-      <w:footerReference w:type="default" r:id="rId18"/>
-      <w:headerReference w:type="first" r:id="rId19"/>
-      <w:footerReference w:type="first" r:id="rId20"/>
+      <w:headerReference w:type="default" r:id="rId18"/>
+      <w:footerReference w:type="default" r:id="rId19"/>
+      <w:headerReference w:type="first" r:id="rId20"/>
+      <w:footerReference w:type="first" r:id="rId21"/>
       <w:pgSz w:w="12240" w:h="15840"/>
       <w:pgMar w:top="1440" w:right="1440" w:bottom="1440" w:left="1440" w:header="720" w:footer="720" w:gutter="0"/>
       <w:cols w:space="720"/>

--- a/iot/artifacts/meeting1/TestPlan.docx
+++ b/iot/artifacts/meeting1/TestPlan.docx
@@ -16,18 +16,18 @@
           <w:noProof/>
         </w:rPr>
         <w:drawing>
-          <wp:anchor distT="0" distB="0" distL="114300" distR="114300" simplePos="0" relativeHeight="251658240" behindDoc="0" locked="0" layoutInCell="1" allowOverlap="1" wp14:anchorId="51D95669" wp14:editId="5FF8F0C7">
+          <wp:anchor distT="0" distB="0" distL="114300" distR="114300" simplePos="0" relativeHeight="251658240" behindDoc="0" locked="0" layoutInCell="1" allowOverlap="1" wp14:anchorId="4037FEB8" wp14:editId="496E5080">
             <wp:simplePos x="0" y="0"/>
-            <wp:positionH relativeFrom="page">
-              <wp:align>right</wp:align>
+            <wp:positionH relativeFrom="column">
+              <wp:posOffset>5873750</wp:posOffset>
             </wp:positionH>
             <wp:positionV relativeFrom="paragraph">
-              <wp:posOffset>-908050</wp:posOffset>
+              <wp:posOffset>469900</wp:posOffset>
             </wp:positionV>
-            <wp:extent cx="1004400" cy="1004400"/>
-            <wp:effectExtent l="0" t="0" r="5715" b="5715"/>
+            <wp:extent cx="748800" cy="910800"/>
+            <wp:effectExtent l="0" t="0" r="0" b="3810"/>
             <wp:wrapNone/>
-            <wp:docPr id="1364721233" name="Bildobjekt 1"/>
+            <wp:docPr id="305650854" name="Bildobjekt 1"/>
             <wp:cNvGraphicFramePr>
               <a:graphicFrameLocks xmlns:a="http://schemas.openxmlformats.org/drawingml/2006/main" noChangeAspect="1"/>
             </wp:cNvGraphicFramePr>
@@ -35,7 +35,7 @@
               <a:graphicData uri="http://schemas.openxmlformats.org/drawingml/2006/picture">
                 <pic:pic xmlns:pic="http://schemas.openxmlformats.org/drawingml/2006/picture">
                   <pic:nvPicPr>
-                    <pic:cNvPr id="1364721233" name="Bildobjekt 1"/>
+                    <pic:cNvPr id="305650854" name="Bildobjekt 1"/>
                     <pic:cNvPicPr>
                       <a:picLocks noChangeAspect="1"/>
                     </pic:cNvPicPr>
@@ -56,7 +56,7 @@
                   <pic:spPr bwMode="auto">
                     <a:xfrm>
                       <a:off x="0" y="0"/>
-                      <a:ext cx="1004400" cy="1004400"/>
+                      <a:ext cx="748800" cy="910800"/>
                     </a:xfrm>
                     <a:prstGeom prst="rect">
                       <a:avLst/>

--- a/iot/artifacts/meeting1/TestPlan.docx
+++ b/iot/artifacts/meeting1/TestPlan.docx
@@ -41,7 +41,7 @@
                     </pic:cNvPicPr>
                   </pic:nvPicPr>
                   <pic:blipFill>
-                    <a:blip r:embed="rId8" cstate="print">
+                    <a:blip r:embed="rId9" cstate="print">
                       <a:extLst>
                         <a:ext uri="{28A0092B-C50C-407E-A947-70E740481C1C}">
                           <a14:useLocalDpi xmlns:a14="http://schemas.microsoft.com/office/drawing/2010/main" val="0"/>
@@ -120,7 +120,7 @@
         </w:rPr>
         <w:t xml:space="preserve">[GitHub]: </w:t>
       </w:r>
-      <w:hyperlink r:id="rId9">
+      <w:hyperlink r:id="rId10">
         <w:r>
           <w:rPr>
             <w:rFonts w:asciiTheme="majorBidi" w:hAnsiTheme="majorBidi" w:cstheme="majorBidi"/>
@@ -905,6 +905,130 @@
           </w:p>
         </w:tc>
       </w:tr>
+      <w:tr>
+        <w:tc>
+          <w:tcPr>
+            <w:tcW w:w="2304" w:type="dxa"/>
+          </w:tcPr>
+          <w:p>
+            <w:pPr>
+              <w:keepLines/>
+              <w:pBdr>
+                <w:top w:val="nil"/>
+                <w:left w:val="nil"/>
+                <w:bottom w:val="nil"/>
+                <w:right w:val="nil"/>
+                <w:between w:val="nil"/>
+              </w:pBdr>
+              <w:spacing w:after="120"/>
+              <w:rPr>
+                <w:rFonts w:asciiTheme="majorBidi" w:hAnsiTheme="majorBidi" w:cstheme="majorBidi"/>
+              </w:rPr>
+            </w:pPr>
+            <w:r>
+              <w:rPr>
+                <w:rFonts w:asciiTheme="majorBidi" w:hAnsiTheme="majorBidi" w:cstheme="majorBidi"/>
+              </w:rPr>
+              <w:t>2026-08-30</w:t>
+            </w:r>
+          </w:p>
+        </w:tc>
+        <w:tc>
+          <w:tcPr>
+            <w:tcW w:w="1152" w:type="dxa"/>
+          </w:tcPr>
+          <w:p>
+            <w:pPr>
+              <w:keepLines/>
+              <w:pBdr>
+                <w:top w:val="nil"/>
+                <w:left w:val="nil"/>
+                <w:bottom w:val="nil"/>
+                <w:right w:val="nil"/>
+                <w:between w:val="nil"/>
+              </w:pBdr>
+              <w:spacing w:after="120"/>
+              <w:rPr>
+                <w:rFonts w:asciiTheme="majorBidi" w:hAnsiTheme="majorBidi" w:cstheme="majorBidi"/>
+              </w:rPr>
+            </w:pPr>
+            <w:r>
+              <w:rPr>
+                <w:rFonts w:asciiTheme="majorBidi" w:hAnsiTheme="majorBidi" w:cstheme="majorBidi"/>
+              </w:rPr>
+              <w:t>1.4</w:t>
+            </w:r>
+          </w:p>
+        </w:tc>
+        <w:tc>
+          <w:tcPr>
+            <w:tcW w:w="3744" w:type="dxa"/>
+          </w:tcPr>
+          <w:p>
+            <w:pPr>
+              <w:keepLines/>
+              <w:pBdr>
+                <w:top w:val="nil"/>
+                <w:left w:val="nil"/>
+                <w:bottom w:val="nil"/>
+                <w:right w:val="nil"/>
+                <w:between w:val="nil"/>
+              </w:pBdr>
+              <w:spacing w:after="120"/>
+              <w:rPr>
+                <w:rFonts w:asciiTheme="majorBidi" w:hAnsiTheme="majorBidi" w:cstheme="majorBidi"/>
+              </w:rPr>
+            </w:pPr>
+            <w:r>
+              <w:rPr>
+                <w:rFonts w:asciiTheme="majorBidi" w:hAnsiTheme="majorBidi" w:cstheme="majorBidi"/>
+              </w:rPr>
+              <w:t xml:space="preserve">Updated final test results after successful end-to-end testing with </w:t>
+            </w:r>
+            <w:proofErr w:type="spellStart"/>
+            <w:r>
+              <w:rPr>
+                <w:rFonts w:asciiTheme="majorBidi" w:hAnsiTheme="majorBidi" w:cstheme="majorBidi"/>
+              </w:rPr>
+              <w:t>Wokwi</w:t>
+            </w:r>
+            <w:proofErr w:type="spellEnd"/>
+            <w:r>
+              <w:rPr>
+                <w:rFonts w:asciiTheme="majorBidi" w:hAnsiTheme="majorBidi" w:cstheme="majorBidi"/>
+              </w:rPr>
+              <w:t xml:space="preserve"> and the real backend through Cloudflare Tunnel.</w:t>
+            </w:r>
+          </w:p>
+        </w:tc>
+        <w:tc>
+          <w:tcPr>
+            <w:tcW w:w="2304" w:type="dxa"/>
+          </w:tcPr>
+          <w:p>
+            <w:pPr>
+              <w:keepLines/>
+              <w:pBdr>
+                <w:top w:val="nil"/>
+                <w:left w:val="nil"/>
+                <w:bottom w:val="nil"/>
+                <w:right w:val="nil"/>
+                <w:between w:val="nil"/>
+              </w:pBdr>
+              <w:spacing w:after="120"/>
+              <w:rPr>
+                <w:rFonts w:asciiTheme="majorBidi" w:hAnsiTheme="majorBidi" w:cstheme="majorBidi"/>
+              </w:rPr>
+            </w:pPr>
+            <w:r>
+              <w:rPr>
+                <w:rFonts w:asciiTheme="majorBidi" w:hAnsiTheme="majorBidi" w:cstheme="majorBidi"/>
+              </w:rPr>
+              <w:t>Ali Daoud</w:t>
+            </w:r>
+          </w:p>
+        </w:tc>
+      </w:tr>
     </w:tbl>
     <w:p>
       <w:pPr>
@@ -912,12 +1036,12 @@
           <w:rFonts w:asciiTheme="majorBidi" w:hAnsiTheme="majorBidi" w:cstheme="majorBidi"/>
         </w:rPr>
         <w:sectPr>
-          <w:headerReference w:type="even" r:id="rId10"/>
-          <w:headerReference w:type="default" r:id="rId11"/>
-          <w:footerReference w:type="even" r:id="rId12"/>
-          <w:footerReference w:type="default" r:id="rId13"/>
-          <w:headerReference w:type="first" r:id="rId14"/>
-          <w:footerReference w:type="first" r:id="rId15"/>
+          <w:headerReference w:type="even" r:id="rId11"/>
+          <w:headerReference w:type="default" r:id="rId12"/>
+          <w:footerReference w:type="even" r:id="rId13"/>
+          <w:footerReference w:type="default" r:id="rId14"/>
+          <w:headerReference w:type="first" r:id="rId15"/>
+          <w:footerReference w:type="first" r:id="rId16"/>
           <w:pgSz w:w="12240" w:h="15840"/>
           <w:pgMar w:top="1440" w:right="1440" w:bottom="1440" w:left="1440" w:header="720" w:footer="720" w:gutter="0"/>
           <w:pgNumType w:start="1"/>
@@ -1462,18 +1586,27 @@
             <w:pPr>
               <w:rPr>
                 <w:rFonts w:asciiTheme="majorBidi" w:hAnsiTheme="majorBidi" w:cstheme="majorBidi"/>
-              </w:rPr>
-            </w:pPr>
-            <w:r>
-              <w:rPr>
-                <w:rFonts w:asciiTheme="majorBidi" w:hAnsiTheme="majorBidi" w:cstheme="majorBidi"/>
-              </w:rPr>
-              <w:t xml:space="preserve">Partially successful – Wi-Fi works. Real backend connection could not be tested because </w:t>
+                <w:lang w:val="en-US"/>
+              </w:rPr>
+            </w:pPr>
+            <w:r>
+              <w:rPr>
+                <w:rFonts w:asciiTheme="majorBidi" w:hAnsiTheme="majorBidi" w:cstheme="majorBidi"/>
+                <w:lang w:val="en-US"/>
+              </w:rPr>
+              <w:t xml:space="preserve"> </w:t>
+            </w:r>
+            <w:r>
+              <w:rPr>
+                <w:rFonts w:asciiTheme="majorBidi" w:hAnsiTheme="majorBidi" w:cstheme="majorBidi"/>
+              </w:rPr>
+              <w:t>Success –</w:t>
             </w:r>
             <w:proofErr w:type="spellStart"/>
             <w:r>
               <w:rPr>
                 <w:rFonts w:asciiTheme="majorBidi" w:hAnsiTheme="majorBidi" w:cstheme="majorBidi"/>
+                <w:lang w:val="en-US"/>
               </w:rPr>
               <w:t>Wokwi</w:t>
             </w:r>
@@ -1481,9 +1614,34 @@
             <w:r>
               <w:rPr>
                 <w:rFonts w:asciiTheme="majorBidi" w:hAnsiTheme="majorBidi" w:cstheme="majorBidi"/>
-              </w:rPr>
-              <w:t xml:space="preserve"> Free does not support the required Private IoT Gateway.</w:t>
-            </w:r>
+                <w:lang w:val="en-US"/>
+              </w:rPr>
+              <w:t xml:space="preserve"> connected to the real </w:t>
+            </w:r>
+            <w:proofErr w:type="spellStart"/>
+            <w:r>
+              <w:rPr>
+                <w:rFonts w:asciiTheme="majorBidi" w:hAnsiTheme="majorBidi" w:cstheme="majorBidi"/>
+                <w:lang w:val="en-US"/>
+              </w:rPr>
+              <w:t>SmartHouse</w:t>
+            </w:r>
+            <w:proofErr w:type="spellEnd"/>
+            <w:r>
+              <w:rPr>
+                <w:rFonts w:asciiTheme="majorBidi" w:hAnsiTheme="majorBidi" w:cstheme="majorBidi"/>
+                <w:lang w:val="en-US"/>
+              </w:rPr>
+              <w:t xml:space="preserve"> backend through a Cloudflare Tunnel.</w:t>
+            </w:r>
+          </w:p>
+          <w:p>
+            <w:pPr>
+              <w:rPr>
+                <w:rFonts w:asciiTheme="majorBidi" w:hAnsiTheme="majorBidi" w:cstheme="majorBidi"/>
+                <w:lang w:val="en-US"/>
+              </w:rPr>
+            </w:pPr>
           </w:p>
         </w:tc>
       </w:tr>
@@ -1541,7 +1699,19 @@
               <w:rPr>
                 <w:rFonts w:asciiTheme="majorBidi" w:hAnsiTheme="majorBidi" w:cstheme="majorBidi"/>
               </w:rPr>
-              <w:t>Success using mock backend – all 10 devices received simulated status 200 and mock secrets were stored.</w:t>
+              <w:t>Success –</w:t>
+            </w:r>
+            <w:r>
+              <w:rPr>
+                <w:rFonts w:asciiTheme="majorBidi" w:hAnsiTheme="majorBidi" w:cstheme="majorBidi"/>
+              </w:rPr>
+              <w:t>D</w:t>
+            </w:r>
+            <w:r>
+              <w:rPr>
+                <w:rFonts w:asciiTheme="majorBidi" w:hAnsiTheme="majorBidi" w:cstheme="majorBidi"/>
+              </w:rPr>
+              <w:t>evices registered with the real backend and received backend-generated secrets.</w:t>
             </w:r>
           </w:p>
         </w:tc>
@@ -1594,13 +1764,15 @@
             <w:pPr>
               <w:rPr>
                 <w:rFonts w:asciiTheme="majorBidi" w:hAnsiTheme="majorBidi" w:cstheme="majorBidi"/>
-              </w:rPr>
-            </w:pPr>
-            <w:r>
-              <w:rPr>
-                <w:rFonts w:asciiTheme="majorBidi" w:hAnsiTheme="majorBidi" w:cstheme="majorBidi"/>
-              </w:rPr>
-              <w:t>Not tested – mock backend does not validate invalid device types.</w:t>
+                <w:lang w:val="en-US"/>
+              </w:rPr>
+            </w:pPr>
+            <w:r>
+              <w:rPr>
+                <w:rFonts w:asciiTheme="majorBidi" w:hAnsiTheme="majorBidi" w:cstheme="majorBidi"/>
+                <w:lang w:val="en-US"/>
+              </w:rPr>
+              <w:t>Not tested – invalid device type validation was not included in the final IoT test.</w:t>
             </w:r>
           </w:p>
         </w:tc>
@@ -1659,7 +1831,19 @@
               <w:rPr>
                 <w:rFonts w:asciiTheme="majorBidi" w:hAnsiTheme="majorBidi" w:cstheme="majorBidi"/>
               </w:rPr>
-              <w:t>Success using mock backend – stored device secrets are used for heartbeat requests.</w:t>
+              <w:t>Success –</w:t>
+            </w:r>
+            <w:r>
+              <w:rPr>
+                <w:rFonts w:asciiTheme="majorBidi" w:hAnsiTheme="majorBidi" w:cstheme="majorBidi"/>
+              </w:rPr>
+              <w:t>S</w:t>
+            </w:r>
+            <w:r>
+              <w:rPr>
+                <w:rFonts w:asciiTheme="majorBidi" w:hAnsiTheme="majorBidi" w:cstheme="majorBidi"/>
+              </w:rPr>
+              <w:t>tored device secrets were successfully used for authenticated heartbeat requests.</w:t>
             </w:r>
           </w:p>
         </w:tc>
@@ -1712,13 +1896,15 @@
             <w:pPr>
               <w:rPr>
                 <w:rFonts w:asciiTheme="majorBidi" w:hAnsiTheme="majorBidi" w:cstheme="majorBidi"/>
-              </w:rPr>
-            </w:pPr>
-            <w:r>
-              <w:rPr>
-                <w:rFonts w:asciiTheme="majorBidi" w:hAnsiTheme="majorBidi" w:cstheme="majorBidi"/>
-              </w:rPr>
-              <w:t>Not tested – mock backend does not perform server-side secret validation.</w:t>
+                <w:lang w:val="en-US"/>
+              </w:rPr>
+            </w:pPr>
+            <w:r>
+              <w:rPr>
+                <w:rFonts w:asciiTheme="majorBidi" w:hAnsiTheme="majorBidi" w:cstheme="majorBidi"/>
+                <w:lang w:val="en-US"/>
+              </w:rPr>
+              <w:t>Not tested – invalid-secret rejection was not included in the final IoT test.</w:t>
             </w:r>
           </w:p>
         </w:tc>
@@ -1777,7 +1963,19 @@
               <w:rPr>
                 <w:rFonts w:asciiTheme="majorBidi" w:hAnsiTheme="majorBidi" w:cstheme="majorBidi"/>
               </w:rPr>
-              <w:t>Success – all 10 devices send simulated heartbeats every 30 seconds.</w:t>
+              <w:t>Success –</w:t>
+            </w:r>
+            <w:r>
+              <w:rPr>
+                <w:rFonts w:asciiTheme="majorBidi" w:hAnsiTheme="majorBidi" w:cstheme="majorBidi"/>
+              </w:rPr>
+              <w:t>R</w:t>
+            </w:r>
+            <w:r>
+              <w:rPr>
+                <w:rFonts w:asciiTheme="majorBidi" w:hAnsiTheme="majorBidi" w:cstheme="majorBidi"/>
+              </w:rPr>
+              <w:t>egistered devices send real heartbeat requests every 30 seconds and successful requests return HTTP 200.</w:t>
             </w:r>
           </w:p>
         </w:tc>
@@ -1898,18 +2096,74 @@
             <w:pPr>
               <w:rPr>
                 <w:rFonts w:asciiTheme="majorBidi" w:hAnsiTheme="majorBidi" w:cstheme="majorBidi"/>
-              </w:rPr>
-            </w:pPr>
-            <w:r>
-              <w:rPr>
-                <w:rFonts w:asciiTheme="majorBidi" w:hAnsiTheme="majorBidi" w:cstheme="majorBidi"/>
-              </w:rPr>
-              <w:t xml:space="preserve">Success using mock backend – desired states are retrieved every 3 seconds and applied to the </w:t>
+                <w:lang w:val="en-US"/>
+              </w:rPr>
+            </w:pPr>
+            <w:r>
+              <w:rPr>
+                <w:rFonts w:asciiTheme="majorBidi" w:hAnsiTheme="majorBidi" w:cstheme="majorBidi"/>
+              </w:rPr>
+              <w:t>Success –</w:t>
+            </w:r>
+            <w:r>
+              <w:rPr>
+                <w:rFonts w:asciiTheme="majorBidi" w:hAnsiTheme="majorBidi" w:cstheme="majorBidi"/>
+                <w:lang w:val="en-US"/>
+              </w:rPr>
+              <w:t>D</w:t>
+            </w:r>
+            <w:r>
+              <w:rPr>
+                <w:rFonts w:asciiTheme="majorBidi" w:hAnsiTheme="majorBidi" w:cstheme="majorBidi"/>
+                <w:lang w:val="en-US"/>
+              </w:rPr>
+              <w:t xml:space="preserve">esired states were retrieved from the real </w:t>
             </w:r>
             <w:proofErr w:type="spellStart"/>
             <w:r>
               <w:rPr>
                 <w:rFonts w:asciiTheme="majorBidi" w:hAnsiTheme="majorBidi" w:cstheme="majorBidi"/>
+                <w:lang w:val="en-US"/>
+              </w:rPr>
+              <w:t>SmartHouse</w:t>
+            </w:r>
+            <w:proofErr w:type="spellEnd"/>
+            <w:r>
+              <w:rPr>
+                <w:rFonts w:asciiTheme="majorBidi" w:hAnsiTheme="majorBidi" w:cstheme="majorBidi"/>
+                <w:lang w:val="en-US"/>
+              </w:rPr>
+              <w:t xml:space="preserve"> backend through GET </w:t>
+            </w:r>
+            <w:r>
+              <w:rPr>
+                <w:rFonts w:asciiTheme="majorBidi" w:hAnsiTheme="majorBidi" w:cstheme="majorBidi"/>
+                <w:lang w:val="en-US"/>
+              </w:rPr>
+              <w:lastRenderedPageBreak/>
+              <w:t>/</w:t>
+            </w:r>
+            <w:proofErr w:type="spellStart"/>
+            <w:r>
+              <w:rPr>
+                <w:rFonts w:asciiTheme="majorBidi" w:hAnsiTheme="majorBidi" w:cstheme="majorBidi"/>
+                <w:lang w:val="en-US"/>
+              </w:rPr>
+              <w:t>api</w:t>
+            </w:r>
+            <w:proofErr w:type="spellEnd"/>
+            <w:r>
+              <w:rPr>
+                <w:rFonts w:asciiTheme="majorBidi" w:hAnsiTheme="majorBidi" w:cstheme="majorBidi"/>
+                <w:lang w:val="en-US"/>
+              </w:rPr>
+              <w:t xml:space="preserve">/devices/states every 3 seconds and applied to the corresponding </w:t>
+            </w:r>
+            <w:proofErr w:type="spellStart"/>
+            <w:r>
+              <w:rPr>
+                <w:rFonts w:asciiTheme="majorBidi" w:hAnsiTheme="majorBidi" w:cstheme="majorBidi"/>
+                <w:lang w:val="en-US"/>
               </w:rPr>
               <w:t>Wokwi</w:t>
             </w:r>
@@ -1917,9 +2171,18 @@
             <w:r>
               <w:rPr>
                 <w:rFonts w:asciiTheme="majorBidi" w:hAnsiTheme="majorBidi" w:cstheme="majorBidi"/>
-              </w:rPr>
-              <w:t xml:space="preserve"> hardware.</w:t>
-            </w:r>
+                <w:lang w:val="en-US"/>
+              </w:rPr>
+              <w:t xml:space="preserve"> devices.</w:t>
+            </w:r>
+          </w:p>
+          <w:p>
+            <w:pPr>
+              <w:rPr>
+                <w:rFonts w:asciiTheme="majorBidi" w:hAnsiTheme="majorBidi" w:cstheme="majorBidi"/>
+                <w:lang w:val="en-US"/>
+              </w:rPr>
+            </w:pPr>
           </w:p>
         </w:tc>
       </w:tr>
@@ -2037,7 +2300,27 @@
               <w:rPr>
                 <w:rFonts w:asciiTheme="majorBidi" w:hAnsiTheme="majorBidi" w:cstheme="majorBidi"/>
               </w:rPr>
-              <w:t>Success using mock backend – 10 logical devices register independently, store secrets, send heartbeats, and receive state updates.</w:t>
+              <w:t>Success –</w:t>
+            </w:r>
+            <w:r>
+              <w:rPr>
+                <w:rFonts w:asciiTheme="majorBidi" w:hAnsiTheme="majorBidi" w:cstheme="majorBidi"/>
+              </w:rPr>
+              <w:t xml:space="preserve">10 logical devices were tested with the real </w:t>
+            </w:r>
+            <w:proofErr w:type="spellStart"/>
+            <w:r>
+              <w:rPr>
+                <w:rFonts w:asciiTheme="majorBidi" w:hAnsiTheme="majorBidi" w:cstheme="majorBidi"/>
+              </w:rPr>
+              <w:t>SmartHouse</w:t>
+            </w:r>
+            <w:proofErr w:type="spellEnd"/>
+            <w:r>
+              <w:rPr>
+                <w:rFonts w:asciiTheme="majorBidi" w:hAnsiTheme="majorBidi" w:cstheme="majorBidi"/>
+              </w:rPr>
+              <w:t xml:space="preserve"> backend. Each device uses a unique ID, stores its own secret, sends heartbeats, and receives state updates independently.</w:t>
             </w:r>
           </w:p>
         </w:tc>
@@ -2083,7 +2366,7 @@
                     <pic:cNvPicPr/>
                   </pic:nvPicPr>
                   <pic:blipFill>
-                    <a:blip r:embed="rId16"/>
+                    <a:blip r:embed="rId17"/>
                     <a:stretch>
                       <a:fillRect/>
                     </a:stretch>
@@ -2112,6 +2395,15 @@
           <w:iCs/>
         </w:rPr>
       </w:pPr>
+    </w:p>
+    <w:p>
+      <w:pPr>
+        <w:rPr>
+          <w:rFonts w:asciiTheme="majorBidi" w:hAnsiTheme="majorBidi" w:cstheme="majorBidi"/>
+          <w:i/>
+          <w:iCs/>
+        </w:rPr>
+      </w:pPr>
       <w:r>
         <w:rPr>
           <w:rFonts w:asciiTheme="majorBidi" w:hAnsiTheme="majorBidi" w:cstheme="majorBidi"/>
@@ -2181,30 +2473,22 @@
           <w:rFonts w:asciiTheme="majorBidi" w:hAnsiTheme="majorBidi" w:cstheme="majorBidi"/>
           <w:i/>
           <w:iCs/>
+          <w:lang w:val="sv-SE"/>
         </w:rPr>
       </w:pPr>
-    </w:p>
-    <w:p>
-      <w:pPr>
+      <w:r>
         <w:rPr>
           <w:rFonts w:asciiTheme="majorBidi" w:hAnsiTheme="majorBidi" w:cstheme="majorBidi"/>
           <w:i/>
           <w:iCs/>
-        </w:rPr>
-      </w:pPr>
-      <w:r>
-        <w:rPr>
-          <w:rFonts w:asciiTheme="majorBidi" w:hAnsiTheme="majorBidi" w:cstheme="majorBidi"/>
-          <w:i/>
-          <w:iCs/>
-          <w:noProof/>
+          <w:lang w:val="sv-SE"/>
         </w:rPr>
         <w:lastRenderedPageBreak/>
         <w:drawing>
-          <wp:inline distT="0" distB="0" distL="0" distR="0" wp14:anchorId="44DAB370" wp14:editId="258F5811">
-            <wp:extent cx="5943600" cy="3388360"/>
-            <wp:effectExtent l="0" t="0" r="0" b="2540"/>
-            <wp:docPr id="746805041" name="Bildobjekt 1"/>
+          <wp:inline distT="0" distB="0" distL="0" distR="0" wp14:anchorId="4A06D23D" wp14:editId="49747C39">
+            <wp:extent cx="5943600" cy="3728085"/>
+            <wp:effectExtent l="0" t="0" r="0" b="5715"/>
+            <wp:docPr id="1326550340" name="Bildobjekt 4"/>
             <wp:cNvGraphicFramePr>
               <a:graphicFrameLocks xmlns:a="http://schemas.openxmlformats.org/drawingml/2006/main" noChangeAspect="1"/>
             </wp:cNvGraphicFramePr>
@@ -2212,23 +2496,36 @@
               <a:graphicData uri="http://schemas.openxmlformats.org/drawingml/2006/picture">
                 <pic:pic xmlns:pic="http://schemas.openxmlformats.org/drawingml/2006/picture">
                   <pic:nvPicPr>
-                    <pic:cNvPr id="746805041" name=""/>
-                    <pic:cNvPicPr/>
+                    <pic:cNvPr id="0" name="Picture 16"/>
+                    <pic:cNvPicPr>
+                      <a:picLocks noChangeAspect="1" noChangeArrowheads="1"/>
+                    </pic:cNvPicPr>
                   </pic:nvPicPr>
                   <pic:blipFill>
-                    <a:blip r:embed="rId17"/>
+                    <a:blip r:embed="rId18">
+                      <a:extLst>
+                        <a:ext uri="{28A0092B-C50C-407E-A947-70E740481C1C}">
+                          <a14:useLocalDpi xmlns:a14="http://schemas.microsoft.com/office/drawing/2010/main" val="0"/>
+                        </a:ext>
+                      </a:extLst>
+                    </a:blip>
+                    <a:srcRect/>
                     <a:stretch>
                       <a:fillRect/>
                     </a:stretch>
                   </pic:blipFill>
-                  <pic:spPr>
+                  <pic:spPr bwMode="auto">
                     <a:xfrm>
                       <a:off x="0" y="0"/>
-                      <a:ext cx="5943600" cy="3388360"/>
+                      <a:ext cx="5943600" cy="3728085"/>
                     </a:xfrm>
                     <a:prstGeom prst="rect">
                       <a:avLst/>
                     </a:prstGeom>
+                    <a:noFill/>
+                    <a:ln>
+                      <a:noFill/>
+                    </a:ln>
                   </pic:spPr>
                 </pic:pic>
               </a:graphicData>
@@ -2243,17 +2540,43 @@
           <w:rFonts w:asciiTheme="majorBidi" w:hAnsiTheme="majorBidi" w:cstheme="majorBidi"/>
           <w:i/>
           <w:iCs/>
-          <w:lang w:val="en-US"/>
         </w:rPr>
       </w:pPr>
-      <w:r>
+    </w:p>
+    <w:p>
+      <w:pPr>
         <w:rPr>
           <w:rFonts w:asciiTheme="majorBidi" w:hAnsiTheme="majorBidi" w:cstheme="majorBidi"/>
           <w:i/>
           <w:iCs/>
           <w:lang w:val="en-US"/>
         </w:rPr>
-        <w:t>Figure 2. Serial Monitor showing successful mock device registration and stored device secrets.</w:t>
+      </w:pPr>
+      <w:r>
+        <w:rPr>
+          <w:rFonts w:asciiTheme="majorBidi" w:hAnsiTheme="majorBidi" w:cstheme="majorBidi"/>
+          <w:i/>
+          <w:iCs/>
+        </w:rPr>
+        <w:t xml:space="preserve">Figure 2. Serial Monitor showing successful device registration and communication with the real </w:t>
+      </w:r>
+      <w:proofErr w:type="spellStart"/>
+      <w:r>
+        <w:rPr>
+          <w:rFonts w:asciiTheme="majorBidi" w:hAnsiTheme="majorBidi" w:cstheme="majorBidi"/>
+          <w:i/>
+          <w:iCs/>
+        </w:rPr>
+        <w:t>SmartHouse</w:t>
+      </w:r>
+      <w:proofErr w:type="spellEnd"/>
+      <w:r>
+        <w:rPr>
+          <w:rFonts w:asciiTheme="majorBidi" w:hAnsiTheme="majorBidi" w:cstheme="majorBidi"/>
+          <w:i/>
+          <w:iCs/>
+        </w:rPr>
+        <w:t xml:space="preserve"> backend.</w:t>
       </w:r>
     </w:p>
     <w:p>
@@ -2267,10 +2590,10 @@
       </w:pPr>
     </w:p>
     <w:sectPr>
-      <w:headerReference w:type="default" r:id="rId18"/>
-      <w:footerReference w:type="default" r:id="rId19"/>
-      <w:headerReference w:type="first" r:id="rId20"/>
-      <w:footerReference w:type="first" r:id="rId21"/>
+      <w:headerReference w:type="default" r:id="rId19"/>
+      <w:footerReference w:type="default" r:id="rId20"/>
+      <w:headerReference w:type="first" r:id="rId21"/>
+      <w:footerReference w:type="first" r:id="rId22"/>
       <w:pgSz w:w="12240" w:h="15840"/>
       <w:pgMar w:top="1440" w:right="1440" w:bottom="1440" w:left="1440" w:header="720" w:footer="720" w:gutter="0"/>
       <w:cols w:space="720"/>
@@ -2597,6 +2920,163 @@
     </w:pPr>
   </w:p>
 </w:hdr>
+</file>
+
+<file path=word/numbering.xml><?xml version="1.0" encoding="utf-8"?>
+<w:numbering xmlns:wpc="http://schemas.microsoft.com/office/word/2010/wordprocessingCanvas" xmlns:cx="http://schemas.microsoft.com/office/drawing/2014/chartex" xmlns:cx1="http://schemas.microsoft.com/office/drawing/2015/9/8/chartex" xmlns:cx2="http://schemas.microsoft.com/office/drawing/2015/10/21/chartex" xmlns:cx3="http://schemas.microsoft.com/office/drawing/2016/5/9/chartex" xmlns:cx4="http://schemas.microsoft.com/office/drawing/2016/5/10/chartex" xmlns:cx5="http://schemas.microsoft.com/office/drawing/2016/5/11/chartex" xmlns:cx6="http://schemas.microsoft.com/office/drawing/2016/5/12/chartex" xmlns:cx7="http://schemas.microsoft.com/office/drawing/2016/5/13/chartex" xmlns:cx8="http://schemas.microsoft.com/office/drawing/2016/5/14/chartex" xmlns:mc="http://schemas.openxmlformats.org/markup-compatibility/2006" xmlns:aink="http://schemas.microsoft.com/office/drawing/2016/ink" xmlns:am3d="http://schemas.microsoft.com/office/drawing/2017/model3d" xmlns:o="urn:schemas-microsoft-com:office:office" xmlns:oel="http://schemas.microsoft.com/office/2019/extlst" xmlns:r="http://schemas.openxmlformats.org/officeDocument/2006/relationships" xmlns:m="http://schemas.openxmlformats.org/officeDocument/2006/math" xmlns:v="urn:schemas-microsoft-com:vml" xmlns:wp14="http://schemas.microsoft.com/office/word/2010/wordprocessingDrawing" xmlns:wp="http://schemas.openxmlformats.org/drawingml/2006/wordprocessingDrawing" xmlns:w10="urn:schemas-microsoft-com:office:word" xmlns:w="http://schemas.openxmlformats.org/wordprocessingml/2006/main" xmlns:w14="http://schemas.microsoft.com/office/word/2010/wordml" xmlns:w15="http://schemas.microsoft.com/office/word/2012/wordml" xmlns:w16cex="http://schemas.microsoft.com/office/word/2018/wordml/cex" xmlns:w16cid="http://schemas.microsoft.com/office/word/2016/wordml/cid" xmlns:w16="http://schemas.microsoft.com/office/word/2018/wordml" xmlns:w16du="http://schemas.microsoft.com/office/word/2023/wordml/word16du" xmlns:w16sdtdh="http://schemas.microsoft.com/office/word/2020/wordml/sdtdatahash" xmlns:w16sdtfl="http://schemas.microsoft.com/office/word/2024/wordml/sdtformatlock" xmlns:w16se="http://schemas.microsoft.com/office/word/2015/wordml/symex" xmlns:wpg="http://schemas.microsoft.com/office/word/2010/wordprocessingGroup" xmlns:wpi="http://schemas.microsoft.com/office/word/2010/wordprocessingInk" xmlns:wne="http://schemas.microsoft.com/office/word/2006/wordml" xmlns:wps="http://schemas.microsoft.com/office/word/2010/wordprocessingShape" mc:Ignorable="w14 w15 w16se w16cid w16 w16cex w16sdtdh w16sdtfl w16du wp14">
+  <w:abstractNum w:abstractNumId="0" w15:restartNumberingAfterBreak="0">
+    <w:nsid w:val="32EA7B14"/>
+    <w:multiLevelType w:val="multilevel"/>
+    <w:tmpl w:val="2314FE12"/>
+    <w:lvl w:ilvl="0">
+      <w:start w:val="1"/>
+      <w:numFmt w:val="bullet"/>
+      <w:lvlText w:val=""/>
+      <w:lvlJc w:val="left"/>
+      <w:pPr>
+        <w:tabs>
+          <w:tab w:val="num" w:pos="720"/>
+        </w:tabs>
+        <w:ind w:left="720" w:hanging="360"/>
+      </w:pPr>
+      <w:rPr>
+        <w:rFonts w:ascii="Symbol" w:hAnsi="Symbol" w:hint="default"/>
+        <w:sz w:val="20"/>
+      </w:rPr>
+    </w:lvl>
+    <w:lvl w:ilvl="1" w:tentative="1">
+      <w:start w:val="1"/>
+      <w:numFmt w:val="bullet"/>
+      <w:lvlText w:val="o"/>
+      <w:lvlJc w:val="left"/>
+      <w:pPr>
+        <w:tabs>
+          <w:tab w:val="num" w:pos="1440"/>
+        </w:tabs>
+        <w:ind w:left="1440" w:hanging="360"/>
+      </w:pPr>
+      <w:rPr>
+        <w:rFonts w:ascii="Courier New" w:hAnsi="Courier New" w:hint="default"/>
+        <w:sz w:val="20"/>
+      </w:rPr>
+    </w:lvl>
+    <w:lvl w:ilvl="2" w:tentative="1">
+      <w:start w:val="1"/>
+      <w:numFmt w:val="bullet"/>
+      <w:lvlText w:val=""/>
+      <w:lvlJc w:val="left"/>
+      <w:pPr>
+        <w:tabs>
+          <w:tab w:val="num" w:pos="2160"/>
+        </w:tabs>
+        <w:ind w:left="2160" w:hanging="360"/>
+      </w:pPr>
+      <w:rPr>
+        <w:rFonts w:ascii="Wingdings" w:hAnsi="Wingdings" w:hint="default"/>
+        <w:sz w:val="20"/>
+      </w:rPr>
+    </w:lvl>
+    <w:lvl w:ilvl="3" w:tentative="1">
+      <w:start w:val="1"/>
+      <w:numFmt w:val="bullet"/>
+      <w:lvlText w:val=""/>
+      <w:lvlJc w:val="left"/>
+      <w:pPr>
+        <w:tabs>
+          <w:tab w:val="num" w:pos="2880"/>
+        </w:tabs>
+        <w:ind w:left="2880" w:hanging="360"/>
+      </w:pPr>
+      <w:rPr>
+        <w:rFonts w:ascii="Wingdings" w:hAnsi="Wingdings" w:hint="default"/>
+        <w:sz w:val="20"/>
+      </w:rPr>
+    </w:lvl>
+    <w:lvl w:ilvl="4" w:tentative="1">
+      <w:start w:val="1"/>
+      <w:numFmt w:val="bullet"/>
+      <w:lvlText w:val=""/>
+      <w:lvlJc w:val="left"/>
+      <w:pPr>
+        <w:tabs>
+          <w:tab w:val="num" w:pos="3600"/>
+        </w:tabs>
+        <w:ind w:left="3600" w:hanging="360"/>
+      </w:pPr>
+      <w:rPr>
+        <w:rFonts w:ascii="Wingdings" w:hAnsi="Wingdings" w:hint="default"/>
+        <w:sz w:val="20"/>
+      </w:rPr>
+    </w:lvl>
+    <w:lvl w:ilvl="5" w:tentative="1">
+      <w:start w:val="1"/>
+      <w:numFmt w:val="bullet"/>
+      <w:lvlText w:val=""/>
+      <w:lvlJc w:val="left"/>
+      <w:pPr>
+        <w:tabs>
+          <w:tab w:val="num" w:pos="4320"/>
+        </w:tabs>
+        <w:ind w:left="4320" w:hanging="360"/>
+      </w:pPr>
+      <w:rPr>
+        <w:rFonts w:ascii="Wingdings" w:hAnsi="Wingdings" w:hint="default"/>
+        <w:sz w:val="20"/>
+      </w:rPr>
+    </w:lvl>
+    <w:lvl w:ilvl="6" w:tentative="1">
+      <w:start w:val="1"/>
+      <w:numFmt w:val="bullet"/>
+      <w:lvlText w:val=""/>
+      <w:lvlJc w:val="left"/>
+      <w:pPr>
+        <w:tabs>
+          <w:tab w:val="num" w:pos="5040"/>
+        </w:tabs>
+        <w:ind w:left="5040" w:hanging="360"/>
+      </w:pPr>
+      <w:rPr>
+        <w:rFonts w:ascii="Wingdings" w:hAnsi="Wingdings" w:hint="default"/>
+        <w:sz w:val="20"/>
+      </w:rPr>
+    </w:lvl>
+    <w:lvl w:ilvl="7" w:tentative="1">
+      <w:start w:val="1"/>
+      <w:numFmt w:val="bullet"/>
+      <w:lvlText w:val=""/>
+      <w:lvlJc w:val="left"/>
+      <w:pPr>
+        <w:tabs>
+          <w:tab w:val="num" w:pos="5760"/>
+        </w:tabs>
+        <w:ind w:left="5760" w:hanging="360"/>
+      </w:pPr>
+      <w:rPr>
+        <w:rFonts w:ascii="Wingdings" w:hAnsi="Wingdings" w:hint="default"/>
+        <w:sz w:val="20"/>
+      </w:rPr>
+    </w:lvl>
+    <w:lvl w:ilvl="8" w:tentative="1">
+      <w:start w:val="1"/>
+      <w:numFmt w:val="bullet"/>
+      <w:lvlText w:val=""/>
+      <w:lvlJc w:val="left"/>
+      <w:pPr>
+        <w:tabs>
+          <w:tab w:val="num" w:pos="6480"/>
+        </w:tabs>
+        <w:ind w:left="6480" w:hanging="360"/>
+      </w:pPr>
+      <w:rPr>
+        <w:rFonts w:ascii="Wingdings" w:hAnsi="Wingdings" w:hint="default"/>
+        <w:sz w:val="20"/>
+      </w:rPr>
+    </w:lvl>
+  </w:abstractNum>
+  <w:num w:numId="1" w16cid:durableId="1380596089">
+    <w:abstractNumId w:val="0"/>
+  </w:num>
+</w:numbering>
 </file>
 
 <file path=word/styles.xml><?xml version="1.0" encoding="utf-8"?>
@@ -3121,7 +3601,6 @@
   <w:style w:type="character" w:default="1" w:styleId="Standardstycketeckensnitt">
     <w:name w:val="Default Paragraph Font"/>
     <w:uiPriority w:val="1"/>
-    <w:semiHidden/>
     <w:unhideWhenUsed/>
   </w:style>
   <w:style w:type="table" w:default="1" w:styleId="Normaltabell">
